--- a/Clinical Pathophysiology I Exam 1/cp-exam-1-cram-sheet.docx
+++ b/Clinical Pathophysiology I Exam 1/cp-exam-1-cram-sheet.docx
@@ -8379,6 +8379,6934 @@
                 <w:sz w:val="18"/>
               </w:rPr>
               <w:t>EPITHELIAL TISSUE IS AVASCULAR, so the outermost layers are furthest from the nutrient supply and slough off. That is what a NORMAL epithelium looks like, before you compare it with a dysplastic one.</w:t>
+            </w:r>
+          </w:p>
+        </w:tc>
+      </w:tr>
+    </w:tbl>
+    <w:p>
+      <w:pPr>
+        <w:spacing w:after="80"/>
+      </w:pPr>
+    </w:p>
+    <w:p>
+      <w:pPr>
+        <w:pStyle w:val="Heading1"/>
+        <w:spacing w:before="280" w:after="100"/>
+      </w:pPr>
+      <w:r>
+        <w:rPr>
+          <w:rFonts w:ascii="Georgia" w:hAnsi="Georgia"/>
+          <w:color w:val="17494B"/>
+        </w:rPr>
+        <w:t>★ KNOW FOR EXAM — HE STATED THESE</w:t>
+      </w:r>
+    </w:p>
+    <w:tbl>
+      <w:tblPr>
+        <w:tblStyle w:val="TableGrid"/>
+        <w:tblW w:type="auto" w:w="0"/>
+        <w:jc w:val="center"/>
+        <w:tblLook w:firstColumn="1" w:firstRow="1" w:lastColumn="0" w:lastRow="0" w:noHBand="0" w:noVBand="1" w:val="04A0"/>
+        <w:tblBorders>
+          <w:top w:val="single" w:sz="4" w:space="0" w:color="D8D2D4"/>
+          <w:left w:val="single" w:sz="4" w:space="0" w:color="D8D2D4"/>
+          <w:bottom w:val="single" w:sz="4" w:space="0" w:color="D8D2D4"/>
+          <w:right w:val="single" w:sz="4" w:space="0" w:color="D8D2D4"/>
+          <w:insideH w:val="single" w:sz="4" w:space="0" w:color="D8D2D4"/>
+          <w:insideV w:val="single" w:sz="4" w:space="0" w:color="D8D2D4"/>
+        </w:tblBorders>
+      </w:tblPr>
+      <w:tblGrid>
+        <w:gridCol w:w="5112"/>
+        <w:gridCol w:w="5112"/>
+      </w:tblGrid>
+      <w:tr>
+        <w:tc>
+          <w:tcPr>
+            <w:tcW w:type="dxa" w:w="5112"/>
+            <w:shd w:val="clear" w:color="auto" w:fill="17494B"/>
+          </w:tcPr>
+          <w:p>
+            <w:pPr>
+              <w:spacing w:after="40"/>
+            </w:pPr>
+            <w:r>
+              <w:rPr>
+                <w:b/>
+                <w:color w:val="FFFFFF"/>
+                <w:sz w:val="18"/>
+              </w:rPr>
+            </w:r>
+            <w:r>
+              <w:rPr>
+                <w:b/>
+                <w:i w:val="0"/>
+                <w:color w:val="FFFFFF"/>
+                <w:sz w:val="18"/>
+              </w:rPr>
+              <w:t>Term</w:t>
+            </w:r>
+          </w:p>
+        </w:tc>
+        <w:tc>
+          <w:tcPr>
+            <w:tcW w:type="dxa" w:w="5112"/>
+            <w:shd w:val="clear" w:color="auto" w:fill="17494B"/>
+          </w:tcPr>
+          <w:p>
+            <w:pPr>
+              <w:spacing w:after="40"/>
+            </w:pPr>
+            <w:r>
+              <w:rPr>
+                <w:b/>
+                <w:color w:val="FFFFFF"/>
+                <w:sz w:val="18"/>
+              </w:rPr>
+            </w:r>
+            <w:r>
+              <w:rPr>
+                <w:b/>
+                <w:i w:val="0"/>
+                <w:color w:val="FFFFFF"/>
+                <w:sz w:val="18"/>
+              </w:rPr>
+              <w:t>What you need to know</w:t>
+            </w:r>
+          </w:p>
+        </w:tc>
+      </w:tr>
+      <w:tr>
+        <w:tc>
+          <w:tcPr>
+            <w:tcW w:type="dxa" w:w="5112"/>
+            <w:shd w:val="clear" w:color="auto" w:fill="F1EEEF"/>
+          </w:tcPr>
+          <w:p>
+            <w:pPr>
+              <w:spacing w:after="40"/>
+            </w:pPr>
+            <w:r>
+              <w:rPr>
+                <w:b/>
+                <w:sz w:val="18"/>
+              </w:rPr>
+            </w:r>
+            <w:r>
+              <w:rPr>
+                <w:b/>
+                <w:i w:val="0"/>
+                <w:sz w:val="18"/>
+              </w:rPr>
+              <w:t>He opened with “This is for the test”</w:t>
+            </w:r>
+          </w:p>
+        </w:tc>
+        <w:tc>
+          <w:tcPr>
+            <w:tcW w:type="dxa" w:w="5112"/>
+          </w:tcPr>
+          <w:p>
+            <w:pPr>
+              <w:spacing w:after="40"/>
+            </w:pPr>
+            <w:r>
+              <w:rPr>
+                <w:sz w:val="18"/>
+              </w:rPr>
+            </w:r>
+            <w:r>
+              <w:rPr>
+                <w:b w:val="0"/>
+                <w:i w:val="0"/>
+                <w:sz w:val="18"/>
+              </w:rPr>
+              <w:t>CATARACTS · MACULAR DEGENERATION · THE VISUAL PATHWAY · REFRACTION ERRORS · RETINAL DETACHMENT CAUSES · GLAUCOMA · PRESBYOPIA (added after he said “that’s it”).</w:t>
+            </w:r>
+          </w:p>
+        </w:tc>
+      </w:tr>
+      <w:tr>
+        <w:tc>
+          <w:tcPr>
+            <w:tcW w:type="dxa" w:w="5112"/>
+            <w:shd w:val="clear" w:color="auto" w:fill="F1EEEF"/>
+          </w:tcPr>
+          <w:p>
+            <w:pPr>
+              <w:spacing w:after="40"/>
+            </w:pPr>
+            <w:r>
+              <w:rPr>
+                <w:b/>
+                <w:sz w:val="18"/>
+              </w:rPr>
+            </w:r>
+            <w:r>
+              <w:rPr>
+                <w:b/>
+                <w:i w:val="0"/>
+                <w:sz w:val="18"/>
+              </w:rPr>
+              <w:t>Glaucoma — what exactly he asked</w:t>
+            </w:r>
+          </w:p>
+        </w:tc>
+        <w:tc>
+          <w:tcPr>
+            <w:tcW w:type="dxa" w:w="5112"/>
+          </w:tcPr>
+          <w:p>
+            <w:pPr>
+              <w:spacing w:after="40"/>
+            </w:pPr>
+            <w:r>
+              <w:rPr>
+                <w:sz w:val="18"/>
+              </w:rPr>
+            </w:r>
+            <w:r>
+              <w:rPr>
+                <w:b w:val="0"/>
+                <w:i w:val="0"/>
+                <w:sz w:val="18"/>
+              </w:rPr>
+              <w:t>“What’s the PATHOPHYSIOLOGICAL EXPLANATION for vision loss there?” Answer: raised pressure compresses GANGLION CELL AXONS → APOPTOSIS → DISC CUPPING. It is NERVE loss, not media opacity.</w:t>
+            </w:r>
+          </w:p>
+        </w:tc>
+      </w:tr>
+      <w:tr>
+        <w:tc>
+          <w:tcPr>
+            <w:tcW w:type="dxa" w:w="5112"/>
+            <w:shd w:val="clear" w:color="auto" w:fill="F1EEEF"/>
+          </w:tcPr>
+          <w:p>
+            <w:pPr>
+              <w:spacing w:after="40"/>
+            </w:pPr>
+            <w:r>
+              <w:rPr>
+                <w:b/>
+                <w:sz w:val="18"/>
+              </w:rPr>
+            </w:r>
+            <w:r>
+              <w:rPr>
+                <w:b/>
+                <w:i w:val="0"/>
+                <w:sz w:val="18"/>
+              </w:rPr>
+              <w:t>Visual pathway — SCOPED</w:t>
+            </w:r>
+          </w:p>
+        </w:tc>
+        <w:tc>
+          <w:tcPr>
+            <w:tcW w:type="dxa" w:w="5112"/>
+          </w:tcPr>
+          <w:p>
+            <w:pPr>
+              <w:spacing w:after="40"/>
+            </w:pPr>
+            <w:r>
+              <w:rPr>
+                <w:sz w:val="18"/>
+              </w:rPr>
+            </w:r>
+            <w:r>
+              <w:rPr>
+                <w:b w:val="0"/>
+                <w:i w:val="0"/>
+                <w:sz w:val="18"/>
+              </w:rPr>
+              <w:t>KNOW A, B, C: optic NERVE, optic CHIASM, optic TRACT. D (optic radiation) and E (occipital cortex) he DEFERRED TO NEUROLOGY — “you can know that if you want.” He also said “MEMORISE THIS: optic nerve, optic chiasm, optic tract.”</w:t>
+            </w:r>
+          </w:p>
+        </w:tc>
+      </w:tr>
+      <w:tr>
+        <w:tc>
+          <w:tcPr>
+            <w:tcW w:type="dxa" w:w="5112"/>
+            <w:shd w:val="clear" w:color="auto" w:fill="F1EEEF"/>
+          </w:tcPr>
+          <w:p>
+            <w:pPr>
+              <w:spacing w:after="40"/>
+            </w:pPr>
+            <w:r>
+              <w:rPr>
+                <w:b/>
+                <w:sz w:val="18"/>
+              </w:rPr>
+            </w:r>
+            <w:r>
+              <w:rPr>
+                <w:b/>
+                <w:i w:val="0"/>
+                <w:sz w:val="18"/>
+              </w:rPr>
+              <w:t>Refraction errors — what he wants</w:t>
+            </w:r>
+          </w:p>
+        </w:tc>
+        <w:tc>
+          <w:tcPr>
+            <w:tcW w:type="dxa" w:w="5112"/>
+          </w:tcPr>
+          <w:p>
+            <w:pPr>
+              <w:spacing w:after="40"/>
+            </w:pPr>
+            <w:r>
+              <w:rPr>
+                <w:sz w:val="18"/>
+              </w:rPr>
+            </w:r>
+            <w:r>
+              <w:rPr>
+                <w:b w:val="0"/>
+                <w:i w:val="0"/>
+                <w:sz w:val="18"/>
+              </w:rPr>
+              <w:t>GLOBE GEOMETRY, not lens prescriptions. “Not that important, concave and convex for my purposes. MORE IMPORTANT is knowing the difference between MYOPIA, HYPEROPIA, and the GLOBE SHAPE.” He then contradicted himself on the lenses and corrected mid-sentence — trust the slide, expect the geometry.</w:t>
+            </w:r>
+          </w:p>
+        </w:tc>
+      </w:tr>
+      <w:tr>
+        <w:tc>
+          <w:tcPr>
+            <w:tcW w:type="dxa" w:w="5112"/>
+            <w:shd w:val="clear" w:color="auto" w:fill="F1EEEF"/>
+          </w:tcPr>
+          <w:p>
+            <w:pPr>
+              <w:spacing w:after="40"/>
+            </w:pPr>
+            <w:r>
+              <w:rPr>
+                <w:b/>
+                <w:sz w:val="18"/>
+              </w:rPr>
+            </w:r>
+            <w:r>
+              <w:rPr>
+                <w:b/>
+                <w:i w:val="0"/>
+                <w:sz w:val="18"/>
+              </w:rPr>
+              <w:t>Retinal detachment — what he wants</w:t>
+            </w:r>
+          </w:p>
+        </w:tc>
+        <w:tc>
+          <w:tcPr>
+            <w:tcW w:type="dxa" w:w="5112"/>
+          </w:tcPr>
+          <w:p>
+            <w:pPr>
+              <w:spacing w:after="40"/>
+            </w:pPr>
+            <w:r>
+              <w:rPr>
+                <w:sz w:val="18"/>
+              </w:rPr>
+            </w:r>
+            <w:r>
+              <w:rPr>
+                <w:b w:val="0"/>
+                <w:i w:val="0"/>
+                <w:sz w:val="18"/>
+              </w:rPr>
+              <w:t>“The DIFFERENT THINGS that can cause retinal detachment.” Three mechanisms, not one presentation.</w:t>
+            </w:r>
+          </w:p>
+        </w:tc>
+      </w:tr>
+      <w:tr>
+        <w:tc>
+          <w:tcPr>
+            <w:tcW w:type="dxa" w:w="5112"/>
+            <w:shd w:val="clear" w:color="auto" w:fill="F1EEEF"/>
+          </w:tcPr>
+          <w:p>
+            <w:pPr>
+              <w:spacing w:after="40"/>
+            </w:pPr>
+            <w:r>
+              <w:rPr>
+                <w:b/>
+                <w:sz w:val="18"/>
+              </w:rPr>
+            </w:r>
+            <w:r>
+              <w:rPr>
+                <w:b/>
+                <w:i w:val="0"/>
+                <w:sz w:val="18"/>
+              </w:rPr>
+              <w:t>Presbyopia — the one he came back for</w:t>
+            </w:r>
+          </w:p>
+        </w:tc>
+        <w:tc>
+          <w:tcPr>
+            <w:tcW w:type="dxa" w:w="5112"/>
+          </w:tcPr>
+          <w:p>
+            <w:pPr>
+              <w:spacing w:after="40"/>
+            </w:pPr>
+            <w:r>
+              <w:rPr>
+                <w:sz w:val="18"/>
+              </w:rPr>
+            </w:r>
+            <w:r>
+              <w:rPr>
+                <w:b w:val="0"/>
+                <w:i w:val="0"/>
+                <w:sz w:val="18"/>
+              </w:rPr>
+              <w:t>The lens is normally ELASTIC; with age it HARDENS, so it can no longer change shape → CANNOT ACCOMMODATE. Tied to the A in PERRLA (Pupils Equal, Round, Reactive to Light, ACCOMMODATION).</w:t>
+            </w:r>
+          </w:p>
+        </w:tc>
+      </w:tr>
+    </w:tbl>
+    <w:p>
+      <w:pPr>
+        <w:spacing w:after="80"/>
+      </w:pPr>
+    </w:p>
+    <w:p>
+      <w:pPr>
+        <w:pStyle w:val="Heading1"/>
+        <w:spacing w:before="280" w:after="100"/>
+      </w:pPr>
+      <w:r>
+        <w:rPr>
+          <w:rFonts w:ascii="Georgia" w:hAnsi="Georgia"/>
+          <w:color w:val="17494B"/>
+        </w:rPr>
+        <w:t>Eye Anatomy &amp; Vision Physiology</w:t>
+      </w:r>
+    </w:p>
+    <w:tbl>
+      <w:tblPr>
+        <w:tblStyle w:val="TableGrid"/>
+        <w:tblW w:type="auto" w:w="0"/>
+        <w:jc w:val="center"/>
+        <w:tblLook w:firstColumn="1" w:firstRow="1" w:lastColumn="0" w:lastRow="0" w:noHBand="0" w:noVBand="1" w:val="04A0"/>
+        <w:tblBorders>
+          <w:top w:val="single" w:sz="4" w:space="0" w:color="D8D2D4"/>
+          <w:left w:val="single" w:sz="4" w:space="0" w:color="D8D2D4"/>
+          <w:bottom w:val="single" w:sz="4" w:space="0" w:color="D8D2D4"/>
+          <w:right w:val="single" w:sz="4" w:space="0" w:color="D8D2D4"/>
+          <w:insideH w:val="single" w:sz="4" w:space="0" w:color="D8D2D4"/>
+          <w:insideV w:val="single" w:sz="4" w:space="0" w:color="D8D2D4"/>
+        </w:tblBorders>
+      </w:tblPr>
+      <w:tblGrid>
+        <w:gridCol w:w="5112"/>
+        <w:gridCol w:w="5112"/>
+      </w:tblGrid>
+      <w:tr>
+        <w:tc>
+          <w:tcPr>
+            <w:tcW w:type="dxa" w:w="5112"/>
+            <w:shd w:val="clear" w:color="auto" w:fill="17494B"/>
+          </w:tcPr>
+          <w:p>
+            <w:pPr>
+              <w:spacing w:after="40"/>
+            </w:pPr>
+            <w:r>
+              <w:rPr>
+                <w:b/>
+                <w:color w:val="FFFFFF"/>
+                <w:sz w:val="18"/>
+              </w:rPr>
+            </w:r>
+            <w:r>
+              <w:rPr>
+                <w:b/>
+                <w:i w:val="0"/>
+                <w:color w:val="FFFFFF"/>
+                <w:sz w:val="18"/>
+              </w:rPr>
+              <w:t>Term</w:t>
+            </w:r>
+          </w:p>
+        </w:tc>
+        <w:tc>
+          <w:tcPr>
+            <w:tcW w:type="dxa" w:w="5112"/>
+            <w:shd w:val="clear" w:color="auto" w:fill="17494B"/>
+          </w:tcPr>
+          <w:p>
+            <w:pPr>
+              <w:spacing w:after="40"/>
+            </w:pPr>
+            <w:r>
+              <w:rPr>
+                <w:b/>
+                <w:color w:val="FFFFFF"/>
+                <w:sz w:val="18"/>
+              </w:rPr>
+            </w:r>
+            <w:r>
+              <w:rPr>
+                <w:b/>
+                <w:i w:val="0"/>
+                <w:color w:val="FFFFFF"/>
+                <w:sz w:val="18"/>
+              </w:rPr>
+              <w:t>What you need to know</w:t>
+            </w:r>
+          </w:p>
+        </w:tc>
+      </w:tr>
+      <w:tr>
+        <w:tc>
+          <w:tcPr>
+            <w:tcW w:type="dxa" w:w="5112"/>
+            <w:shd w:val="clear" w:color="auto" w:fill="F1EEEF"/>
+          </w:tcPr>
+          <w:p>
+            <w:pPr>
+              <w:spacing w:after="40"/>
+            </w:pPr>
+            <w:r>
+              <w:rPr>
+                <w:b/>
+                <w:sz w:val="18"/>
+              </w:rPr>
+            </w:r>
+            <w:r>
+              <w:rPr>
+                <w:b/>
+                <w:i w:val="0"/>
+                <w:sz w:val="18"/>
+              </w:rPr>
+              <w:t>The three tunics</w:t>
+            </w:r>
+          </w:p>
+        </w:tc>
+        <w:tc>
+          <w:tcPr>
+            <w:tcW w:type="dxa" w:w="5112"/>
+          </w:tcPr>
+          <w:p>
+            <w:pPr>
+              <w:spacing w:after="40"/>
+            </w:pPr>
+            <w:r>
+              <w:rPr>
+                <w:sz w:val="18"/>
+              </w:rPr>
+            </w:r>
+            <w:r>
+              <w:rPr>
+                <w:b w:val="0"/>
+                <w:i w:val="0"/>
+                <w:sz w:val="18"/>
+              </w:rPr>
+              <w:t>FIBROUS (outer): sclera + cornea. UVEA (vascular, middle): choroid + ciliary body + iris. RETINA (neurosensory, inner).</w:t>
+            </w:r>
+          </w:p>
+        </w:tc>
+      </w:tr>
+      <w:tr>
+        <w:tc>
+          <w:tcPr>
+            <w:tcW w:type="dxa" w:w="5112"/>
+            <w:shd w:val="clear" w:color="auto" w:fill="F1EEEF"/>
+          </w:tcPr>
+          <w:p>
+            <w:pPr>
+              <w:spacing w:after="40"/>
+            </w:pPr>
+            <w:r>
+              <w:rPr>
+                <w:b/>
+                <w:sz w:val="18"/>
+              </w:rPr>
+            </w:r>
+            <w:r>
+              <w:rPr>
+                <w:b/>
+                <w:i w:val="0"/>
+                <w:sz w:val="18"/>
+              </w:rPr>
+              <w:t>Five unique features</w:t>
+            </w:r>
+          </w:p>
+        </w:tc>
+        <w:tc>
+          <w:tcPr>
+            <w:tcW w:type="dxa" w:w="5112"/>
+          </w:tcPr>
+          <w:p>
+            <w:pPr>
+              <w:spacing w:after="40"/>
+            </w:pPr>
+            <w:r>
+              <w:rPr>
+                <w:sz w:val="18"/>
+              </w:rPr>
+            </w:r>
+            <w:r>
+              <w:rPr>
+                <w:b w:val="0"/>
+                <w:i w:val="0"/>
+                <w:sz w:val="18"/>
+              </w:rPr>
+              <w:t>CORNEA AVASCULAR — oxygenated by AIR AND TEARS, ~70% OF REFRACTION. RETINA has the HIGHEST OXYGEN CONSUMPTION of any tissue, higher than cortex. Only place to see LIVE NEURAL TISSUE and NATIVE MICROCIRCULATION directly. ~83% of knowledge acquisition.</w:t>
+            </w:r>
+          </w:p>
+        </w:tc>
+      </w:tr>
+      <w:tr>
+        <w:tc>
+          <w:tcPr>
+            <w:tcW w:type="dxa" w:w="5112"/>
+            <w:shd w:val="clear" w:color="auto" w:fill="F1EEEF"/>
+          </w:tcPr>
+          <w:p>
+            <w:pPr>
+              <w:spacing w:after="40"/>
+            </w:pPr>
+            <w:r>
+              <w:rPr>
+                <w:b/>
+                <w:sz w:val="18"/>
+              </w:rPr>
+            </w:r>
+            <w:r>
+              <w:rPr>
+                <w:b/>
+                <w:i w:val="0"/>
+                <w:sz w:val="18"/>
+              </w:rPr>
+              <w:t>Three requirements for vision</w:t>
+            </w:r>
+          </w:p>
+        </w:tc>
+        <w:tc>
+          <w:tcPr>
+            <w:tcW w:type="dxa" w:w="5112"/>
+          </w:tcPr>
+          <w:p>
+            <w:pPr>
+              <w:spacing w:after="40"/>
+            </w:pPr>
+            <w:r>
+              <w:rPr>
+                <w:sz w:val="18"/>
+              </w:rPr>
+            </w:r>
+            <w:r>
+              <w:rPr>
+                <w:b w:val="0"/>
+                <w:i w:val="0"/>
+                <w:sz w:val="18"/>
+              </w:rPr>
+              <w:t>IMAGE FORMATION (cornea + lens onto retina) · PHOTORECEPTOR EXCITATION (photons → HYPERPOLARISING potentials) · NEURAL TRANSMISSION (optic nerve → occipital cortex).</w:t>
+            </w:r>
+          </w:p>
+        </w:tc>
+      </w:tr>
+      <w:tr>
+        <w:tc>
+          <w:tcPr>
+            <w:tcW w:type="dxa" w:w="5112"/>
+            <w:shd w:val="clear" w:color="auto" w:fill="F1EEEF"/>
+          </w:tcPr>
+          <w:p>
+            <w:pPr>
+              <w:spacing w:after="40"/>
+            </w:pPr>
+            <w:r>
+              <w:rPr>
+                <w:b/>
+                <w:sz w:val="18"/>
+              </w:rPr>
+            </w:r>
+            <w:r>
+              <w:rPr>
+                <w:b/>
+                <w:i w:val="0"/>
+                <w:sz w:val="18"/>
+              </w:rPr>
+              <w:t>Rods vs cones</w:t>
+            </w:r>
+          </w:p>
+        </w:tc>
+        <w:tc>
+          <w:tcPr>
+            <w:tcW w:type="dxa" w:w="5112"/>
+          </w:tcPr>
+          <w:p>
+            <w:pPr>
+              <w:spacing w:after="40"/>
+            </w:pPr>
+            <w:r>
+              <w:rPr>
+                <w:sz w:val="18"/>
+              </w:rPr>
+            </w:r>
+            <w:r>
+              <w:rPr>
+                <w:b w:val="0"/>
+                <w:i w:val="0"/>
+                <w:sz w:val="18"/>
+              </w:rPr>
+              <w:t>RODS ~120 MILLION — dim light, PERIPHERAL retina. CONES ~6 MILLION — colour + sharp acuity, concentrated in the FOVEA CENTRALIS within the macula.</w:t>
+            </w:r>
+          </w:p>
+        </w:tc>
+      </w:tr>
+      <w:tr>
+        <w:tc>
+          <w:tcPr>
+            <w:tcW w:type="dxa" w:w="5112"/>
+            <w:shd w:val="clear" w:color="auto" w:fill="F1EEEF"/>
+          </w:tcPr>
+          <w:p>
+            <w:pPr>
+              <w:spacing w:after="40"/>
+            </w:pPr>
+            <w:r>
+              <w:rPr>
+                <w:b/>
+                <w:sz w:val="18"/>
+              </w:rPr>
+            </w:r>
+            <w:r>
+              <w:rPr>
+                <w:b/>
+                <w:i w:val="0"/>
+                <w:sz w:val="18"/>
+              </w:rPr>
+              <w:t>Retinal pigment epithelium — 3 jobs</w:t>
+            </w:r>
+          </w:p>
+        </w:tc>
+        <w:tc>
+          <w:tcPr>
+            <w:tcW w:type="dxa" w:w="5112"/>
+          </w:tcPr>
+          <w:p>
+            <w:pPr>
+              <w:spacing w:after="40"/>
+            </w:pPr>
+            <w:r>
+              <w:rPr>
+                <w:sz w:val="18"/>
+              </w:rPr>
+            </w:r>
+            <w:r>
+              <w:rPr>
+                <w:b w:val="0"/>
+                <w:i w:val="0"/>
+                <w:sz w:val="18"/>
+              </w:rPr>
+              <w:t>ABSORBS SCATTERED LIGHT · PHAGOCYTOSES outer photoreceptor segments · maintains the BLOOD-RETINAL BARRIER.</w:t>
+            </w:r>
+          </w:p>
+        </w:tc>
+      </w:tr>
+      <w:tr>
+        <w:tc>
+          <w:tcPr>
+            <w:tcW w:type="dxa" w:w="5112"/>
+            <w:shd w:val="clear" w:color="auto" w:fill="F1EEEF"/>
+          </w:tcPr>
+          <w:p>
+            <w:pPr>
+              <w:spacing w:after="40"/>
+            </w:pPr>
+            <w:r>
+              <w:rPr>
+                <w:b/>
+                <w:sz w:val="18"/>
+              </w:rPr>
+            </w:r>
+            <w:r>
+              <w:rPr>
+                <w:b/>
+                <w:i w:val="0"/>
+                <w:sz w:val="18"/>
+              </w:rPr>
+              <w:t>Retinal interneurons</w:t>
+            </w:r>
+          </w:p>
+        </w:tc>
+        <w:tc>
+          <w:tcPr>
+            <w:tcW w:type="dxa" w:w="5112"/>
+          </w:tcPr>
+          <w:p>
+            <w:pPr>
+              <w:spacing w:after="40"/>
+            </w:pPr>
+            <w:r>
+              <w:rPr>
+                <w:sz w:val="18"/>
+              </w:rPr>
+            </w:r>
+            <w:r>
+              <w:rPr>
+                <w:b w:val="0"/>
+                <w:i w:val="0"/>
+                <w:sz w:val="18"/>
+              </w:rPr>
+              <w:t>BIPOLAR, HORIZONTAL, AMACRINE modulate the signal → GANGLION CELLS, whose axons form the OPTIC NERVE.</w:t>
+            </w:r>
+          </w:p>
+        </w:tc>
+      </w:tr>
+      <w:tr>
+        <w:tc>
+          <w:tcPr>
+            <w:tcW w:type="dxa" w:w="5112"/>
+            <w:shd w:val="clear" w:color="auto" w:fill="F1EEEF"/>
+          </w:tcPr>
+          <w:p>
+            <w:pPr>
+              <w:spacing w:after="40"/>
+            </w:pPr>
+            <w:r>
+              <w:rPr>
+                <w:b/>
+                <w:sz w:val="18"/>
+              </w:rPr>
+            </w:r>
+            <w:r>
+              <w:rPr>
+                <w:b/>
+                <w:i w:val="0"/>
+                <w:sz w:val="18"/>
+              </w:rPr>
+              <w:t>Optic disc</w:t>
+            </w:r>
+          </w:p>
+        </w:tc>
+        <w:tc>
+          <w:tcPr>
+            <w:tcW w:type="dxa" w:w="5112"/>
+          </w:tcPr>
+          <w:p>
+            <w:pPr>
+              <w:spacing w:after="40"/>
+            </w:pPr>
+            <w:r>
+              <w:rPr>
+                <w:sz w:val="18"/>
+              </w:rPr>
+            </w:r>
+            <w:r>
+              <w:rPr>
+                <w:b w:val="0"/>
+                <w:i w:val="0"/>
+                <w:sz w:val="18"/>
+              </w:rPr>
+              <w:t>THE BLIND SPOT — no rods or cones.</w:t>
+            </w:r>
+          </w:p>
+        </w:tc>
+      </w:tr>
+      <w:tr>
+        <w:tc>
+          <w:tcPr>
+            <w:tcW w:type="dxa" w:w="5112"/>
+            <w:shd w:val="clear" w:color="auto" w:fill="F1EEEF"/>
+          </w:tcPr>
+          <w:p>
+            <w:pPr>
+              <w:spacing w:after="40"/>
+            </w:pPr>
+            <w:r>
+              <w:rPr>
+                <w:b/>
+                <w:sz w:val="18"/>
+              </w:rPr>
+            </w:r>
+            <w:r>
+              <w:rPr>
+                <w:b/>
+                <w:i w:val="0"/>
+                <w:sz w:val="18"/>
+              </w:rPr>
+              <w:t>Aqueous: made where, drains where</w:t>
+            </w:r>
+          </w:p>
+        </w:tc>
+        <w:tc>
+          <w:tcPr>
+            <w:tcW w:type="dxa" w:w="5112"/>
+          </w:tcPr>
+          <w:p>
+            <w:pPr>
+              <w:spacing w:after="40"/>
+            </w:pPr>
+            <w:r>
+              <w:rPr>
+                <w:sz w:val="18"/>
+              </w:rPr>
+            </w:r>
+            <w:r>
+              <w:rPr>
+                <w:b w:val="0"/>
+                <w:i w:val="0"/>
+                <w:sz w:val="18"/>
+              </w:rPr>
+              <w:t>MADE by the NON-PIGMENTED EPITHELIUM OF THE CILIARY BODY into the POSTERIOR chamber → through the pupil → ANTERIOR chamber (nourishes avascular LENS and CORNEA) → TRABECULAR MESHWORK → CANAL OF SCHLEMM → EPISCLERAL VEINS. That route is all of glaucoma.</w:t>
+            </w:r>
+          </w:p>
+        </w:tc>
+      </w:tr>
+      <w:tr>
+        <w:tc>
+          <w:tcPr>
+            <w:tcW w:type="dxa" w:w="5112"/>
+            <w:shd w:val="clear" w:color="auto" w:fill="F1EEEF"/>
+          </w:tcPr>
+          <w:p>
+            <w:pPr>
+              <w:spacing w:after="40"/>
+            </w:pPr>
+            <w:r>
+              <w:rPr>
+                <w:b/>
+                <w:sz w:val="18"/>
+              </w:rPr>
+            </w:r>
+            <w:r>
+              <w:rPr>
+                <w:b/>
+                <w:i w:val="0"/>
+                <w:sz w:val="18"/>
+              </w:rPr>
+              <w:t>Vitreous</w:t>
+            </w:r>
+          </w:p>
+        </w:tc>
+        <w:tc>
+          <w:tcPr>
+            <w:tcW w:type="dxa" w:w="5112"/>
+          </w:tcPr>
+          <w:p>
+            <w:pPr>
+              <w:spacing w:after="40"/>
+            </w:pPr>
+            <w:r>
+              <w:rPr>
+                <w:sz w:val="18"/>
+              </w:rPr>
+            </w:r>
+            <w:r>
+              <w:rPr>
+                <w:b w:val="0"/>
+                <w:i w:val="0"/>
+                <w:sz w:val="18"/>
+              </w:rPr>
+              <w:t>WATER + TYPE II COLLAGEN + HYALURONIC ACID. Shock absorber pressing retina onto RPE. Its age LIQUEFACTION is all of rhegmatogenous detachment.</w:t>
+            </w:r>
+          </w:p>
+        </w:tc>
+      </w:tr>
+    </w:tbl>
+    <w:p>
+      <w:pPr>
+        <w:spacing w:after="80"/>
+      </w:pPr>
+    </w:p>
+    <w:p>
+      <w:pPr>
+        <w:pStyle w:val="Heading1"/>
+        <w:spacing w:before="280" w:after="100"/>
+      </w:pPr>
+      <w:r>
+        <w:rPr>
+          <w:rFonts w:ascii="Georgia" w:hAnsi="Georgia"/>
+          <w:color w:val="17494B"/>
+        </w:rPr>
+        <w:t>Globe Shape &amp; Age-Related</w:t>
+      </w:r>
+    </w:p>
+    <w:tbl>
+      <w:tblPr>
+        <w:tblStyle w:val="TableGrid"/>
+        <w:tblW w:type="auto" w:w="0"/>
+        <w:jc w:val="center"/>
+        <w:tblLook w:firstColumn="1" w:firstRow="1" w:lastColumn="0" w:lastRow="0" w:noHBand="0" w:noVBand="1" w:val="04A0"/>
+        <w:tblBorders>
+          <w:top w:val="single" w:sz="4" w:space="0" w:color="D8D2D4"/>
+          <w:left w:val="single" w:sz="4" w:space="0" w:color="D8D2D4"/>
+          <w:bottom w:val="single" w:sz="4" w:space="0" w:color="D8D2D4"/>
+          <w:right w:val="single" w:sz="4" w:space="0" w:color="D8D2D4"/>
+          <w:insideH w:val="single" w:sz="4" w:space="0" w:color="D8D2D4"/>
+          <w:insideV w:val="single" w:sz="4" w:space="0" w:color="D8D2D4"/>
+        </w:tblBorders>
+      </w:tblPr>
+      <w:tblGrid>
+        <w:gridCol w:w="5112"/>
+        <w:gridCol w:w="5112"/>
+      </w:tblGrid>
+      <w:tr>
+        <w:tc>
+          <w:tcPr>
+            <w:tcW w:type="dxa" w:w="5112"/>
+            <w:shd w:val="clear" w:color="auto" w:fill="17494B"/>
+          </w:tcPr>
+          <w:p>
+            <w:pPr>
+              <w:spacing w:after="40"/>
+            </w:pPr>
+            <w:r>
+              <w:rPr>
+                <w:b/>
+                <w:color w:val="FFFFFF"/>
+                <w:sz w:val="18"/>
+              </w:rPr>
+            </w:r>
+            <w:r>
+              <w:rPr>
+                <w:b/>
+                <w:i w:val="0"/>
+                <w:color w:val="FFFFFF"/>
+                <w:sz w:val="18"/>
+              </w:rPr>
+              <w:t>Term</w:t>
+            </w:r>
+          </w:p>
+        </w:tc>
+        <w:tc>
+          <w:tcPr>
+            <w:tcW w:type="dxa" w:w="5112"/>
+            <w:shd w:val="clear" w:color="auto" w:fill="17494B"/>
+          </w:tcPr>
+          <w:p>
+            <w:pPr>
+              <w:spacing w:after="40"/>
+            </w:pPr>
+            <w:r>
+              <w:rPr>
+                <w:b/>
+                <w:color w:val="FFFFFF"/>
+                <w:sz w:val="18"/>
+              </w:rPr>
+            </w:r>
+            <w:r>
+              <w:rPr>
+                <w:b/>
+                <w:i w:val="0"/>
+                <w:color w:val="FFFFFF"/>
+                <w:sz w:val="18"/>
+              </w:rPr>
+              <w:t>What you need to know</w:t>
+            </w:r>
+          </w:p>
+        </w:tc>
+      </w:tr>
+      <w:tr>
+        <w:tc>
+          <w:tcPr>
+            <w:tcW w:type="dxa" w:w="5112"/>
+            <w:shd w:val="clear" w:color="auto" w:fill="F1EEEF"/>
+          </w:tcPr>
+          <w:p>
+            <w:pPr>
+              <w:spacing w:after="40"/>
+            </w:pPr>
+            <w:r>
+              <w:rPr>
+                <w:b/>
+                <w:sz w:val="18"/>
+              </w:rPr>
+            </w:r>
+            <w:r>
+              <w:rPr>
+                <w:b/>
+                <w:i w:val="0"/>
+                <w:sz w:val="18"/>
+              </w:rPr>
+              <w:t>MYOPIA</w:t>
+            </w:r>
+          </w:p>
+        </w:tc>
+        <w:tc>
+          <w:tcPr>
+            <w:tcW w:type="dxa" w:w="5112"/>
+          </w:tcPr>
+          <w:p>
+            <w:pPr>
+              <w:spacing w:after="40"/>
+            </w:pPr>
+            <w:r>
+              <w:rPr>
+                <w:sz w:val="18"/>
+              </w:rPr>
+            </w:r>
+            <w:r>
+              <w:rPr>
+                <w:b w:val="0"/>
+                <w:i w:val="0"/>
+                <w:sz w:val="18"/>
+              </w:rPr>
+              <w:t>Axial globe TOO LONG → focal point IN FRONT of the retina. Near vision preserved.</w:t>
+            </w:r>
+          </w:p>
+        </w:tc>
+      </w:tr>
+      <w:tr>
+        <w:tc>
+          <w:tcPr>
+            <w:tcW w:type="dxa" w:w="5112"/>
+            <w:shd w:val="clear" w:color="auto" w:fill="F1EEEF"/>
+          </w:tcPr>
+          <w:p>
+            <w:pPr>
+              <w:spacing w:after="40"/>
+            </w:pPr>
+            <w:r>
+              <w:rPr>
+                <w:b/>
+                <w:sz w:val="18"/>
+              </w:rPr>
+            </w:r>
+            <w:r>
+              <w:rPr>
+                <w:b/>
+                <w:i w:val="0"/>
+                <w:sz w:val="18"/>
+              </w:rPr>
+              <w:t>HYPEROPIA</w:t>
+            </w:r>
+          </w:p>
+        </w:tc>
+        <w:tc>
+          <w:tcPr>
+            <w:tcW w:type="dxa" w:w="5112"/>
+          </w:tcPr>
+          <w:p>
+            <w:pPr>
+              <w:spacing w:after="40"/>
+            </w:pPr>
+            <w:r>
+              <w:rPr>
+                <w:sz w:val="18"/>
+              </w:rPr>
+            </w:r>
+            <w:r>
+              <w:rPr>
+                <w:b w:val="0"/>
+                <w:i w:val="0"/>
+                <w:sz w:val="18"/>
+              </w:rPr>
+              <w:t>Axial globe TOO SHORT → focal point BEHIND the retina. Distance vision preserved.</w:t>
+            </w:r>
+          </w:p>
+        </w:tc>
+      </w:tr>
+      <w:tr>
+        <w:tc>
+          <w:tcPr>
+            <w:tcW w:type="dxa" w:w="5112"/>
+            <w:shd w:val="clear" w:color="auto" w:fill="F1EEEF"/>
+          </w:tcPr>
+          <w:p>
+            <w:pPr>
+              <w:spacing w:after="40"/>
+            </w:pPr>
+            <w:r>
+              <w:rPr>
+                <w:b/>
+                <w:sz w:val="18"/>
+              </w:rPr>
+            </w:r>
+            <w:r>
+              <w:rPr>
+                <w:b/>
+                <w:i w:val="0"/>
+                <w:sz w:val="18"/>
+              </w:rPr>
+              <w:t>ASTIGMATISM</w:t>
+            </w:r>
+          </w:p>
+        </w:tc>
+        <w:tc>
+          <w:tcPr>
+            <w:tcW w:type="dxa" w:w="5112"/>
+          </w:tcPr>
+          <w:p>
+            <w:pPr>
+              <w:spacing w:after="40"/>
+            </w:pPr>
+            <w:r>
+              <w:rPr>
+                <w:sz w:val="18"/>
+              </w:rPr>
+            </w:r>
+            <w:r>
+              <w:rPr>
+                <w:b w:val="0"/>
+                <w:i w:val="0"/>
+                <w:sz w:val="18"/>
+              </w:rPr>
+              <w:t>IRREGULAR CORNEAL OR LENS CURVATURE → non-spherical focal points, so NOTHING focuses properly anywhere. Can STACK on myopia or hyperopia.</w:t>
+            </w:r>
+          </w:p>
+        </w:tc>
+      </w:tr>
+      <w:tr>
+        <w:tc>
+          <w:tcPr>
+            <w:tcW w:type="dxa" w:w="5112"/>
+            <w:shd w:val="clear" w:color="auto" w:fill="F1EEEF"/>
+          </w:tcPr>
+          <w:p>
+            <w:pPr>
+              <w:spacing w:after="40"/>
+            </w:pPr>
+            <w:r>
+              <w:rPr>
+                <w:b/>
+                <w:sz w:val="18"/>
+              </w:rPr>
+            </w:r>
+            <w:r>
+              <w:rPr>
+                <w:b/>
+                <w:i w:val="0"/>
+                <w:sz w:val="18"/>
+              </w:rPr>
+              <w:t>PRESBYOPIA</w:t>
+            </w:r>
+          </w:p>
+        </w:tc>
+        <w:tc>
+          <w:tcPr>
+            <w:tcW w:type="dxa" w:w="5112"/>
+          </w:tcPr>
+          <w:p>
+            <w:pPr>
+              <w:spacing w:after="40"/>
+            </w:pPr>
+            <w:r>
+              <w:rPr>
+                <w:sz w:val="18"/>
+              </w:rPr>
+            </w:r>
+            <w:r>
+              <w:rPr>
+                <w:b w:val="0"/>
+                <w:i w:val="0"/>
+                <w:sz w:val="18"/>
+              </w:rPr>
+              <w:t>LENS SCLEROSIS, loss of elasticity + loss of ciliary accommodation → cannot focus NEAR. “Readers”/bifocals.</w:t>
+            </w:r>
+          </w:p>
+        </w:tc>
+      </w:tr>
+      <w:tr>
+        <w:tc>
+          <w:tcPr>
+            <w:tcW w:type="dxa" w:w="5112"/>
+            <w:shd w:val="clear" w:color="auto" w:fill="F1EEEF"/>
+          </w:tcPr>
+          <w:p>
+            <w:pPr>
+              <w:spacing w:after="40"/>
+            </w:pPr>
+            <w:r>
+              <w:rPr>
+                <w:b/>
+                <w:sz w:val="18"/>
+              </w:rPr>
+            </w:r>
+            <w:r>
+              <w:rPr>
+                <w:b/>
+                <w:i w:val="0"/>
+                <w:sz w:val="18"/>
+              </w:rPr>
+              <w:t>STRABISMUS = MECHANICAL</w:t>
+            </w:r>
+          </w:p>
+        </w:tc>
+        <w:tc>
+          <w:tcPr>
+            <w:tcW w:type="dxa" w:w="5112"/>
+          </w:tcPr>
+          <w:p>
+            <w:pPr>
+              <w:spacing w:after="40"/>
+            </w:pPr>
+            <w:r>
+              <w:rPr>
+                <w:sz w:val="18"/>
+              </w:rPr>
+            </w:r>
+            <w:r>
+              <w:rPr>
+                <w:b w:val="0"/>
+                <w:i w:val="0"/>
+                <w:sz w:val="18"/>
+              </w:rPr>
+              <w:t>Visual axes fail to land on corresponding retinal points. ESOtropia in · EXOtropia out · HYPERtropia up · HYPOtropia down. From EOM IMBALANCE or CN III/IV/VI PALSY.</w:t>
+            </w:r>
+          </w:p>
+        </w:tc>
+      </w:tr>
+      <w:tr>
+        <w:tc>
+          <w:tcPr>
+            <w:tcW w:type="dxa" w:w="5112"/>
+            <w:shd w:val="clear" w:color="auto" w:fill="F1EEEF"/>
+          </w:tcPr>
+          <w:p>
+            <w:pPr>
+              <w:spacing w:after="40"/>
+            </w:pPr>
+            <w:r>
+              <w:rPr>
+                <w:b/>
+                <w:sz w:val="18"/>
+              </w:rPr>
+            </w:r>
+            <w:r>
+              <w:rPr>
+                <w:b/>
+                <w:i w:val="0"/>
+                <w:sz w:val="18"/>
+              </w:rPr>
+              <w:t>AMBLYOPIA = VISUAL DEFICIT</w:t>
+            </w:r>
+          </w:p>
+        </w:tc>
+        <w:tc>
+          <w:tcPr>
+            <w:tcW w:type="dxa" w:w="5112"/>
+          </w:tcPr>
+          <w:p>
+            <w:pPr>
+              <w:spacing w:after="40"/>
+            </w:pPr>
+            <w:r>
+              <w:rPr>
+                <w:sz w:val="18"/>
+              </w:rPr>
+            </w:r>
+            <w:r>
+              <w:rPr>
+                <w:b w:val="0"/>
+                <w:i w:val="0"/>
+                <w:sz w:val="18"/>
+              </w:rPr>
+              <w:t>Reduced BEST-CORRECTED acuity from abnormal visual processing in the CRITICAL DEVELOPMENTAL PERIOD. Causes: uncorrected strabismus, severe refractive error, DEPRIVATION (congenital cataract, ptosis).</w:t>
+            </w:r>
+          </w:p>
+        </w:tc>
+      </w:tr>
+      <w:tr>
+        <w:tc>
+          <w:tcPr>
+            <w:tcW w:type="dxa" w:w="5112"/>
+            <w:shd w:val="clear" w:color="auto" w:fill="F1EEEF"/>
+          </w:tcPr>
+          <w:p>
+            <w:pPr>
+              <w:spacing w:after="40"/>
+            </w:pPr>
+            <w:r>
+              <w:rPr>
+                <w:b/>
+                <w:sz w:val="18"/>
+              </w:rPr>
+            </w:r>
+            <w:r>
+              <w:rPr>
+                <w:b/>
+                <w:i w:val="0"/>
+                <w:sz w:val="18"/>
+              </w:rPr>
+              <w:t>Amblyopia treatment window</w:t>
+            </w:r>
+          </w:p>
+        </w:tc>
+        <w:tc>
+          <w:tcPr>
+            <w:tcW w:type="dxa" w:w="5112"/>
+          </w:tcPr>
+          <w:p>
+            <w:pPr>
+              <w:spacing w:after="40"/>
+            </w:pPr>
+            <w:r>
+              <w:rPr>
+                <w:sz w:val="18"/>
+              </w:rPr>
+            </w:r>
+            <w:r>
+              <w:rPr>
+                <w:b w:val="0"/>
+                <w:i w:val="0"/>
+                <w:sz w:val="18"/>
+              </w:rPr>
+              <w:t>BEFORE AGE 7–8 — because that is when the visual system stops being plastic.</w:t>
+            </w:r>
+          </w:p>
+        </w:tc>
+      </w:tr>
+    </w:tbl>
+    <w:p>
+      <w:pPr>
+        <w:spacing w:after="80"/>
+      </w:pPr>
+    </w:p>
+    <w:p>
+      <w:pPr>
+        <w:pStyle w:val="Heading1"/>
+        <w:spacing w:before="280" w:after="100"/>
+      </w:pPr>
+      <w:r>
+        <w:rPr>
+          <w:rFonts w:ascii="Georgia" w:hAnsi="Georgia"/>
+          <w:color w:val="17494B"/>
+        </w:rPr>
+        <w:t>Cataract &amp; Glaucoma</w:t>
+      </w:r>
+    </w:p>
+    <w:tbl>
+      <w:tblPr>
+        <w:tblStyle w:val="TableGrid"/>
+        <w:tblW w:type="auto" w:w="0"/>
+        <w:jc w:val="center"/>
+        <w:tblLook w:firstColumn="1" w:firstRow="1" w:lastColumn="0" w:lastRow="0" w:noHBand="0" w:noVBand="1" w:val="04A0"/>
+        <w:tblBorders>
+          <w:top w:val="single" w:sz="4" w:space="0" w:color="D8D2D4"/>
+          <w:left w:val="single" w:sz="4" w:space="0" w:color="D8D2D4"/>
+          <w:bottom w:val="single" w:sz="4" w:space="0" w:color="D8D2D4"/>
+          <w:right w:val="single" w:sz="4" w:space="0" w:color="D8D2D4"/>
+          <w:insideH w:val="single" w:sz="4" w:space="0" w:color="D8D2D4"/>
+          <w:insideV w:val="single" w:sz="4" w:space="0" w:color="D8D2D4"/>
+        </w:tblBorders>
+      </w:tblPr>
+      <w:tblGrid>
+        <w:gridCol w:w="5112"/>
+        <w:gridCol w:w="5112"/>
+      </w:tblGrid>
+      <w:tr>
+        <w:tc>
+          <w:tcPr>
+            <w:tcW w:type="dxa" w:w="5112"/>
+            <w:shd w:val="clear" w:color="auto" w:fill="17494B"/>
+          </w:tcPr>
+          <w:p>
+            <w:pPr>
+              <w:spacing w:after="40"/>
+            </w:pPr>
+            <w:r>
+              <w:rPr>
+                <w:b/>
+                <w:color w:val="FFFFFF"/>
+                <w:sz w:val="18"/>
+              </w:rPr>
+            </w:r>
+            <w:r>
+              <w:rPr>
+                <w:b/>
+                <w:i w:val="0"/>
+                <w:color w:val="FFFFFF"/>
+                <w:sz w:val="18"/>
+              </w:rPr>
+              <w:t>Term</w:t>
+            </w:r>
+          </w:p>
+        </w:tc>
+        <w:tc>
+          <w:tcPr>
+            <w:tcW w:type="dxa" w:w="5112"/>
+            <w:shd w:val="clear" w:color="auto" w:fill="17494B"/>
+          </w:tcPr>
+          <w:p>
+            <w:pPr>
+              <w:spacing w:after="40"/>
+            </w:pPr>
+            <w:r>
+              <w:rPr>
+                <w:b/>
+                <w:color w:val="FFFFFF"/>
+                <w:sz w:val="18"/>
+              </w:rPr>
+            </w:r>
+            <w:r>
+              <w:rPr>
+                <w:b/>
+                <w:i w:val="0"/>
+                <w:color w:val="FFFFFF"/>
+                <w:sz w:val="18"/>
+              </w:rPr>
+              <w:t>What you need to know</w:t>
+            </w:r>
+          </w:p>
+        </w:tc>
+      </w:tr>
+      <w:tr>
+        <w:tc>
+          <w:tcPr>
+            <w:tcW w:type="dxa" w:w="5112"/>
+            <w:shd w:val="clear" w:color="auto" w:fill="F1EEEF"/>
+          </w:tcPr>
+          <w:p>
+            <w:pPr>
+              <w:spacing w:after="40"/>
+            </w:pPr>
+            <w:r>
+              <w:rPr>
+                <w:b/>
+                <w:sz w:val="18"/>
+              </w:rPr>
+            </w:r>
+            <w:r>
+              <w:rPr>
+                <w:b/>
+                <w:i w:val="0"/>
+                <w:sz w:val="18"/>
+              </w:rPr>
+              <w:t>CATARACT — four mechanisms</w:t>
+            </w:r>
+          </w:p>
+        </w:tc>
+        <w:tc>
+          <w:tcPr>
+            <w:tcW w:type="dxa" w:w="5112"/>
+          </w:tcPr>
+          <w:p>
+            <w:pPr>
+              <w:spacing w:after="40"/>
+            </w:pPr>
+            <w:r>
+              <w:rPr>
+                <w:sz w:val="18"/>
+              </w:rPr>
+            </w:r>
+            <w:r>
+              <w:rPr>
+                <w:b w:val="0"/>
+                <w:i w:val="0"/>
+                <w:sz w:val="18"/>
+              </w:rPr>
+              <w:t>SENILE: insoluble aggregation of LENS CRYSTALLIN PROTEINS. DIABETES: glucose → SORBITOL → OSMOTIC SWELLING. DRUGS/TRAUMA: chronic CORTICOSTEROIDS, capsule rupture. CONGENITAL/ENVIRONMENTAL: DOWN SYNDROME, UV, oxidative damage.</w:t>
+            </w:r>
+          </w:p>
+        </w:tc>
+      </w:tr>
+      <w:tr>
+        <w:tc>
+          <w:tcPr>
+            <w:tcW w:type="dxa" w:w="5112"/>
+            <w:shd w:val="clear" w:color="auto" w:fill="F1EEEF"/>
+          </w:tcPr>
+          <w:p>
+            <w:pPr>
+              <w:spacing w:after="40"/>
+            </w:pPr>
+            <w:r>
+              <w:rPr>
+                <w:b/>
+                <w:sz w:val="18"/>
+              </w:rPr>
+            </w:r>
+            <w:r>
+              <w:rPr>
+                <w:b/>
+                <w:i w:val="0"/>
+                <w:sz w:val="18"/>
+              </w:rPr>
+              <w:t>Cataract presentation</w:t>
+            </w:r>
+          </w:p>
+        </w:tc>
+        <w:tc>
+          <w:tcPr>
+            <w:tcW w:type="dxa" w:w="5112"/>
+          </w:tcPr>
+          <w:p>
+            <w:pPr>
+              <w:spacing w:after="40"/>
+            </w:pPr>
+            <w:r>
+              <w:rPr>
+                <w:sz w:val="18"/>
+              </w:rPr>
+            </w:r>
+            <w:r>
+              <w:rPr>
+                <w:b w:val="0"/>
+                <w:i w:val="0"/>
+                <w:sz w:val="18"/>
+              </w:rPr>
+              <w:t>GRADUAL, PAINLESS, BILATERAL blurring · GLARE AROUND HEADLIGHTS AT NIGHT · MONOCULAR DIPLOPIA · altered colour. EXAM: LOSS OF THE RED REFLEX, leukocoria if severe. Usually PERIPHERAL in the lens; NUCLEAR is often post-TRAUMATIC.</w:t>
+            </w:r>
+          </w:p>
+        </w:tc>
+      </w:tr>
+      <w:tr>
+        <w:tc>
+          <w:tcPr>
+            <w:tcW w:type="dxa" w:w="5112"/>
+            <w:shd w:val="clear" w:color="auto" w:fill="F1EEEF"/>
+          </w:tcPr>
+          <w:p>
+            <w:pPr>
+              <w:spacing w:after="40"/>
+            </w:pPr>
+            <w:r>
+              <w:rPr>
+                <w:b/>
+                <w:sz w:val="18"/>
+              </w:rPr>
+            </w:r>
+            <w:r>
+              <w:rPr>
+                <w:b/>
+                <w:i w:val="0"/>
+                <w:sz w:val="18"/>
+              </w:rPr>
+              <w:t>GLAUCOMA — the hallmark (he asked for this)</w:t>
+            </w:r>
+          </w:p>
+        </w:tc>
+        <w:tc>
+          <w:tcPr>
+            <w:tcW w:type="dxa" w:w="5112"/>
+          </w:tcPr>
+          <w:p>
+            <w:pPr>
+              <w:spacing w:after="40"/>
+            </w:pPr>
+            <w:r>
+              <w:rPr>
+                <w:sz w:val="18"/>
+              </w:rPr>
+            </w:r>
+            <w:r>
+              <w:rPr>
+                <w:b w:val="0"/>
+                <w:i w:val="0"/>
+                <w:sz w:val="18"/>
+              </w:rPr>
+              <w:t>Raised IOP compresses RETINAL GANGLION CELL AXONS → GANGLION CELL APOPTOSIS → progressive OPTIC DISC CUPPING, cup-to-disc ratio &gt; 0.5.</w:t>
+            </w:r>
+          </w:p>
+        </w:tc>
+      </w:tr>
+      <w:tr>
+        <w:tc>
+          <w:tcPr>
+            <w:tcW w:type="dxa" w:w="5112"/>
+            <w:shd w:val="clear" w:color="auto" w:fill="F1EEEF"/>
+          </w:tcPr>
+          <w:p>
+            <w:pPr>
+              <w:spacing w:after="40"/>
+            </w:pPr>
+            <w:r>
+              <w:rPr>
+                <w:b/>
+                <w:sz w:val="18"/>
+              </w:rPr>
+            </w:r>
+            <w:r>
+              <w:rPr>
+                <w:b/>
+                <w:i w:val="0"/>
+                <w:sz w:val="18"/>
+              </w:rPr>
+              <w:t>OPEN-ANGLE</w:t>
+            </w:r>
+          </w:p>
+        </w:tc>
+        <w:tc>
+          <w:tcPr>
+            <w:tcW w:type="dxa" w:w="5112"/>
+          </w:tcPr>
+          <w:p>
+            <w:pPr>
+              <w:spacing w:after="40"/>
+            </w:pPr>
+            <w:r>
+              <w:rPr>
+                <w:sz w:val="18"/>
+              </w:rPr>
+            </w:r>
+            <w:r>
+              <w:rPr>
+                <w:b w:val="0"/>
+                <w:i w:val="0"/>
+                <w:sz w:val="18"/>
+              </w:rPr>
+              <w:t>Angle stays OPEN; MICROSCOPIC RESISTANCE in the TRABECULAR MESHWORK impairs outflow → gradual rise. INSIDIOUS, PAINLESS, BILATERAL. PITFALL: ASYMPTOMATIC until severe PERIPHERAL loss (“tunnel vision”).</w:t>
+            </w:r>
+          </w:p>
+        </w:tc>
+      </w:tr>
+      <w:tr>
+        <w:tc>
+          <w:tcPr>
+            <w:tcW w:type="dxa" w:w="5112"/>
+            <w:shd w:val="clear" w:color="auto" w:fill="F1EEEF"/>
+          </w:tcPr>
+          <w:p>
+            <w:pPr>
+              <w:spacing w:after="40"/>
+            </w:pPr>
+            <w:r>
+              <w:rPr>
+                <w:b/>
+                <w:sz w:val="18"/>
+              </w:rPr>
+            </w:r>
+            <w:r>
+              <w:rPr>
+                <w:b/>
+                <w:i w:val="0"/>
+                <w:sz w:val="18"/>
+              </w:rPr>
+              <w:t>ANGLE-CLOSURE</w:t>
+            </w:r>
+          </w:p>
+        </w:tc>
+        <w:tc>
+          <w:tcPr>
+            <w:tcW w:type="dxa" w:w="5112"/>
+          </w:tcPr>
+          <w:p>
+            <w:pPr>
+              <w:spacing w:after="40"/>
+            </w:pPr>
+            <w:r>
+              <w:rPr>
+                <w:sz w:val="18"/>
+              </w:rPr>
+            </w:r>
+            <w:r>
+              <w:rPr>
+                <w:b w:val="0"/>
+                <w:i w:val="0"/>
+                <w:sz w:val="18"/>
+              </w:rPr>
+              <w:t>MYDRIASIS displaces iris forward against cornea (IRIS BOMBÉ) → total outflow blockage → spike ABOVE 50 mmHg. SEVERE PAIN, HEADACHE, HALOS, CLOUDY CORNEA, FIXED MID-DILATED PUPIL, NAUSEA/VOMITING.</w:t>
+            </w:r>
+          </w:p>
+        </w:tc>
+      </w:tr>
+      <w:tr>
+        <w:tc>
+          <w:tcPr>
+            <w:tcW w:type="dxa" w:w="5112"/>
+            <w:shd w:val="clear" w:color="auto" w:fill="F1EEEF"/>
+          </w:tcPr>
+          <w:p>
+            <w:pPr>
+              <w:spacing w:after="40"/>
+            </w:pPr>
+            <w:r>
+              <w:rPr>
+                <w:b/>
+                <w:sz w:val="18"/>
+              </w:rPr>
+            </w:r>
+            <w:r>
+              <w:rPr>
+                <w:b/>
+                <w:i w:val="0"/>
+                <w:sz w:val="18"/>
+              </w:rPr>
+              <w:t>The deck contradicts itself on normal IOP</w:t>
+            </w:r>
+          </w:p>
+        </w:tc>
+        <w:tc>
+          <w:tcPr>
+            <w:tcW w:type="dxa" w:w="5112"/>
+          </w:tcPr>
+          <w:p>
+            <w:pPr>
+              <w:spacing w:after="40"/>
+            </w:pPr>
+            <w:r>
+              <w:rPr>
+                <w:sz w:val="18"/>
+              </w:rPr>
+            </w:r>
+            <w:r>
+              <w:rPr>
+                <w:b w:val="0"/>
+                <w:i w:val="0"/>
+                <w:sz w:val="18"/>
+              </w:rPr>
+              <w:t>Slide 24 says 10–21 mmHg; slide 25 says “about 6–19.” PD2’s deck independently says 10–21. NOTHING IS GRADED ON THIS. What is NOT disputed: the acute spike ABOVE 50.</w:t>
+            </w:r>
+          </w:p>
+        </w:tc>
+      </w:tr>
+    </w:tbl>
+    <w:p>
+      <w:pPr>
+        <w:spacing w:after="80"/>
+      </w:pPr>
+    </w:p>
+    <w:p>
+      <w:pPr>
+        <w:pStyle w:val="Heading1"/>
+        <w:spacing w:before="280" w:after="100"/>
+      </w:pPr>
+      <w:r>
+        <w:rPr>
+          <w:rFonts w:ascii="Georgia" w:hAnsi="Georgia"/>
+          <w:color w:val="17494B"/>
+        </w:rPr>
+        <w:t>Retina, Macula &amp; Diabetic Cascade</w:t>
+      </w:r>
+    </w:p>
+    <w:tbl>
+      <w:tblPr>
+        <w:tblStyle w:val="TableGrid"/>
+        <w:tblW w:type="auto" w:w="0"/>
+        <w:jc w:val="center"/>
+        <w:tblLook w:firstColumn="1" w:firstRow="1" w:lastColumn="0" w:lastRow="0" w:noHBand="0" w:noVBand="1" w:val="04A0"/>
+        <w:tblBorders>
+          <w:top w:val="single" w:sz="4" w:space="0" w:color="D8D2D4"/>
+          <w:left w:val="single" w:sz="4" w:space="0" w:color="D8D2D4"/>
+          <w:bottom w:val="single" w:sz="4" w:space="0" w:color="D8D2D4"/>
+          <w:right w:val="single" w:sz="4" w:space="0" w:color="D8D2D4"/>
+          <w:insideH w:val="single" w:sz="4" w:space="0" w:color="D8D2D4"/>
+          <w:insideV w:val="single" w:sz="4" w:space="0" w:color="D8D2D4"/>
+        </w:tblBorders>
+      </w:tblPr>
+      <w:tblGrid>
+        <w:gridCol w:w="5112"/>
+        <w:gridCol w:w="5112"/>
+      </w:tblGrid>
+      <w:tr>
+        <w:tc>
+          <w:tcPr>
+            <w:tcW w:type="dxa" w:w="5112"/>
+            <w:shd w:val="clear" w:color="auto" w:fill="17494B"/>
+          </w:tcPr>
+          <w:p>
+            <w:pPr>
+              <w:spacing w:after="40"/>
+            </w:pPr>
+            <w:r>
+              <w:rPr>
+                <w:b/>
+                <w:color w:val="FFFFFF"/>
+                <w:sz w:val="18"/>
+              </w:rPr>
+            </w:r>
+            <w:r>
+              <w:rPr>
+                <w:b/>
+                <w:i w:val="0"/>
+                <w:color w:val="FFFFFF"/>
+                <w:sz w:val="18"/>
+              </w:rPr>
+              <w:t>Term</w:t>
+            </w:r>
+          </w:p>
+        </w:tc>
+        <w:tc>
+          <w:tcPr>
+            <w:tcW w:type="dxa" w:w="5112"/>
+            <w:shd w:val="clear" w:color="auto" w:fill="17494B"/>
+          </w:tcPr>
+          <w:p>
+            <w:pPr>
+              <w:spacing w:after="40"/>
+            </w:pPr>
+            <w:r>
+              <w:rPr>
+                <w:b/>
+                <w:color w:val="FFFFFF"/>
+                <w:sz w:val="18"/>
+              </w:rPr>
+            </w:r>
+            <w:r>
+              <w:rPr>
+                <w:b/>
+                <w:i w:val="0"/>
+                <w:color w:val="FFFFFF"/>
+                <w:sz w:val="18"/>
+              </w:rPr>
+              <w:t>What you need to know</w:t>
+            </w:r>
+          </w:p>
+        </w:tc>
+      </w:tr>
+      <w:tr>
+        <w:tc>
+          <w:tcPr>
+            <w:tcW w:type="dxa" w:w="5112"/>
+            <w:shd w:val="clear" w:color="auto" w:fill="F1EEEF"/>
+          </w:tcPr>
+          <w:p>
+            <w:pPr>
+              <w:spacing w:after="40"/>
+            </w:pPr>
+            <w:r>
+              <w:rPr>
+                <w:b/>
+                <w:sz w:val="18"/>
+              </w:rPr>
+            </w:r>
+            <w:r>
+              <w:rPr>
+                <w:b/>
+                <w:i w:val="0"/>
+                <w:sz w:val="18"/>
+              </w:rPr>
+              <w:t>Why age matters first</w:t>
+            </w:r>
+          </w:p>
+        </w:tc>
+        <w:tc>
+          <w:tcPr>
+            <w:tcW w:type="dxa" w:w="5112"/>
+          </w:tcPr>
+          <w:p>
+            <w:pPr>
+              <w:spacing w:after="40"/>
+            </w:pPr>
+            <w:r>
+              <w:rPr>
+                <w:sz w:val="18"/>
+              </w:rPr>
+            </w:r>
+            <w:r>
+              <w:rPr>
+                <w:b w:val="0"/>
+                <w:i w:val="0"/>
+                <w:sz w:val="18"/>
+              </w:rPr>
+              <w:t>The VITREOUS LIQUEFIES with age. Liquefied vitreous is what can pass through a break.</w:t>
+            </w:r>
+          </w:p>
+        </w:tc>
+      </w:tr>
+      <w:tr>
+        <w:tc>
+          <w:tcPr>
+            <w:tcW w:type="dxa" w:w="5112"/>
+            <w:shd w:val="clear" w:color="auto" w:fill="F1EEEF"/>
+          </w:tcPr>
+          <w:p>
+            <w:pPr>
+              <w:spacing w:after="40"/>
+            </w:pPr>
+            <w:r>
+              <w:rPr>
+                <w:b/>
+                <w:sz w:val="18"/>
+              </w:rPr>
+            </w:r>
+            <w:r>
+              <w:rPr>
+                <w:b/>
+                <w:i w:val="0"/>
+                <w:sz w:val="18"/>
+              </w:rPr>
+              <w:t>RHEGMATOGENOUS</w:t>
+            </w:r>
+          </w:p>
+        </w:tc>
+        <w:tc>
+          <w:tcPr>
+            <w:tcW w:type="dxa" w:w="5112"/>
+          </w:tcPr>
+          <w:p>
+            <w:pPr>
+              <w:spacing w:after="40"/>
+            </w:pPr>
+            <w:r>
+              <w:rPr>
+                <w:sz w:val="18"/>
+              </w:rPr>
+            </w:r>
+            <w:r>
+              <w:rPr>
+                <w:b w:val="0"/>
+                <w:i w:val="0"/>
+                <w:sz w:val="18"/>
+              </w:rPr>
+              <w:t>FULL-THICKNESS TEAR → liquefied vitreous enters the SUBRETINAL SPACE and PEELS the retina off the RPE. Risks: PVD, AGE, SEVERE MYOPIA, TRAUMA, LATTICE DEGENERATION. Symptoms: PHOTOPSIA · SHOWER OF FLOATERS · CURTAIN FALLING.</w:t>
+            </w:r>
+          </w:p>
+        </w:tc>
+      </w:tr>
+      <w:tr>
+        <w:tc>
+          <w:tcPr>
+            <w:tcW w:type="dxa" w:w="5112"/>
+            <w:shd w:val="clear" w:color="auto" w:fill="F1EEEF"/>
+          </w:tcPr>
+          <w:p>
+            <w:pPr>
+              <w:spacing w:after="40"/>
+            </w:pPr>
+            <w:r>
+              <w:rPr>
+                <w:b/>
+                <w:sz w:val="18"/>
+              </w:rPr>
+            </w:r>
+            <w:r>
+              <w:rPr>
+                <w:b/>
+                <w:i w:val="0"/>
+                <w:sz w:val="18"/>
+              </w:rPr>
+              <w:t>TRACTIONAL</w:t>
+            </w:r>
+          </w:p>
+        </w:tc>
+        <w:tc>
+          <w:tcPr>
+            <w:tcW w:type="dxa" w:w="5112"/>
+          </w:tcPr>
+          <w:p>
+            <w:pPr>
+              <w:spacing w:after="40"/>
+            </w:pPr>
+            <w:r>
+              <w:rPr>
+                <w:sz w:val="18"/>
+              </w:rPr>
+            </w:r>
+            <w:r>
+              <w:rPr>
+                <w:b w:val="0"/>
+                <w:i w:val="0"/>
+                <w:sz w:val="18"/>
+              </w:rPr>
+              <w:t>Proliferative FIBROVASCULAR MEMBRANES on the retinal surface PHYSICALLY PULL the retina off. Chiefly PROLIFERATIVE DIABETIC RETINOPATHY; also prior trauma/surgery/vitrectomy scarring.</w:t>
+            </w:r>
+          </w:p>
+        </w:tc>
+      </w:tr>
+      <w:tr>
+        <w:tc>
+          <w:tcPr>
+            <w:tcW w:type="dxa" w:w="5112"/>
+            <w:shd w:val="clear" w:color="auto" w:fill="F1EEEF"/>
+          </w:tcPr>
+          <w:p>
+            <w:pPr>
+              <w:spacing w:after="40"/>
+            </w:pPr>
+            <w:r>
+              <w:rPr>
+                <w:b/>
+                <w:sz w:val="18"/>
+              </w:rPr>
+            </w:r>
+            <w:r>
+              <w:rPr>
+                <w:b/>
+                <w:i w:val="0"/>
+                <w:sz w:val="18"/>
+              </w:rPr>
+              <w:t>EXUDATIVE (SEROUS)</w:t>
+            </w:r>
+          </w:p>
+        </w:tc>
+        <w:tc>
+          <w:tcPr>
+            <w:tcW w:type="dxa" w:w="5112"/>
+          </w:tcPr>
+          <w:p>
+            <w:pPr>
+              <w:spacing w:after="40"/>
+            </w:pPr>
+            <w:r>
+              <w:rPr>
+                <w:sz w:val="18"/>
+              </w:rPr>
+            </w:r>
+            <w:r>
+              <w:rPr>
+                <w:b w:val="0"/>
+                <w:i w:val="0"/>
+                <w:sz w:val="18"/>
+              </w:rPr>
+              <w:t>Subretinal fluid with NO TEAR AND NO TRACTION — BLOOD-RETINAL BARRIER BREAKDOWN. Causes: SEVERE MALIGNANT HYPERTENSION, SARCOIDOSIS, CHOROIDAL MELANOMA.</w:t>
+            </w:r>
+          </w:p>
+        </w:tc>
+      </w:tr>
+      <w:tr>
+        <w:tc>
+          <w:tcPr>
+            <w:tcW w:type="dxa" w:w="5112"/>
+            <w:shd w:val="clear" w:color="auto" w:fill="F1EEEF"/>
+          </w:tcPr>
+          <w:p>
+            <w:pPr>
+              <w:spacing w:after="40"/>
+            </w:pPr>
+            <w:r>
+              <w:rPr>
+                <w:b/>
+                <w:sz w:val="18"/>
+              </w:rPr>
+            </w:r>
+            <w:r>
+              <w:rPr>
+                <w:b/>
+                <w:i w:val="0"/>
+                <w:sz w:val="18"/>
+              </w:rPr>
+              <w:t>DRY (ATROPHIC) AMD</w:t>
+            </w:r>
+          </w:p>
+        </w:tc>
+        <w:tc>
+          <w:tcPr>
+            <w:tcW w:type="dxa" w:w="5112"/>
+          </w:tcPr>
+          <w:p>
+            <w:pPr>
+              <w:spacing w:after="40"/>
+            </w:pPr>
+            <w:r>
+              <w:rPr>
+                <w:sz w:val="18"/>
+              </w:rPr>
+            </w:r>
+            <w:r>
+              <w:rPr>
+                <w:b w:val="0"/>
+                <w:i w:val="0"/>
+                <w:sz w:val="18"/>
+              </w:rPr>
+              <w:t>Slow bilateral degeneration of photoreceptors, RPE and choroid. HALLMARK: DRUSEN — yellow extracellular debris (LIPOFUSCIN, APOLIPOPROTEINS) beneath the RPE and BRUCH MEMBRANE. Slow central loss, METAMORPHOPSIA, SCOTOMA.</w:t>
+            </w:r>
+          </w:p>
+        </w:tc>
+      </w:tr>
+      <w:tr>
+        <w:tc>
+          <w:tcPr>
+            <w:tcW w:type="dxa" w:w="5112"/>
+            <w:shd w:val="clear" w:color="auto" w:fill="F1EEEF"/>
+          </w:tcPr>
+          <w:p>
+            <w:pPr>
+              <w:spacing w:after="40"/>
+            </w:pPr>
+            <w:r>
+              <w:rPr>
+                <w:b/>
+                <w:sz w:val="18"/>
+              </w:rPr>
+            </w:r>
+            <w:r>
+              <w:rPr>
+                <w:b/>
+                <w:i w:val="0"/>
+                <w:sz w:val="18"/>
+              </w:rPr>
+              <w:t>WET (NEOVASCULAR) AMD</w:t>
+            </w:r>
+          </w:p>
+        </w:tc>
+        <w:tc>
+          <w:tcPr>
+            <w:tcW w:type="dxa" w:w="5112"/>
+          </w:tcPr>
+          <w:p>
+            <w:pPr>
+              <w:spacing w:after="40"/>
+            </w:pPr>
+            <w:r>
+              <w:rPr>
+                <w:sz w:val="18"/>
+              </w:rPr>
+            </w:r>
+            <w:r>
+              <w:rPr>
+                <w:b w:val="0"/>
+                <w:i w:val="0"/>
+                <w:sz w:val="18"/>
+              </w:rPr>
+              <w:t>HYPOXIA + INFLAMMATION → CHOROIDAL NEOVASCULARISATION beneath the RPE into the subretinal space. Leak → RAPID central loss, DISCIFORM SCARRING, detachment. ~90% OF SEVERE AMD BLINDNESS.</w:t>
+            </w:r>
+          </w:p>
+        </w:tc>
+      </w:tr>
+      <w:tr>
+        <w:tc>
+          <w:tcPr>
+            <w:tcW w:type="dxa" w:w="5112"/>
+            <w:shd w:val="clear" w:color="auto" w:fill="F1EEEF"/>
+          </w:tcPr>
+          <w:p>
+            <w:pPr>
+              <w:spacing w:after="40"/>
+            </w:pPr>
+            <w:r>
+              <w:rPr>
+                <w:b/>
+                <w:sz w:val="18"/>
+              </w:rPr>
+            </w:r>
+            <w:r>
+              <w:rPr>
+                <w:b/>
+                <w:i w:val="0"/>
+                <w:sz w:val="18"/>
+              </w:rPr>
+              <w:t>Pathogenesis of AMD</w:t>
+            </w:r>
+          </w:p>
+        </w:tc>
+        <w:tc>
+          <w:tcPr>
+            <w:tcW w:type="dxa" w:w="5112"/>
+          </w:tcPr>
+          <w:p>
+            <w:pPr>
+              <w:spacing w:after="40"/>
+            </w:pPr>
+            <w:r>
+              <w:rPr>
+                <w:sz w:val="18"/>
+              </w:rPr>
+            </w:r>
+            <w:r>
+              <w:rPr>
+                <w:b w:val="0"/>
+                <w:i w:val="0"/>
+                <w:sz w:val="18"/>
+              </w:rPr>
+              <w:t>UNKNOWN — the deck says so for both forms.</w:t>
+            </w:r>
+          </w:p>
+        </w:tc>
+      </w:tr>
+      <w:tr>
+        <w:tc>
+          <w:tcPr>
+            <w:tcW w:type="dxa" w:w="5112"/>
+            <w:shd w:val="clear" w:color="auto" w:fill="F1EEEF"/>
+          </w:tcPr>
+          <w:p>
+            <w:pPr>
+              <w:spacing w:after="40"/>
+            </w:pPr>
+            <w:r>
+              <w:rPr>
+                <w:b/>
+                <w:sz w:val="18"/>
+              </w:rPr>
+            </w:r>
+            <w:r>
+              <w:rPr>
+                <w:b/>
+                <w:i w:val="0"/>
+                <w:sz w:val="18"/>
+              </w:rPr>
+              <w:t>Two blindness statistics — do not swap them</w:t>
+            </w:r>
+          </w:p>
+        </w:tc>
+        <w:tc>
+          <w:tcPr>
+            <w:tcW w:type="dxa" w:w="5112"/>
+          </w:tcPr>
+          <w:p>
+            <w:pPr>
+              <w:spacing w:after="40"/>
+            </w:pPr>
+            <w:r>
+              <w:rPr>
+                <w:sz w:val="18"/>
+              </w:rPr>
+            </w:r>
+            <w:r>
+              <w:rPr>
+                <w:b w:val="0"/>
+                <w:i w:val="0"/>
+                <w:sz w:val="18"/>
+              </w:rPr>
+              <w:t>DIABETIC RETINOPATHY: leading cause of new-onset blindness in US adults 20–74. MACULAR DEGENERATION: leading cause in US adults OVER 75.</w:t>
+            </w:r>
+          </w:p>
+        </w:tc>
+      </w:tr>
+      <w:tr>
+        <w:tc>
+          <w:tcPr>
+            <w:tcW w:type="dxa" w:w="5112"/>
+            <w:shd w:val="clear" w:color="auto" w:fill="F1EEEF"/>
+          </w:tcPr>
+          <w:p>
+            <w:pPr>
+              <w:spacing w:after="40"/>
+            </w:pPr>
+            <w:r>
+              <w:rPr>
+                <w:b/>
+                <w:sz w:val="18"/>
+              </w:rPr>
+            </w:r>
+            <w:r>
+              <w:rPr>
+                <w:b/>
+                <w:i w:val="0"/>
+                <w:sz w:val="18"/>
+              </w:rPr>
+              <w:t>Diabetic retinopathy cascade</w:t>
+            </w:r>
+          </w:p>
+        </w:tc>
+        <w:tc>
+          <w:tcPr>
+            <w:tcW w:type="dxa" w:w="5112"/>
+          </w:tcPr>
+          <w:p>
+            <w:pPr>
+              <w:spacing w:after="40"/>
+            </w:pPr>
+            <w:r>
+              <w:rPr>
+                <w:sz w:val="18"/>
+              </w:rPr>
+            </w:r>
+            <w:r>
+              <w:rPr>
+                <w:b w:val="0"/>
+                <w:i w:val="0"/>
+                <w:sz w:val="18"/>
+              </w:rPr>
+              <w:t>CHRONIC HYPERGLYCAEMIA damages capillaries + endothelial basement membranes → OCCLUSION + HYPOXIA. NON-PROLIFERATIVE: dilated veins, MICROANEURYSMS, dot/blot haemorrhages, HARD EXUDATES (lipid, OUTER PLEXIFORM layer), COTTON-WOOL SPOTS (NERVE FIBRE layer ischaemia), macular oedema. PROLIFERATIVE: ischaemia → VEGF → NEOVASCULARISATION → vitreous haemorrhage, traction, detachment.</w:t>
+            </w:r>
+          </w:p>
+        </w:tc>
+      </w:tr>
+    </w:tbl>
+    <w:p>
+      <w:pPr>
+        <w:spacing w:after="80"/>
+      </w:pPr>
+    </w:p>
+    <w:p>
+      <w:pPr>
+        <w:pStyle w:val="Heading1"/>
+        <w:spacing w:before="280" w:after="100"/>
+      </w:pPr>
+      <w:r>
+        <w:rPr>
+          <w:rFonts w:ascii="Georgia" w:hAnsi="Georgia"/>
+          <w:color w:val="17494B"/>
+        </w:rPr>
+        <w:t>Visual Field Deficits by Lesion Site</w:t>
+      </w:r>
+    </w:p>
+    <w:tbl>
+      <w:tblPr>
+        <w:tblStyle w:val="TableGrid"/>
+        <w:tblW w:type="auto" w:w="0"/>
+        <w:jc w:val="center"/>
+        <w:tblLook w:firstColumn="1" w:firstRow="1" w:lastColumn="0" w:lastRow="0" w:noHBand="0" w:noVBand="1" w:val="04A0"/>
+        <w:tblBorders>
+          <w:top w:val="single" w:sz="4" w:space="0" w:color="D8D2D4"/>
+          <w:left w:val="single" w:sz="4" w:space="0" w:color="D8D2D4"/>
+          <w:bottom w:val="single" w:sz="4" w:space="0" w:color="D8D2D4"/>
+          <w:right w:val="single" w:sz="4" w:space="0" w:color="D8D2D4"/>
+          <w:insideH w:val="single" w:sz="4" w:space="0" w:color="D8D2D4"/>
+          <w:insideV w:val="single" w:sz="4" w:space="0" w:color="D8D2D4"/>
+        </w:tblBorders>
+      </w:tblPr>
+      <w:tblGrid>
+        <w:gridCol w:w="5112"/>
+        <w:gridCol w:w="5112"/>
+      </w:tblGrid>
+      <w:tr>
+        <w:tc>
+          <w:tcPr>
+            <w:tcW w:type="dxa" w:w="5112"/>
+            <w:shd w:val="clear" w:color="auto" w:fill="17494B"/>
+          </w:tcPr>
+          <w:p>
+            <w:pPr>
+              <w:spacing w:after="40"/>
+            </w:pPr>
+            <w:r>
+              <w:rPr>
+                <w:b/>
+                <w:color w:val="FFFFFF"/>
+                <w:sz w:val="18"/>
+              </w:rPr>
+            </w:r>
+            <w:r>
+              <w:rPr>
+                <w:b/>
+                <w:i w:val="0"/>
+                <w:color w:val="FFFFFF"/>
+                <w:sz w:val="18"/>
+              </w:rPr>
+              <w:t>Term</w:t>
+            </w:r>
+          </w:p>
+        </w:tc>
+        <w:tc>
+          <w:tcPr>
+            <w:tcW w:type="dxa" w:w="5112"/>
+            <w:shd w:val="clear" w:color="auto" w:fill="17494B"/>
+          </w:tcPr>
+          <w:p>
+            <w:pPr>
+              <w:spacing w:after="40"/>
+            </w:pPr>
+            <w:r>
+              <w:rPr>
+                <w:b/>
+                <w:color w:val="FFFFFF"/>
+                <w:sz w:val="18"/>
+              </w:rPr>
+            </w:r>
+            <w:r>
+              <w:rPr>
+                <w:b/>
+                <w:i w:val="0"/>
+                <w:color w:val="FFFFFF"/>
+                <w:sz w:val="18"/>
+              </w:rPr>
+              <w:t>What you need to know</w:t>
+            </w:r>
+          </w:p>
+        </w:tc>
+      </w:tr>
+      <w:tr>
+        <w:tc>
+          <w:tcPr>
+            <w:tcW w:type="dxa" w:w="5112"/>
+            <w:shd w:val="clear" w:color="auto" w:fill="F1EEEF"/>
+          </w:tcPr>
+          <w:p>
+            <w:pPr>
+              <w:spacing w:after="40"/>
+            </w:pPr>
+            <w:r>
+              <w:rPr>
+                <w:b/>
+                <w:sz w:val="18"/>
+              </w:rPr>
+            </w:r>
+            <w:r>
+              <w:rPr>
+                <w:b/>
+                <w:i w:val="0"/>
+                <w:sz w:val="18"/>
+              </w:rPr>
+              <w:t>THE ONE FACT EVERYTHING FOLLOWS FROM</w:t>
+            </w:r>
+          </w:p>
+        </w:tc>
+        <w:tc>
+          <w:tcPr>
+            <w:tcW w:type="dxa" w:w="5112"/>
+          </w:tcPr>
+          <w:p>
+            <w:pPr>
+              <w:spacing w:after="40"/>
+            </w:pPr>
+            <w:r>
+              <w:rPr>
+                <w:sz w:val="18"/>
+              </w:rPr>
+            </w:r>
+            <w:r>
+              <w:rPr>
+                <w:b w:val="0"/>
+                <w:i w:val="0"/>
+                <w:sz w:val="18"/>
+              </w:rPr>
+              <w:t>NASAL retinal fibres — which carry the TEMPORAL visual fields — CROSS at the chiasm. TEMPORAL retinal fibres stay IPSILATERAL.</w:t>
+            </w:r>
+          </w:p>
+        </w:tc>
+      </w:tr>
+      <w:tr>
+        <w:tc>
+          <w:tcPr>
+            <w:tcW w:type="dxa" w:w="5112"/>
+            <w:shd w:val="clear" w:color="auto" w:fill="F1EEEF"/>
+          </w:tcPr>
+          <w:p>
+            <w:pPr>
+              <w:spacing w:after="40"/>
+            </w:pPr>
+            <w:r>
+              <w:rPr>
+                <w:b/>
+                <w:sz w:val="18"/>
+              </w:rPr>
+            </w:r>
+            <w:r>
+              <w:rPr>
+                <w:b/>
+                <w:i w:val="0"/>
+                <w:sz w:val="18"/>
+              </w:rPr>
+              <w:t>The pathway</w:t>
+            </w:r>
+          </w:p>
+        </w:tc>
+        <w:tc>
+          <w:tcPr>
+            <w:tcW w:type="dxa" w:w="5112"/>
+          </w:tcPr>
+          <w:p>
+            <w:pPr>
+              <w:spacing w:after="40"/>
+            </w:pPr>
+            <w:r>
+              <w:rPr>
+                <w:sz w:val="18"/>
+              </w:rPr>
+            </w:r>
+            <w:r>
+              <w:rPr>
+                <w:b w:val="0"/>
+                <w:i w:val="0"/>
+                <w:sz w:val="18"/>
+              </w:rPr>
+              <w:t>OPTIC DISC → OPTIC NERVE → CHIASM → OPTIC TRACT → LATERAL GENICULATE NUCLEUS → OPTIC RADIATION → OCCIPITAL CORTEX.</w:t>
+            </w:r>
+          </w:p>
+        </w:tc>
+      </w:tr>
+      <w:tr>
+        <w:tc>
+          <w:tcPr>
+            <w:tcW w:type="dxa" w:w="5112"/>
+            <w:shd w:val="clear" w:color="auto" w:fill="F1EEEF"/>
+          </w:tcPr>
+          <w:p>
+            <w:pPr>
+              <w:spacing w:after="40"/>
+            </w:pPr>
+            <w:r>
+              <w:rPr>
+                <w:b/>
+                <w:sz w:val="18"/>
+              </w:rPr>
+            </w:r>
+            <w:r>
+              <w:rPr>
+                <w:b/>
+                <w:i w:val="0"/>
+                <w:sz w:val="18"/>
+              </w:rPr>
+              <w:t>A — ipsilateral OPTIC NERVE</w:t>
+            </w:r>
+          </w:p>
+        </w:tc>
+        <w:tc>
+          <w:tcPr>
+            <w:tcW w:type="dxa" w:w="5112"/>
+          </w:tcPr>
+          <w:p>
+            <w:pPr>
+              <w:spacing w:after="40"/>
+            </w:pPr>
+            <w:r>
+              <w:rPr>
+                <w:sz w:val="18"/>
+              </w:rPr>
+            </w:r>
+            <w:r>
+              <w:rPr>
+                <w:b w:val="0"/>
+                <w:i w:val="0"/>
+                <w:sz w:val="18"/>
+              </w:rPr>
+              <w:t>MONOCULAR BLINDNESS. Causes: trauma, optic neuritis, ischaemic optic neuropathy.</w:t>
+            </w:r>
+          </w:p>
+        </w:tc>
+      </w:tr>
+      <w:tr>
+        <w:tc>
+          <w:tcPr>
+            <w:tcW w:type="dxa" w:w="5112"/>
+            <w:shd w:val="clear" w:color="auto" w:fill="F1EEEF"/>
+          </w:tcPr>
+          <w:p>
+            <w:pPr>
+              <w:spacing w:after="40"/>
+            </w:pPr>
+            <w:r>
+              <w:rPr>
+                <w:b/>
+                <w:sz w:val="18"/>
+              </w:rPr>
+            </w:r>
+            <w:r>
+              <w:rPr>
+                <w:b/>
+                <w:i w:val="0"/>
+                <w:sz w:val="18"/>
+              </w:rPr>
+              <w:t>B — OPTIC CHIASM (centre)</w:t>
+            </w:r>
+          </w:p>
+        </w:tc>
+        <w:tc>
+          <w:tcPr>
+            <w:tcW w:type="dxa" w:w="5112"/>
+          </w:tcPr>
+          <w:p>
+            <w:pPr>
+              <w:spacing w:after="40"/>
+            </w:pPr>
+            <w:r>
+              <w:rPr>
+                <w:sz w:val="18"/>
+              </w:rPr>
+            </w:r>
+            <w:r>
+              <w:rPr>
+                <w:b w:val="0"/>
+                <w:i w:val="0"/>
+                <w:sz w:val="18"/>
+              </w:rPr>
+              <w:t>BITEMPORAL HEMIANOPSIA — only the crossing NASAL fibres are cut, and they carry the TEMPORAL fields. Commonest cause: PITUITARY ADENOMA.</w:t>
+            </w:r>
+          </w:p>
+        </w:tc>
+      </w:tr>
+      <w:tr>
+        <w:tc>
+          <w:tcPr>
+            <w:tcW w:type="dxa" w:w="5112"/>
+            <w:shd w:val="clear" w:color="auto" w:fill="F1EEEF"/>
+          </w:tcPr>
+          <w:p>
+            <w:pPr>
+              <w:spacing w:after="40"/>
+            </w:pPr>
+            <w:r>
+              <w:rPr>
+                <w:b/>
+                <w:sz w:val="18"/>
+              </w:rPr>
+            </w:r>
+            <w:r>
+              <w:rPr>
+                <w:b/>
+                <w:i w:val="0"/>
+                <w:sz w:val="18"/>
+              </w:rPr>
+              <w:t>C — OPTIC TRACT / LGN</w:t>
+            </w:r>
+          </w:p>
+        </w:tc>
+        <w:tc>
+          <w:tcPr>
+            <w:tcW w:type="dxa" w:w="5112"/>
+          </w:tcPr>
+          <w:p>
+            <w:pPr>
+              <w:spacing w:after="40"/>
+            </w:pPr>
+            <w:r>
+              <w:rPr>
+                <w:sz w:val="18"/>
+              </w:rPr>
+            </w:r>
+            <w:r>
+              <w:rPr>
+                <w:b w:val="0"/>
+                <w:i w:val="0"/>
+                <w:sz w:val="18"/>
+              </w:rPr>
+              <w:t>CONTRALATERAL HOMONYMOUS HEMIANOPSIA. Stroke, tumour, demyelination.</w:t>
+            </w:r>
+          </w:p>
+        </w:tc>
+      </w:tr>
+      <w:tr>
+        <w:tc>
+          <w:tcPr>
+            <w:tcW w:type="dxa" w:w="5112"/>
+            <w:shd w:val="clear" w:color="auto" w:fill="F1EEEF"/>
+          </w:tcPr>
+          <w:p>
+            <w:pPr>
+              <w:spacing w:after="40"/>
+            </w:pPr>
+            <w:r>
+              <w:rPr>
+                <w:b/>
+                <w:sz w:val="18"/>
+              </w:rPr>
+            </w:r>
+            <w:r>
+              <w:rPr>
+                <w:b/>
+                <w:i w:val="0"/>
+                <w:sz w:val="18"/>
+              </w:rPr>
+              <w:t>D and E — HE DEFERRED THESE</w:t>
+            </w:r>
+          </w:p>
+        </w:tc>
+        <w:tc>
+          <w:tcPr>
+            <w:tcW w:type="dxa" w:w="5112"/>
+          </w:tcPr>
+          <w:p>
+            <w:pPr>
+              <w:spacing w:after="40"/>
+            </w:pPr>
+            <w:r>
+              <w:rPr>
+                <w:sz w:val="18"/>
+              </w:rPr>
+            </w:r>
+            <w:r>
+              <w:rPr>
+                <w:b w:val="0"/>
+                <w:i w:val="0"/>
+                <w:sz w:val="18"/>
+              </w:rPr>
+              <w:t>D temporal optic radiation → contralateral SUPERIOR quadrantanopsia (“pie in the sky”). E occipital cortex, PCA occlusion → contralateral homonymous hemianopsia WITH MACULAR SPARING (dual supply). “You can know that if you want.”</w:t>
+            </w:r>
+          </w:p>
+        </w:tc>
+      </w:tr>
+      <w:tr>
+        <w:tc>
+          <w:tcPr>
+            <w:tcW w:type="dxa" w:w="5112"/>
+            <w:shd w:val="clear" w:color="auto" w:fill="F1EEEF"/>
+          </w:tcPr>
+          <w:p>
+            <w:pPr>
+              <w:spacing w:after="40"/>
+            </w:pPr>
+            <w:r>
+              <w:rPr>
+                <w:b/>
+                <w:sz w:val="18"/>
+              </w:rPr>
+            </w:r>
+            <w:r>
+              <w:rPr>
+                <w:b/>
+                <w:i w:val="0"/>
+                <w:sz w:val="18"/>
+              </w:rPr>
+              <w:t>Losing one eye</w:t>
+            </w:r>
+          </w:p>
+        </w:tc>
+        <w:tc>
+          <w:tcPr>
+            <w:tcW w:type="dxa" w:w="5112"/>
+          </w:tcPr>
+          <w:p>
+            <w:pPr>
+              <w:spacing w:after="40"/>
+            </w:pPr>
+            <w:r>
+              <w:rPr>
+                <w:sz w:val="18"/>
+              </w:rPr>
+            </w:r>
+            <w:r>
+              <w:rPr>
+                <w:b w:val="0"/>
+                <w:i w:val="0"/>
+                <w:sz w:val="18"/>
+              </w:rPr>
+              <w:t>Loses the BINOCULAR OVERLAP and therefore DEPTH PERCEPTION. Everything becomes flat.</w:t>
+            </w:r>
+          </w:p>
+        </w:tc>
+      </w:tr>
+    </w:tbl>
+    <w:p>
+      <w:pPr>
+        <w:spacing w:after="80"/>
+      </w:pPr>
+    </w:p>
+    <w:p>
+      <w:pPr>
+        <w:pStyle w:val="Heading1"/>
+        <w:spacing w:before="280" w:after="100"/>
+      </w:pPr>
+      <w:r>
+        <w:rPr>
+          <w:rFonts w:ascii="Georgia" w:hAnsi="Georgia"/>
+          <w:color w:val="17494B"/>
+        </w:rPr>
+        <w:t>★ VERTIGO — HE WEIGHTED THIS ONE</w:t>
+      </w:r>
+    </w:p>
+    <w:tbl>
+      <w:tblPr>
+        <w:tblStyle w:val="TableGrid"/>
+        <w:tblW w:type="auto" w:w="0"/>
+        <w:jc w:val="center"/>
+        <w:tblLook w:firstColumn="1" w:firstRow="1" w:lastColumn="0" w:lastRow="0" w:noHBand="0" w:noVBand="1" w:val="04A0"/>
+        <w:tblBorders>
+          <w:top w:val="single" w:sz="4" w:space="0" w:color="D8D2D4"/>
+          <w:left w:val="single" w:sz="4" w:space="0" w:color="D8D2D4"/>
+          <w:bottom w:val="single" w:sz="4" w:space="0" w:color="D8D2D4"/>
+          <w:right w:val="single" w:sz="4" w:space="0" w:color="D8D2D4"/>
+          <w:insideH w:val="single" w:sz="4" w:space="0" w:color="D8D2D4"/>
+          <w:insideV w:val="single" w:sz="4" w:space="0" w:color="D8D2D4"/>
+        </w:tblBorders>
+      </w:tblPr>
+      <w:tblGrid>
+        <w:gridCol w:w="5112"/>
+        <w:gridCol w:w="5112"/>
+      </w:tblGrid>
+      <w:tr>
+        <w:tc>
+          <w:tcPr>
+            <w:tcW w:type="dxa" w:w="5112"/>
+            <w:shd w:val="clear" w:color="auto" w:fill="17494B"/>
+          </w:tcPr>
+          <w:p>
+            <w:pPr>
+              <w:spacing w:after="40"/>
+            </w:pPr>
+            <w:r>
+              <w:rPr>
+                <w:b/>
+                <w:color w:val="FFFFFF"/>
+                <w:sz w:val="18"/>
+              </w:rPr>
+            </w:r>
+            <w:r>
+              <w:rPr>
+                <w:b/>
+                <w:i w:val="0"/>
+                <w:color w:val="FFFFFF"/>
+                <w:sz w:val="18"/>
+              </w:rPr>
+              <w:t>Term</w:t>
+            </w:r>
+          </w:p>
+        </w:tc>
+        <w:tc>
+          <w:tcPr>
+            <w:tcW w:type="dxa" w:w="5112"/>
+            <w:shd w:val="clear" w:color="auto" w:fill="17494B"/>
+          </w:tcPr>
+          <w:p>
+            <w:pPr>
+              <w:spacing w:after="40"/>
+            </w:pPr>
+            <w:r>
+              <w:rPr>
+                <w:b/>
+                <w:color w:val="FFFFFF"/>
+                <w:sz w:val="18"/>
+              </w:rPr>
+            </w:r>
+            <w:r>
+              <w:rPr>
+                <w:b/>
+                <w:i w:val="0"/>
+                <w:color w:val="FFFFFF"/>
+                <w:sz w:val="18"/>
+              </w:rPr>
+              <w:t>What you need to know</w:t>
+            </w:r>
+          </w:p>
+        </w:tc>
+      </w:tr>
+      <w:tr>
+        <w:tc>
+          <w:tcPr>
+            <w:tcW w:type="dxa" w:w="5112"/>
+            <w:shd w:val="clear" w:color="auto" w:fill="F1EEEF"/>
+          </w:tcPr>
+          <w:p>
+            <w:pPr>
+              <w:spacing w:after="40"/>
+            </w:pPr>
+            <w:r>
+              <w:rPr>
+                <w:b/>
+                <w:sz w:val="18"/>
+              </w:rPr>
+            </w:r>
+            <w:r>
+              <w:rPr>
+                <w:b/>
+                <w:i w:val="0"/>
+                <w:sz w:val="18"/>
+              </w:rPr>
+              <w:t>Why it leads</w:t>
+            </w:r>
+          </w:p>
+        </w:tc>
+        <w:tc>
+          <w:tcPr>
+            <w:tcW w:type="dxa" w:w="5112"/>
+          </w:tcPr>
+          <w:p>
+            <w:pPr>
+              <w:spacing w:after="40"/>
+            </w:pPr>
+            <w:r>
+              <w:rPr>
+                <w:sz w:val="18"/>
+              </w:rPr>
+            </w:r>
+            <w:r>
+              <w:rPr>
+                <w:b w:val="0"/>
+                <w:i w:val="0"/>
+                <w:sz w:val="18"/>
+              </w:rPr>
+              <w:t>“On my board exams, A THIRD OF MY NEUROLOGY QUESTIONS WERE VERTIGO RELATED. So know this, know these things.” He also narrowed it: “we are more interested for this lecture on PERIPHERAL vertigo.”</w:t>
+            </w:r>
+          </w:p>
+        </w:tc>
+      </w:tr>
+      <w:tr>
+        <w:tc>
+          <w:tcPr>
+            <w:tcW w:type="dxa" w:w="5112"/>
+            <w:shd w:val="clear" w:color="auto" w:fill="F1EEEF"/>
+          </w:tcPr>
+          <w:p>
+            <w:pPr>
+              <w:spacing w:after="40"/>
+            </w:pPr>
+            <w:r>
+              <w:rPr>
+                <w:b/>
+                <w:sz w:val="18"/>
+              </w:rPr>
+            </w:r>
+            <w:r>
+              <w:rPr>
+                <w:b/>
+                <w:i w:val="0"/>
+                <w:sz w:val="18"/>
+              </w:rPr>
+              <w:t>VERTIGO vs DIZZINESS — one line</w:t>
+            </w:r>
+          </w:p>
+        </w:tc>
+        <w:tc>
+          <w:tcPr>
+            <w:tcW w:type="dxa" w:w="5112"/>
+          </w:tcPr>
+          <w:p>
+            <w:pPr>
+              <w:spacing w:after="40"/>
+            </w:pPr>
+            <w:r>
+              <w:rPr>
+                <w:sz w:val="18"/>
+              </w:rPr>
+            </w:r>
+            <w:r>
+              <w:rPr>
+                <w:b w:val="0"/>
+                <w:i w:val="0"/>
+                <w:sz w:val="18"/>
+              </w:rPr>
+              <w:t>VERTIGO = HALLUCINATION OF MOTION from ASYMMETRICAL VESTIBULAR INPUT. Nystagmus + ataxia. NO SYNCOPE. DIZZINESS = non-vestibular impending faint, from CEREBRAL HYPOPERFUSION, ORTHOSTATIC HYPOTENSION or METABOLIC IMBALANCE — fainting IS on the table.</w:t>
+            </w:r>
+          </w:p>
+        </w:tc>
+      </w:tr>
+      <w:tr>
+        <w:tc>
+          <w:tcPr>
+            <w:tcW w:type="dxa" w:w="5112"/>
+            <w:shd w:val="clear" w:color="auto" w:fill="F1EEEF"/>
+          </w:tcPr>
+          <w:p>
+            <w:pPr>
+              <w:spacing w:after="40"/>
+            </w:pPr>
+            <w:r>
+              <w:rPr>
+                <w:b/>
+                <w:sz w:val="18"/>
+              </w:rPr>
+            </w:r>
+            <w:r>
+              <w:rPr>
+                <w:b/>
+                <w:i w:val="0"/>
+                <w:sz w:val="18"/>
+              </w:rPr>
+              <w:t>Why “no syncope” works</w:t>
+            </w:r>
+          </w:p>
+        </w:tc>
+        <w:tc>
+          <w:tcPr>
+            <w:tcW w:type="dxa" w:w="5112"/>
+          </w:tcPr>
+          <w:p>
+            <w:pPr>
+              <w:spacing w:after="40"/>
+            </w:pPr>
+            <w:r>
+              <w:rPr>
+                <w:sz w:val="18"/>
+              </w:rPr>
+            </w:r>
+            <w:r>
+              <w:rPr>
+                <w:b w:val="0"/>
+                <w:i w:val="0"/>
+                <w:sz w:val="18"/>
+              </w:rPr>
+              <w:t>Vertigo is a FALSE MOTION SIGNAL with NORMAL perfusion, so the patient does not faint. Dizziness IS the perfusion/metabolic problem. The patient says “dizzy” for both — the word tells you nothing.</w:t>
+            </w:r>
+          </w:p>
+        </w:tc>
+      </w:tr>
+      <w:tr>
+        <w:tc>
+          <w:tcPr>
+            <w:tcW w:type="dxa" w:w="5112"/>
+            <w:shd w:val="clear" w:color="auto" w:fill="F1EEEF"/>
+          </w:tcPr>
+          <w:p>
+            <w:pPr>
+              <w:spacing w:after="40"/>
+            </w:pPr>
+            <w:r>
+              <w:rPr>
+                <w:b/>
+                <w:sz w:val="18"/>
+              </w:rPr>
+            </w:r>
+            <w:r>
+              <w:rPr>
+                <w:b/>
+                <w:i w:val="0"/>
+                <w:sz w:val="18"/>
+              </w:rPr>
+              <w:t>PERIPHERAL vertigo</w:t>
+            </w:r>
+          </w:p>
+        </w:tc>
+        <w:tc>
+          <w:tcPr>
+            <w:tcW w:type="dxa" w:w="5112"/>
+          </w:tcPr>
+          <w:p>
+            <w:pPr>
+              <w:spacing w:after="40"/>
+            </w:pPr>
+            <w:r>
+              <w:rPr>
+                <w:sz w:val="18"/>
+              </w:rPr>
+            </w:r>
+            <w:r>
+              <w:rPr>
+                <w:b w:val="0"/>
+                <w:i w:val="0"/>
+                <w:sz w:val="18"/>
+              </w:rPr>
+              <w:t>Inner ear or CN VIII. SUDDEN onset · HORIZONTAL/ROTATIONAL nystagmus · FATIGABLE · SUPPRESSED BY VISUAL FIXATION. Causes: BPPV, MÉNIÈRE, LABYRINTHITIS, VESTIBULAR NEURITIS.</w:t>
+            </w:r>
+          </w:p>
+        </w:tc>
+      </w:tr>
+      <w:tr>
+        <w:tc>
+          <w:tcPr>
+            <w:tcW w:type="dxa" w:w="5112"/>
+            <w:shd w:val="clear" w:color="auto" w:fill="F1EEEF"/>
+          </w:tcPr>
+          <w:p>
+            <w:pPr>
+              <w:spacing w:after="40"/>
+            </w:pPr>
+            <w:r>
+              <w:rPr>
+                <w:b/>
+                <w:sz w:val="18"/>
+              </w:rPr>
+            </w:r>
+            <w:r>
+              <w:rPr>
+                <w:b/>
+                <w:i w:val="0"/>
+                <w:sz w:val="18"/>
+              </w:rPr>
+              <w:t>CENTRAL vertigo</w:t>
+            </w:r>
+          </w:p>
+        </w:tc>
+        <w:tc>
+          <w:tcPr>
+            <w:tcW w:type="dxa" w:w="5112"/>
+          </w:tcPr>
+          <w:p>
+            <w:pPr>
+              <w:spacing w:after="40"/>
+            </w:pPr>
+            <w:r>
+              <w:rPr>
+                <w:sz w:val="18"/>
+              </w:rPr>
+            </w:r>
+            <w:r>
+              <w:rPr>
+                <w:b w:val="0"/>
+                <w:i w:val="0"/>
+                <w:sz w:val="18"/>
+              </w:rPr>
+              <w:t>Brainstem/cerebellum. GRADUAL onset · VERTICAL or NON-SUPPRESSIBLE nystagmus · NEUROLOGICAL DEFICITS PRESENT. Causes: BRAINSTEM STROKE, MULTIPLE SCLEROSIS, CEREBELLAR TUMOUR.</w:t>
+            </w:r>
+          </w:p>
+        </w:tc>
+      </w:tr>
+      <w:tr>
+        <w:tc>
+          <w:tcPr>
+            <w:tcW w:type="dxa" w:w="5112"/>
+            <w:shd w:val="clear" w:color="auto" w:fill="F1EEEF"/>
+          </w:tcPr>
+          <w:p>
+            <w:pPr>
+              <w:spacing w:after="40"/>
+            </w:pPr>
+            <w:r>
+              <w:rPr>
+                <w:b/>
+                <w:sz w:val="18"/>
+              </w:rPr>
+            </w:r>
+            <w:r>
+              <w:rPr>
+                <w:b/>
+                <w:i w:val="0"/>
+                <w:sz w:val="18"/>
+              </w:rPr>
+              <w:t>Visual fixation — why it splits them</w:t>
+            </w:r>
+          </w:p>
+        </w:tc>
+        <w:tc>
+          <w:tcPr>
+            <w:tcW w:type="dxa" w:w="5112"/>
+          </w:tcPr>
+          <w:p>
+            <w:pPr>
+              <w:spacing w:after="40"/>
+            </w:pPr>
+            <w:r>
+              <w:rPr>
+                <w:sz w:val="18"/>
+              </w:rPr>
+            </w:r>
+            <w:r>
+              <w:rPr>
+                <w:b w:val="0"/>
+                <w:i w:val="0"/>
+                <w:sz w:val="18"/>
+              </w:rPr>
+              <w:t>Fixing the gaze lets VISION OVERRIDE the false vestibular signal. Works in PERIPHERAL. “You CANNOT do that with central” — central has broken the machinery that does the overriding.</w:t>
+            </w:r>
+          </w:p>
+        </w:tc>
+      </w:tr>
+      <w:tr>
+        <w:tc>
+          <w:tcPr>
+            <w:tcW w:type="dxa" w:w="5112"/>
+            <w:shd w:val="clear" w:color="auto" w:fill="F1EEEF"/>
+          </w:tcPr>
+          <w:p>
+            <w:pPr>
+              <w:spacing w:after="40"/>
+            </w:pPr>
+            <w:r>
+              <w:rPr>
+                <w:b/>
+                <w:sz w:val="18"/>
+              </w:rPr>
+            </w:r>
+            <w:r>
+              <w:rPr>
+                <w:b/>
+                <w:i w:val="0"/>
+                <w:sz w:val="18"/>
+              </w:rPr>
+              <w:t>THE FOUR PERIPHERAL — read DURATION first</w:t>
+            </w:r>
+          </w:p>
+        </w:tc>
+        <w:tc>
+          <w:tcPr>
+            <w:tcW w:type="dxa" w:w="5112"/>
+          </w:tcPr>
+          <w:p>
+            <w:pPr>
+              <w:spacing w:after="40"/>
+            </w:pPr>
+            <w:r>
+              <w:rPr>
+                <w:sz w:val="18"/>
+              </w:rPr>
+            </w:r>
+            <w:r>
+              <w:rPr>
+                <w:b w:val="0"/>
+                <w:i w:val="0"/>
+                <w:sz w:val="18"/>
+              </w:rPr>
+              <w:t>BPPV: UNDER 1 MINUTE, positional, NO hearing loss. MÉNIÈRE: HOURS, low-tone loss + aural fullness. LABYRINTHITIS: DAYS (improving over weeks), unilateral SNHL, AFTER A VIRAL URI. VESTIBULAR NEURITIS: days, NO hearing loss — nerve only.</w:t>
+            </w:r>
+          </w:p>
+        </w:tc>
+      </w:tr>
+      <w:tr>
+        <w:tc>
+          <w:tcPr>
+            <w:tcW w:type="dxa" w:w="5112"/>
+            <w:shd w:val="clear" w:color="auto" w:fill="F1EEEF"/>
+          </w:tcPr>
+          <w:p>
+            <w:pPr>
+              <w:spacing w:after="40"/>
+            </w:pPr>
+            <w:r>
+              <w:rPr>
+                <w:b/>
+                <w:sz w:val="18"/>
+              </w:rPr>
+            </w:r>
+            <w:r>
+              <w:rPr>
+                <w:b/>
+                <w:i w:val="0"/>
+                <w:sz w:val="18"/>
+              </w:rPr>
+              <w:t>BPPV mechanism</w:t>
+            </w:r>
+          </w:p>
+        </w:tc>
+        <w:tc>
+          <w:tcPr>
+            <w:tcW w:type="dxa" w:w="5112"/>
+          </w:tcPr>
+          <w:p>
+            <w:pPr>
+              <w:spacing w:after="40"/>
+            </w:pPr>
+            <w:r>
+              <w:rPr>
+                <w:sz w:val="18"/>
+              </w:rPr>
+            </w:r>
+            <w:r>
+              <w:rPr>
+                <w:b w:val="0"/>
+                <w:i w:val="0"/>
+                <w:sz w:val="18"/>
+              </w:rPr>
+              <w:t>CANALITHIASIS = OTOCONIA dislodged from the UTRICLE, floating FREE in the SEMICIRCULAR CANALS. “What you need to know for pathophysiology is that THEY CAN BECOME LOOSE” and hit structures, causing a false sensation of motion. Explains all three features: brief, positional, no hearing loss.</w:t>
+            </w:r>
+          </w:p>
+        </w:tc>
+      </w:tr>
+      <w:tr>
+        <w:tc>
+          <w:tcPr>
+            <w:tcW w:type="dxa" w:w="5112"/>
+            <w:shd w:val="clear" w:color="auto" w:fill="F1EEEF"/>
+          </w:tcPr>
+          <w:p>
+            <w:pPr>
+              <w:spacing w:after="40"/>
+            </w:pPr>
+            <w:r>
+              <w:rPr>
+                <w:b/>
+                <w:sz w:val="18"/>
+              </w:rPr>
+            </w:r>
+            <w:r>
+              <w:rPr>
+                <w:b/>
+                <w:i w:val="0"/>
+                <w:sz w:val="18"/>
+              </w:rPr>
+              <w:t>MÉNIÈRE mechanism</w:t>
+            </w:r>
+          </w:p>
+        </w:tc>
+        <w:tc>
+          <w:tcPr>
+            <w:tcW w:type="dxa" w:w="5112"/>
+          </w:tcPr>
+          <w:p>
+            <w:pPr>
+              <w:spacing w:after="40"/>
+            </w:pPr>
+            <w:r>
+              <w:rPr>
+                <w:sz w:val="18"/>
+              </w:rPr>
+            </w:r>
+            <w:r>
+              <w:rPr>
+                <w:b w:val="0"/>
+                <w:i w:val="0"/>
+                <w:sz w:val="18"/>
+              </w:rPr>
+              <w:t>ENDOLYMPHATIC HYDROPS — DEFECTIVE ENDOLYMPH RESORPTION (production is normal, DRAINAGE is not) → fluid accumulates in the membranous labyrinth, BALLOONING THE SCALA MEDIA until MICRO-RUPTURES occur. The ruptures are why it is episodic.</w:t>
+            </w:r>
+          </w:p>
+        </w:tc>
+      </w:tr>
+      <w:tr>
+        <w:tc>
+          <w:tcPr>
+            <w:tcW w:type="dxa" w:w="5112"/>
+            <w:shd w:val="clear" w:color="auto" w:fill="F1EEEF"/>
+          </w:tcPr>
+          <w:p>
+            <w:pPr>
+              <w:spacing w:after="40"/>
+            </w:pPr>
+            <w:r>
+              <w:rPr>
+                <w:b/>
+                <w:sz w:val="18"/>
+              </w:rPr>
+            </w:r>
+            <w:r>
+              <w:rPr>
+                <w:b/>
+                <w:i w:val="0"/>
+                <w:sz w:val="18"/>
+              </w:rPr>
+              <w:t>MÉNIÈRE — the classic TETRAD</w:t>
+            </w:r>
+          </w:p>
+        </w:tc>
+        <w:tc>
+          <w:tcPr>
+            <w:tcW w:type="dxa" w:w="5112"/>
+          </w:tcPr>
+          <w:p>
+            <w:pPr>
+              <w:spacing w:after="40"/>
+            </w:pPr>
+            <w:r>
+              <w:rPr>
+                <w:sz w:val="18"/>
+              </w:rPr>
+            </w:r>
+            <w:r>
+              <w:rPr>
+                <w:b w:val="0"/>
+                <w:i w:val="0"/>
+                <w:sz w:val="18"/>
+              </w:rPr>
+              <w:t>He said “classic symptom, TETRAD”: (1) EPISODIC VERTIGO, sudden, HOURS · (2) LOW-FREQUENCY FLUCTUATING TINNITUS · (3) PROGRESSIVE LOW-TONE SNHL · (4) AURAL FULLNESS/pressure.</w:t>
+            </w:r>
+          </w:p>
+        </w:tc>
+      </w:tr>
+      <w:tr>
+        <w:tc>
+          <w:tcPr>
+            <w:tcW w:type="dxa" w:w="5112"/>
+            <w:shd w:val="clear" w:color="auto" w:fill="F1EEEF"/>
+          </w:tcPr>
+          <w:p>
+            <w:pPr>
+              <w:spacing w:after="40"/>
+            </w:pPr>
+            <w:r>
+              <w:rPr>
+                <w:b/>
+                <w:sz w:val="18"/>
+              </w:rPr>
+            </w:r>
+            <w:r>
+              <w:rPr>
+                <w:b/>
+                <w:i w:val="0"/>
+                <w:sz w:val="18"/>
+              </w:rPr>
+              <w:t>MÉNIÈRE takes the LOW tones</w:t>
+            </w:r>
+          </w:p>
+        </w:tc>
+        <w:tc>
+          <w:tcPr>
+            <w:tcW w:type="dxa" w:w="5112"/>
+          </w:tcPr>
+          <w:p>
+            <w:pPr>
+              <w:spacing w:after="40"/>
+            </w:pPr>
+            <w:r>
+              <w:rPr>
+                <w:sz w:val="18"/>
+              </w:rPr>
+            </w:r>
+            <w:r>
+              <w:rPr>
+                <w:b w:val="0"/>
+                <w:i w:val="0"/>
+                <w:sz w:val="18"/>
+              </w:rPr>
+              <w:t>The only sensorineural loss here that starts LOW. Presbycusis and aminoglycosides take the HIGH ones. That contrast alone separates hydrops from the rest.</w:t>
+            </w:r>
+          </w:p>
+        </w:tc>
+      </w:tr>
+      <w:tr>
+        <w:tc>
+          <w:tcPr>
+            <w:tcW w:type="dxa" w:w="5112"/>
+            <w:shd w:val="clear" w:color="auto" w:fill="F1EEEF"/>
+          </w:tcPr>
+          <w:p>
+            <w:pPr>
+              <w:spacing w:after="40"/>
+            </w:pPr>
+            <w:r>
+              <w:rPr>
+                <w:b/>
+                <w:sz w:val="18"/>
+              </w:rPr>
+            </w:r>
+            <w:r>
+              <w:rPr>
+                <w:b/>
+                <w:i w:val="0"/>
+                <w:sz w:val="18"/>
+              </w:rPr>
+              <w:t>LABYRINTHITIS mechanism</w:t>
+            </w:r>
+          </w:p>
+        </w:tc>
+        <w:tc>
+          <w:tcPr>
+            <w:tcW w:type="dxa" w:w="5112"/>
+          </w:tcPr>
+          <w:p>
+            <w:pPr>
+              <w:spacing w:after="40"/>
+            </w:pPr>
+            <w:r>
+              <w:rPr>
+                <w:sz w:val="18"/>
+              </w:rPr>
+            </w:r>
+            <w:r>
+              <w:rPr>
+                <w:b w:val="0"/>
+                <w:i w:val="0"/>
+                <w:sz w:val="18"/>
+              </w:rPr>
+              <w:t>INFLAMMATORY SWELLING, VASCULAR CONGESTION and ENDOLYMPHATIC DISRUPTION across the SEMICIRCULAR CANALS AND THE COCHLEA. One continuous fluid space serves both, so BALANCE AND HEARING FAIL TOGETHER. Cause: VIRAL infection, recent viral URI.</w:t>
+            </w:r>
+          </w:p>
+        </w:tc>
+      </w:tr>
+      <w:tr>
+        <w:tc>
+          <w:tcPr>
+            <w:tcW w:type="dxa" w:w="5112"/>
+            <w:shd w:val="clear" w:color="auto" w:fill="F1EEEF"/>
+          </w:tcPr>
+          <w:p>
+            <w:pPr>
+              <w:spacing w:after="40"/>
+            </w:pPr>
+            <w:r>
+              <w:rPr>
+                <w:b/>
+                <w:sz w:val="18"/>
+              </w:rPr>
+            </w:r>
+            <w:r>
+              <w:rPr>
+                <w:b/>
+                <w:i w:val="0"/>
+                <w:sz w:val="18"/>
+              </w:rPr>
+              <w:t>★ SLIDE 17 IS WRONG — he corrected it TWICE</w:t>
+            </w:r>
+          </w:p>
+        </w:tc>
+        <w:tc>
+          <w:tcPr>
+            <w:tcW w:type="dxa" w:w="5112"/>
+          </w:tcPr>
+          <w:p>
+            <w:pPr>
+              <w:spacing w:after="40"/>
+            </w:pPr>
+            <w:r>
+              <w:rPr>
+                <w:sz w:val="18"/>
+              </w:rPr>
+            </w:r>
+            <w:r>
+              <w:rPr>
+                <w:b w:val="0"/>
+                <w:i w:val="0"/>
+                <w:sz w:val="18"/>
+              </w:rPr>
+              <w:t>The slide says labyrinthitis gives “EPISODIC” vertigo. IT IS CONTINUOUS. “This is not episodic. This is CONTINUOUS vertigo… classic symptoms is continuous, not episodic vertigo.” ANSWER CONTINUOUS — lasting DAYS, improving over WEEKS. If it were episodic it would be indistinguishable from Ménière.</w:t>
+            </w:r>
+          </w:p>
+        </w:tc>
+      </w:tr>
+      <w:tr>
+        <w:tc>
+          <w:tcPr>
+            <w:tcW w:type="dxa" w:w="5112"/>
+            <w:shd w:val="clear" w:color="auto" w:fill="F1EEEF"/>
+          </w:tcPr>
+          <w:p>
+            <w:pPr>
+              <w:spacing w:after="40"/>
+            </w:pPr>
+            <w:r>
+              <w:rPr>
+                <w:b/>
+                <w:sz w:val="18"/>
+              </w:rPr>
+            </w:r>
+            <w:r>
+              <w:rPr>
+                <w:b/>
+                <w:i w:val="0"/>
+                <w:sz w:val="18"/>
+              </w:rPr>
+              <w:t>LABYRINTHITIS nystagmus</w:t>
+            </w:r>
+          </w:p>
+        </w:tc>
+        <w:tc>
+          <w:tcPr>
+            <w:tcW w:type="dxa" w:w="5112"/>
+          </w:tcPr>
+          <w:p>
+            <w:pPr>
+              <w:spacing w:after="40"/>
+            </w:pPr>
+            <w:r>
+              <w:rPr>
+                <w:sz w:val="18"/>
+              </w:rPr>
+            </w:r>
+            <w:r>
+              <w:rPr>
+                <w:b w:val="0"/>
+                <w:i w:val="0"/>
+                <w:sz w:val="18"/>
+              </w:rPr>
+              <w:t>HORIZONTAL-ROTARY, fast phase beating AWAY from the affected side. Plus severe postural instability, gait ataxia, nausea.</w:t>
+            </w:r>
+          </w:p>
+        </w:tc>
+      </w:tr>
+      <w:tr>
+        <w:tc>
+          <w:tcPr>
+            <w:tcW w:type="dxa" w:w="5112"/>
+            <w:shd w:val="clear" w:color="auto" w:fill="F1EEEF"/>
+          </w:tcPr>
+          <w:p>
+            <w:pPr>
+              <w:spacing w:after="40"/>
+            </w:pPr>
+            <w:r>
+              <w:rPr>
+                <w:b/>
+                <w:sz w:val="18"/>
+              </w:rPr>
+            </w:r>
+            <w:r>
+              <w:rPr>
+                <w:b/>
+                <w:i w:val="0"/>
+                <w:sz w:val="18"/>
+              </w:rPr>
+              <w:t>VESTIBULAR NEURITIS</w:t>
+            </w:r>
+          </w:p>
+        </w:tc>
+        <w:tc>
+          <w:tcPr>
+            <w:tcW w:type="dxa" w:w="5112"/>
+          </w:tcPr>
+          <w:p>
+            <w:pPr>
+              <w:spacing w:after="40"/>
+            </w:pPr>
+            <w:r>
+              <w:rPr>
+                <w:sz w:val="18"/>
+              </w:rPr>
+            </w:r>
+            <w:r>
+              <w:rPr>
+                <w:b w:val="0"/>
+                <w:i w:val="0"/>
+                <w:sz w:val="18"/>
+              </w:rPr>
+              <w:t>Not on a slide of its own. “That’s just the same thing, but just INFLAMMATION OF THE NERVE FIBRES. That’s the only difference.” Whole labyrinth → hearing goes too; NERVE ALONE → only balance.</w:t>
+            </w:r>
+          </w:p>
+        </w:tc>
+      </w:tr>
+      <w:tr>
+        <w:tc>
+          <w:tcPr>
+            <w:tcW w:type="dxa" w:w="5112"/>
+            <w:shd w:val="clear" w:color="auto" w:fill="F1EEEF"/>
+          </w:tcPr>
+          <w:p>
+            <w:pPr>
+              <w:spacing w:after="40"/>
+            </w:pPr>
+            <w:r>
+              <w:rPr>
+                <w:b/>
+                <w:sz w:val="18"/>
+              </w:rPr>
+            </w:r>
+            <w:r>
+              <w:rPr>
+                <w:b/>
+                <w:i w:val="0"/>
+                <w:sz w:val="18"/>
+              </w:rPr>
+              <w:t>The balance organs</w:t>
+            </w:r>
+          </w:p>
+        </w:tc>
+        <w:tc>
+          <w:tcPr>
+            <w:tcW w:type="dxa" w:w="5112"/>
+          </w:tcPr>
+          <w:p>
+            <w:pPr>
+              <w:spacing w:after="40"/>
+            </w:pPr>
+            <w:r>
+              <w:rPr>
+                <w:sz w:val="18"/>
+              </w:rPr>
+            </w:r>
+            <w:r>
+              <w:rPr>
+                <w:b w:val="0"/>
+                <w:i w:val="0"/>
+                <w:sz w:val="18"/>
+              </w:rPr>
+              <w:t>SEMICIRCULAR CANALS (3 loops: sagittal, coronal, transverse) detect ROTATIONAL acceleration — ENDOLYMPH INERTIA bends the CUPULA in the AMPULLA. OTOLITH ORGANS — UTRICLE (horizontal), SACCULE (vertical) — detect LINEAR acceleration and GRAVITATIONAL POSITION.</w:t>
+            </w:r>
+          </w:p>
+        </w:tc>
+      </w:tr>
+      <w:tr>
+        <w:tc>
+          <w:tcPr>
+            <w:tcW w:type="dxa" w:w="5112"/>
+            <w:shd w:val="clear" w:color="auto" w:fill="F1EEEF"/>
+          </w:tcPr>
+          <w:p>
+            <w:pPr>
+              <w:spacing w:after="40"/>
+            </w:pPr>
+            <w:r>
+              <w:rPr>
+                <w:b/>
+                <w:sz w:val="18"/>
+              </w:rPr>
+            </w:r>
+            <w:r>
+              <w:rPr>
+                <w:b/>
+                <w:i w:val="0"/>
+                <w:sz w:val="18"/>
+              </w:rPr>
+              <w:t>Canals vs otoliths, in one line</w:t>
+            </w:r>
+          </w:p>
+        </w:tc>
+        <w:tc>
+          <w:tcPr>
+            <w:tcW w:type="dxa" w:w="5112"/>
+          </w:tcPr>
+          <w:p>
+            <w:pPr>
+              <w:spacing w:after="40"/>
+            </w:pPr>
+            <w:r>
+              <w:rPr>
+                <w:sz w:val="18"/>
+              </w:rPr>
+            </w:r>
+            <w:r>
+              <w:rPr>
+                <w:b w:val="0"/>
+                <w:i w:val="0"/>
+                <w:sz w:val="18"/>
+              </w:rPr>
+              <w:t>Canals answer “AM I TURNING?” Otoliths answer “WHICH WAY IS DOWN?” BPPV is an OTOLITH failure producing a CANAL symptom.</w:t>
+            </w:r>
+          </w:p>
+        </w:tc>
+      </w:tr>
+    </w:tbl>
+    <w:p>
+      <w:pPr>
+        <w:spacing w:after="80"/>
+      </w:pPr>
+    </w:p>
+    <w:p>
+      <w:pPr>
+        <w:pStyle w:val="Heading1"/>
+        <w:spacing w:before="280" w:after="100"/>
+      </w:pPr>
+      <w:r>
+        <w:rPr>
+          <w:rFonts w:ascii="Georgia" w:hAnsi="Georgia"/>
+          <w:color w:val="17494B"/>
+        </w:rPr>
+        <w:t>Hearing Loss — Conductive vs Sensorineural</w:t>
+      </w:r>
+    </w:p>
+    <w:tbl>
+      <w:tblPr>
+        <w:tblStyle w:val="TableGrid"/>
+        <w:tblW w:type="auto" w:w="0"/>
+        <w:jc w:val="center"/>
+        <w:tblLook w:firstColumn="1" w:firstRow="1" w:lastColumn="0" w:lastRow="0" w:noHBand="0" w:noVBand="1" w:val="04A0"/>
+        <w:tblBorders>
+          <w:top w:val="single" w:sz="4" w:space="0" w:color="D8D2D4"/>
+          <w:left w:val="single" w:sz="4" w:space="0" w:color="D8D2D4"/>
+          <w:bottom w:val="single" w:sz="4" w:space="0" w:color="D8D2D4"/>
+          <w:right w:val="single" w:sz="4" w:space="0" w:color="D8D2D4"/>
+          <w:insideH w:val="single" w:sz="4" w:space="0" w:color="D8D2D4"/>
+          <w:insideV w:val="single" w:sz="4" w:space="0" w:color="D8D2D4"/>
+        </w:tblBorders>
+      </w:tblPr>
+      <w:tblGrid>
+        <w:gridCol w:w="5112"/>
+        <w:gridCol w:w="5112"/>
+      </w:tblGrid>
+      <w:tr>
+        <w:tc>
+          <w:tcPr>
+            <w:tcW w:type="dxa" w:w="5112"/>
+            <w:shd w:val="clear" w:color="auto" w:fill="17494B"/>
+          </w:tcPr>
+          <w:p>
+            <w:pPr>
+              <w:spacing w:after="40"/>
+            </w:pPr>
+            <w:r>
+              <w:rPr>
+                <w:b/>
+                <w:color w:val="FFFFFF"/>
+                <w:sz w:val="18"/>
+              </w:rPr>
+            </w:r>
+            <w:r>
+              <w:rPr>
+                <w:b/>
+                <w:i w:val="0"/>
+                <w:color w:val="FFFFFF"/>
+                <w:sz w:val="18"/>
+              </w:rPr>
+              <w:t>Term</w:t>
+            </w:r>
+          </w:p>
+        </w:tc>
+        <w:tc>
+          <w:tcPr>
+            <w:tcW w:type="dxa" w:w="5112"/>
+            <w:shd w:val="clear" w:color="auto" w:fill="17494B"/>
+          </w:tcPr>
+          <w:p>
+            <w:pPr>
+              <w:spacing w:after="40"/>
+            </w:pPr>
+            <w:r>
+              <w:rPr>
+                <w:b/>
+                <w:color w:val="FFFFFF"/>
+                <w:sz w:val="18"/>
+              </w:rPr>
+            </w:r>
+            <w:r>
+              <w:rPr>
+                <w:b/>
+                <w:i w:val="0"/>
+                <w:color w:val="FFFFFF"/>
+                <w:sz w:val="18"/>
+              </w:rPr>
+              <w:t>What you need to know</w:t>
+            </w:r>
+          </w:p>
+        </w:tc>
+      </w:tr>
+      <w:tr>
+        <w:tc>
+          <w:tcPr>
+            <w:tcW w:type="dxa" w:w="5112"/>
+            <w:shd w:val="clear" w:color="auto" w:fill="F1EEEF"/>
+          </w:tcPr>
+          <w:p>
+            <w:pPr>
+              <w:spacing w:after="40"/>
+            </w:pPr>
+            <w:r>
+              <w:rPr>
+                <w:b/>
+                <w:sz w:val="18"/>
+              </w:rPr>
+            </w:r>
+            <w:r>
+              <w:rPr>
+                <w:b/>
+                <w:i w:val="0"/>
+                <w:sz w:val="18"/>
+              </w:rPr>
+              <w:t>CONDUCTIVE — site &amp; mechanism</w:t>
+            </w:r>
+          </w:p>
+        </w:tc>
+        <w:tc>
+          <w:tcPr>
+            <w:tcW w:type="dxa" w:w="5112"/>
+          </w:tcPr>
+          <w:p>
+            <w:pPr>
+              <w:spacing w:after="40"/>
+            </w:pPr>
+            <w:r>
+              <w:rPr>
+                <w:sz w:val="18"/>
+              </w:rPr>
+            </w:r>
+            <w:r>
+              <w:rPr>
+                <w:b w:val="0"/>
+                <w:i w:val="0"/>
+                <w:sz w:val="18"/>
+              </w:rPr>
+              <w:t>EXTERNAL or MIDDLE ear. DEFECTIVE SOUND WAVE TRANSMISSION to the oval window.</w:t>
+            </w:r>
+          </w:p>
+        </w:tc>
+      </w:tr>
+      <w:tr>
+        <w:tc>
+          <w:tcPr>
+            <w:tcW w:type="dxa" w:w="5112"/>
+            <w:shd w:val="clear" w:color="auto" w:fill="F1EEEF"/>
+          </w:tcPr>
+          <w:p>
+            <w:pPr>
+              <w:spacing w:after="40"/>
+            </w:pPr>
+            <w:r>
+              <w:rPr>
+                <w:b/>
+                <w:sz w:val="18"/>
+              </w:rPr>
+            </w:r>
+            <w:r>
+              <w:rPr>
+                <w:b/>
+                <w:i w:val="0"/>
+                <w:sz w:val="18"/>
+              </w:rPr>
+              <w:t>SENSORINEURAL — site &amp; mechanism</w:t>
+            </w:r>
+          </w:p>
+        </w:tc>
+        <w:tc>
+          <w:tcPr>
+            <w:tcW w:type="dxa" w:w="5112"/>
+          </w:tcPr>
+          <w:p>
+            <w:pPr>
+              <w:spacing w:after="40"/>
+            </w:pPr>
+            <w:r>
+              <w:rPr>
+                <w:sz w:val="18"/>
+              </w:rPr>
+            </w:r>
+            <w:r>
+              <w:rPr>
+                <w:b w:val="0"/>
+                <w:i w:val="0"/>
+                <w:sz w:val="18"/>
+              </w:rPr>
+              <w:t>INNER EAR (cochlea) or CN VIII / central pathways. DESTRUCTION OF HAIR CELLS or AUDITORY NERVE FIBRES.</w:t>
+            </w:r>
+          </w:p>
+        </w:tc>
+      </w:tr>
+      <w:tr>
+        <w:tc>
+          <w:tcPr>
+            <w:tcW w:type="dxa" w:w="5112"/>
+            <w:shd w:val="clear" w:color="auto" w:fill="F1EEEF"/>
+          </w:tcPr>
+          <w:p>
+            <w:pPr>
+              <w:spacing w:after="40"/>
+            </w:pPr>
+            <w:r>
+              <w:rPr>
+                <w:b/>
+                <w:sz w:val="18"/>
+              </w:rPr>
+            </w:r>
+            <w:r>
+              <w:rPr>
+                <w:b/>
+                <w:i w:val="0"/>
+                <w:sz w:val="18"/>
+              </w:rPr>
+              <w:t>WEBER — the one people invert</w:t>
+            </w:r>
+          </w:p>
+        </w:tc>
+        <w:tc>
+          <w:tcPr>
+            <w:tcW w:type="dxa" w:w="5112"/>
+          </w:tcPr>
+          <w:p>
+            <w:pPr>
+              <w:spacing w:after="40"/>
+            </w:pPr>
+            <w:r>
+              <w:rPr>
+                <w:sz w:val="18"/>
+              </w:rPr>
+            </w:r>
+            <w:r>
+              <w:rPr>
+                <w:b w:val="0"/>
+                <w:i w:val="0"/>
+                <w:sz w:val="18"/>
+              </w:rPr>
+              <w:t>CONDUCTIVE: lateralises to the AFFECTED ear. SENSORINEURAL: lateralises to the UNAFFECTED ear. Why: a blockage stops competing room noise reaching that cochlea, so the bone-conducted tone has that ear to itself.</w:t>
+            </w:r>
+          </w:p>
+        </w:tc>
+      </w:tr>
+      <w:tr>
+        <w:tc>
+          <w:tcPr>
+            <w:tcW w:type="dxa" w:w="5112"/>
+            <w:shd w:val="clear" w:color="auto" w:fill="F1EEEF"/>
+          </w:tcPr>
+          <w:p>
+            <w:pPr>
+              <w:spacing w:after="40"/>
+            </w:pPr>
+            <w:r>
+              <w:rPr>
+                <w:b/>
+                <w:sz w:val="18"/>
+              </w:rPr>
+            </w:r>
+            <w:r>
+              <w:rPr>
+                <w:b/>
+                <w:i w:val="0"/>
+                <w:sz w:val="18"/>
+              </w:rPr>
+              <w:t>RINNE</w:t>
+            </w:r>
+          </w:p>
+        </w:tc>
+        <w:tc>
+          <w:tcPr>
+            <w:tcW w:type="dxa" w:w="5112"/>
+          </w:tcPr>
+          <w:p>
+            <w:pPr>
+              <w:spacing w:after="40"/>
+            </w:pPr>
+            <w:r>
+              <w:rPr>
+                <w:sz w:val="18"/>
+              </w:rPr>
+            </w:r>
+            <w:r>
+              <w:rPr>
+                <w:b w:val="0"/>
+                <w:i w:val="0"/>
+                <w:sz w:val="18"/>
+              </w:rPr>
+              <w:t>CONDUCTIVE: BONE &gt; AIR (abnormal). SENSORINEURAL: AIR &gt; BONE (normal ratio).</w:t>
+            </w:r>
+          </w:p>
+        </w:tc>
+      </w:tr>
+      <w:tr>
+        <w:tc>
+          <w:tcPr>
+            <w:tcW w:type="dxa" w:w="5112"/>
+            <w:shd w:val="clear" w:color="auto" w:fill="F1EEEF"/>
+          </w:tcPr>
+          <w:p>
+            <w:pPr>
+              <w:spacing w:after="40"/>
+            </w:pPr>
+            <w:r>
+              <w:rPr>
+                <w:b/>
+                <w:sz w:val="18"/>
+              </w:rPr>
+            </w:r>
+            <w:r>
+              <w:rPr>
+                <w:b/>
+                <w:i w:val="0"/>
+                <w:sz w:val="18"/>
+              </w:rPr>
+              <w:t>Causes — conductive</w:t>
+            </w:r>
+          </w:p>
+        </w:tc>
+        <w:tc>
+          <w:tcPr>
+            <w:tcW w:type="dxa" w:w="5112"/>
+          </w:tcPr>
+          <w:p>
+            <w:pPr>
+              <w:spacing w:after="40"/>
+            </w:pPr>
+            <w:r>
+              <w:rPr>
+                <w:sz w:val="18"/>
+              </w:rPr>
+            </w:r>
+            <w:r>
+              <w:rPr>
+                <w:b w:val="0"/>
+                <w:i w:val="0"/>
+                <w:sz w:val="18"/>
+              </w:rPr>
+              <w:t>CERUMEN IMPACTION · OTOSCLEROSIS · OTITIS MEDIA · TYMPANIC MEMBRANE PERFORATION.</w:t>
+            </w:r>
+          </w:p>
+        </w:tc>
+      </w:tr>
+      <w:tr>
+        <w:tc>
+          <w:tcPr>
+            <w:tcW w:type="dxa" w:w="5112"/>
+            <w:shd w:val="clear" w:color="auto" w:fill="F1EEEF"/>
+          </w:tcPr>
+          <w:p>
+            <w:pPr>
+              <w:spacing w:after="40"/>
+            </w:pPr>
+            <w:r>
+              <w:rPr>
+                <w:b/>
+                <w:sz w:val="18"/>
+              </w:rPr>
+            </w:r>
+            <w:r>
+              <w:rPr>
+                <w:b/>
+                <w:i w:val="0"/>
+                <w:sz w:val="18"/>
+              </w:rPr>
+              <w:t>Causes — sensorineural</w:t>
+            </w:r>
+          </w:p>
+        </w:tc>
+        <w:tc>
+          <w:tcPr>
+            <w:tcW w:type="dxa" w:w="5112"/>
+          </w:tcPr>
+          <w:p>
+            <w:pPr>
+              <w:spacing w:after="40"/>
+            </w:pPr>
+            <w:r>
+              <w:rPr>
+                <w:sz w:val="18"/>
+              </w:rPr>
+            </w:r>
+            <w:r>
+              <w:rPr>
+                <w:b w:val="0"/>
+                <w:i w:val="0"/>
+                <w:sz w:val="18"/>
+              </w:rPr>
+              <w:t>PRESBYCUSIS · OTOTOXIC DRUGS · NOISE TRAUMA · ACOUSTIC NEUROMA.</w:t>
+            </w:r>
+          </w:p>
+        </w:tc>
+      </w:tr>
+      <w:tr>
+        <w:tc>
+          <w:tcPr>
+            <w:tcW w:type="dxa" w:w="5112"/>
+            <w:shd w:val="clear" w:color="auto" w:fill="F1EEEF"/>
+          </w:tcPr>
+          <w:p>
+            <w:pPr>
+              <w:spacing w:after="40"/>
+            </w:pPr>
+            <w:r>
+              <w:rPr>
+                <w:b/>
+                <w:sz w:val="18"/>
+              </w:rPr>
+            </w:r>
+            <w:r>
+              <w:rPr>
+                <w:b/>
+                <w:i w:val="0"/>
+                <w:sz w:val="18"/>
+              </w:rPr>
+              <w:t>CONDUCTIVE — the 4 core mechanisms</w:t>
+            </w:r>
+          </w:p>
+        </w:tc>
+        <w:tc>
+          <w:tcPr>
+            <w:tcW w:type="dxa" w:w="5112"/>
+          </w:tcPr>
+          <w:p>
+            <w:pPr>
+              <w:spacing w:after="40"/>
+            </w:pPr>
+            <w:r>
+              <w:rPr>
+                <w:sz w:val="18"/>
+              </w:rPr>
+            </w:r>
+            <w:r>
+              <w:rPr>
+                <w:b w:val="0"/>
+                <w:i w:val="0"/>
+                <w:sz w:val="18"/>
+              </w:rPr>
+              <w:t>(1) OBSTRUCTION — impacted cerumen, foreign bodies, canal exostoses. (2) MASS LOADING — middle ear effusion, cholesteatoma. (3) STIFFNESS — otosclerosis (stapes footplate fixation). (4) DISCONTINUITY — temporal bone fracture, ossicular necrosis.</w:t>
+            </w:r>
+          </w:p>
+        </w:tc>
+      </w:tr>
+      <w:tr>
+        <w:tc>
+          <w:tcPr>
+            <w:tcW w:type="dxa" w:w="5112"/>
+            <w:shd w:val="clear" w:color="auto" w:fill="F1EEEF"/>
+          </w:tcPr>
+          <w:p>
+            <w:pPr>
+              <w:spacing w:after="40"/>
+            </w:pPr>
+            <w:r>
+              <w:rPr>
+                <w:b/>
+                <w:sz w:val="18"/>
+              </w:rPr>
+            </w:r>
+            <w:r>
+              <w:rPr>
+                <w:b/>
+                <w:i w:val="0"/>
+                <w:sz w:val="18"/>
+              </w:rPr>
+              <w:t>Mass loading vs stiffness — the confusable pair</w:t>
+            </w:r>
+          </w:p>
+        </w:tc>
+        <w:tc>
+          <w:tcPr>
+            <w:tcW w:type="dxa" w:w="5112"/>
+          </w:tcPr>
+          <w:p>
+            <w:pPr>
+              <w:spacing w:after="40"/>
+            </w:pPr>
+            <w:r>
+              <w:rPr>
+                <w:sz w:val="18"/>
+              </w:rPr>
+            </w:r>
+            <w:r>
+              <w:rPr>
+                <w:b w:val="0"/>
+                <w:i w:val="0"/>
+                <w:sz w:val="18"/>
+              </w:rPr>
+              <w:t>MASS LOADING ADDS WEIGHT to a chain that CAN STILL MOVE (effusion DAMPS). STIFFNESS STOPS THE CHAIN MOVING AT ALL (otosclerosis FIXES).</w:t>
+            </w:r>
+          </w:p>
+        </w:tc>
+      </w:tr>
+      <w:tr>
+        <w:tc>
+          <w:tcPr>
+            <w:tcW w:type="dxa" w:w="5112"/>
+            <w:shd w:val="clear" w:color="auto" w:fill="F1EEEF"/>
+          </w:tcPr>
+          <w:p>
+            <w:pPr>
+              <w:spacing w:after="40"/>
+            </w:pPr>
+            <w:r>
+              <w:rPr>
+                <w:b/>
+                <w:sz w:val="18"/>
+              </w:rPr>
+            </w:r>
+            <w:r>
+              <w:rPr>
+                <w:b/>
+                <w:i w:val="0"/>
+                <w:sz w:val="18"/>
+              </w:rPr>
+              <w:t>CHOLESTEATOMA — off-deck, he said know it</w:t>
+            </w:r>
+          </w:p>
+        </w:tc>
+        <w:tc>
+          <w:tcPr>
+            <w:tcW w:type="dxa" w:w="5112"/>
+          </w:tcPr>
+          <w:p>
+            <w:pPr>
+              <w:spacing w:after="40"/>
+            </w:pPr>
+            <w:r>
+              <w:rPr>
+                <w:sz w:val="18"/>
+              </w:rPr>
+            </w:r>
+            <w:r>
+              <w:rPr>
+                <w:b w:val="0"/>
+                <w:i w:val="0"/>
+                <w:sz w:val="18"/>
+              </w:rPr>
+              <w:t>“That’s not in this presentation, but YOU SHOULD KNOW ABOUT IT.” A CHOLESTEROL COLLECTION forming a small mass in the ear; usually needs SURGICAL removal. Sits under MASS LOADING.</w:t>
+            </w:r>
+          </w:p>
+        </w:tc>
+      </w:tr>
+      <w:tr>
+        <w:tc>
+          <w:tcPr>
+            <w:tcW w:type="dxa" w:w="5112"/>
+            <w:shd w:val="clear" w:color="auto" w:fill="F1EEEF"/>
+          </w:tcPr>
+          <w:p>
+            <w:pPr>
+              <w:spacing w:after="40"/>
+            </w:pPr>
+            <w:r>
+              <w:rPr>
+                <w:b/>
+                <w:sz w:val="18"/>
+              </w:rPr>
+            </w:r>
+            <w:r>
+              <w:rPr>
+                <w:b/>
+                <w:i w:val="0"/>
+                <w:sz w:val="18"/>
+              </w:rPr>
+              <w:t>Transduction chain — memorise the order</w:t>
+            </w:r>
+          </w:p>
+        </w:tc>
+        <w:tc>
+          <w:tcPr>
+            <w:tcW w:type="dxa" w:w="5112"/>
+          </w:tcPr>
+          <w:p>
+            <w:pPr>
+              <w:spacing w:after="40"/>
+            </w:pPr>
+            <w:r>
+              <w:rPr>
+                <w:sz w:val="18"/>
+              </w:rPr>
+            </w:r>
+            <w:r>
+              <w:rPr>
+                <w:b w:val="0"/>
+                <w:i w:val="0"/>
+                <w:sz w:val="18"/>
+              </w:rPr>
+              <w:t>STAPES at OVAL WINDOW → pressure waves in SCALA VESTIBULI → displaces ENDOLYMPH → BASILAR MEMBRANE displacement SHEARS STEREOCILIA against the RIGID TECTORIAL MEMBRANE → opens TIP-LINK CHANNELS → rapid ION INFLUX FROM ENDOLYMPH → voltage-gated channels → GLUTAMATE onto CN VIII.</w:t>
+            </w:r>
+          </w:p>
+        </w:tc>
+      </w:tr>
+      <w:tr>
+        <w:tc>
+          <w:tcPr>
+            <w:tcW w:type="dxa" w:w="5112"/>
+            <w:shd w:val="clear" w:color="auto" w:fill="F1EEEF"/>
+          </w:tcPr>
+          <w:p>
+            <w:pPr>
+              <w:spacing w:after="40"/>
+            </w:pPr>
+            <w:r>
+              <w:rPr>
+                <w:b/>
+                <w:sz w:val="18"/>
+              </w:rPr>
+            </w:r>
+            <w:r>
+              <w:rPr>
+                <w:b/>
+                <w:i w:val="0"/>
+                <w:sz w:val="18"/>
+              </w:rPr>
+              <w:t>Read the chain backwards</w:t>
+            </w:r>
+          </w:p>
+        </w:tc>
+        <w:tc>
+          <w:tcPr>
+            <w:tcW w:type="dxa" w:w="5112"/>
+          </w:tcPr>
+          <w:p>
+            <w:pPr>
+              <w:spacing w:after="40"/>
+            </w:pPr>
+            <w:r>
+              <w:rPr>
+                <w:sz w:val="18"/>
+              </w:rPr>
+            </w:r>
+            <w:r>
+              <w:rPr>
+                <w:b w:val="0"/>
+                <w:i w:val="0"/>
+                <w:sz w:val="18"/>
+              </w:rPr>
+              <w:t>Break STEP 1 → CONDUCTIVE. Break STEPS 2–4 → SENSORINEURAL. Nothing in this lecture changes that division.</w:t>
+            </w:r>
+          </w:p>
+        </w:tc>
+      </w:tr>
+    </w:tbl>
+    <w:p>
+      <w:pPr>
+        <w:spacing w:after="80"/>
+      </w:pPr>
+    </w:p>
+    <w:p>
+      <w:pPr>
+        <w:pStyle w:val="Heading1"/>
+        <w:spacing w:before="280" w:after="100"/>
+      </w:pPr>
+      <w:r>
+        <w:rPr>
+          <w:rFonts w:ascii="Georgia" w:hAnsi="Georgia"/>
+          <w:color w:val="17494B"/>
+        </w:rPr>
+        <w:t>Otosclerosis, Ototoxicity &amp; Noise</w:t>
+      </w:r>
+    </w:p>
+    <w:tbl>
+      <w:tblPr>
+        <w:tblStyle w:val="TableGrid"/>
+        <w:tblW w:type="auto" w:w="0"/>
+        <w:jc w:val="center"/>
+        <w:tblLook w:firstColumn="1" w:firstRow="1" w:lastColumn="0" w:lastRow="0" w:noHBand="0" w:noVBand="1" w:val="04A0"/>
+        <w:tblBorders>
+          <w:top w:val="single" w:sz="4" w:space="0" w:color="D8D2D4"/>
+          <w:left w:val="single" w:sz="4" w:space="0" w:color="D8D2D4"/>
+          <w:bottom w:val="single" w:sz="4" w:space="0" w:color="D8D2D4"/>
+          <w:right w:val="single" w:sz="4" w:space="0" w:color="D8D2D4"/>
+          <w:insideH w:val="single" w:sz="4" w:space="0" w:color="D8D2D4"/>
+          <w:insideV w:val="single" w:sz="4" w:space="0" w:color="D8D2D4"/>
+        </w:tblBorders>
+      </w:tblPr>
+      <w:tblGrid>
+        <w:gridCol w:w="5112"/>
+        <w:gridCol w:w="5112"/>
+      </w:tblGrid>
+      <w:tr>
+        <w:tc>
+          <w:tcPr>
+            <w:tcW w:type="dxa" w:w="5112"/>
+            <w:shd w:val="clear" w:color="auto" w:fill="17494B"/>
+          </w:tcPr>
+          <w:p>
+            <w:pPr>
+              <w:spacing w:after="40"/>
+            </w:pPr>
+            <w:r>
+              <w:rPr>
+                <w:b/>
+                <w:color w:val="FFFFFF"/>
+                <w:sz w:val="18"/>
+              </w:rPr>
+            </w:r>
+            <w:r>
+              <w:rPr>
+                <w:b/>
+                <w:i w:val="0"/>
+                <w:color w:val="FFFFFF"/>
+                <w:sz w:val="18"/>
+              </w:rPr>
+              <w:t>Term</w:t>
+            </w:r>
+          </w:p>
+        </w:tc>
+        <w:tc>
+          <w:tcPr>
+            <w:tcW w:type="dxa" w:w="5112"/>
+            <w:shd w:val="clear" w:color="auto" w:fill="17494B"/>
+          </w:tcPr>
+          <w:p>
+            <w:pPr>
+              <w:spacing w:after="40"/>
+            </w:pPr>
+            <w:r>
+              <w:rPr>
+                <w:b/>
+                <w:color w:val="FFFFFF"/>
+                <w:sz w:val="18"/>
+              </w:rPr>
+            </w:r>
+            <w:r>
+              <w:rPr>
+                <w:b/>
+                <w:i w:val="0"/>
+                <w:color w:val="FFFFFF"/>
+                <w:sz w:val="18"/>
+              </w:rPr>
+              <w:t>What you need to know</w:t>
+            </w:r>
+          </w:p>
+        </w:tc>
+      </w:tr>
+      <w:tr>
+        <w:tc>
+          <w:tcPr>
+            <w:tcW w:type="dxa" w:w="5112"/>
+            <w:shd w:val="clear" w:color="auto" w:fill="F1EEEF"/>
+          </w:tcPr>
+          <w:p>
+            <w:pPr>
+              <w:spacing w:after="40"/>
+            </w:pPr>
+            <w:r>
+              <w:rPr>
+                <w:b/>
+                <w:sz w:val="18"/>
+              </w:rPr>
+            </w:r>
+            <w:r>
+              <w:rPr>
+                <w:b/>
+                <w:i w:val="0"/>
+                <w:sz w:val="18"/>
+              </w:rPr>
+              <w:t>OTOSCLEROSIS — pathogenesis</w:t>
+            </w:r>
+          </w:p>
+        </w:tc>
+        <w:tc>
+          <w:tcPr>
+            <w:tcW w:type="dxa" w:w="5112"/>
+          </w:tcPr>
+          <w:p>
+            <w:pPr>
+              <w:spacing w:after="40"/>
+            </w:pPr>
+            <w:r>
+              <w:rPr>
+                <w:sz w:val="18"/>
+              </w:rPr>
+            </w:r>
+            <w:r>
+              <w:rPr>
+                <w:b w:val="0"/>
+                <w:i w:val="0"/>
+                <w:sz w:val="18"/>
+              </w:rPr>
+              <w:t>ABNORMAL OSTEOCLASTIC BONE RESORPTION followed by HYPERVASCULAR SPONGY OSTEOID REPLACEMENT around the OTIC CAPSULE and STAPES FOOTPLATE. Resorption FIRST, then the wrong bone grows back.</w:t>
+            </w:r>
+          </w:p>
+        </w:tc>
+      </w:tr>
+      <w:tr>
+        <w:tc>
+          <w:tcPr>
+            <w:tcW w:type="dxa" w:w="5112"/>
+            <w:shd w:val="clear" w:color="auto" w:fill="F1EEEF"/>
+          </w:tcPr>
+          <w:p>
+            <w:pPr>
+              <w:spacing w:after="40"/>
+            </w:pPr>
+            <w:r>
+              <w:rPr>
+                <w:b/>
+                <w:sz w:val="18"/>
+              </w:rPr>
+            </w:r>
+            <w:r>
+              <w:rPr>
+                <w:b/>
+                <w:i w:val="0"/>
+                <w:sz w:val="18"/>
+              </w:rPr>
+              <w:t>OTOSCLEROSIS — the one event</w:t>
+            </w:r>
+          </w:p>
+        </w:tc>
+        <w:tc>
+          <w:tcPr>
+            <w:tcW w:type="dxa" w:w="5112"/>
+          </w:tcPr>
+          <w:p>
+            <w:pPr>
+              <w:spacing w:after="40"/>
+            </w:pPr>
+            <w:r>
+              <w:rPr>
+                <w:sz w:val="18"/>
+              </w:rPr>
+            </w:r>
+            <w:r>
+              <w:rPr>
+                <w:b w:val="0"/>
+                <w:i w:val="0"/>
+                <w:sz w:val="18"/>
+              </w:rPr>
+              <w:t>ANKYLOSIS OF THE STAPES FOOTPLATE IN THE OVAL WINDOW halts vibration transfer → progressive CONDUCTIVE loss. The cochlea is untouched — mechanism 3, STIFFNESS.</w:t>
+            </w:r>
+          </w:p>
+        </w:tc>
+      </w:tr>
+      <w:tr>
+        <w:tc>
+          <w:tcPr>
+            <w:tcW w:type="dxa" w:w="5112"/>
+            <w:shd w:val="clear" w:color="auto" w:fill="F1EEEF"/>
+          </w:tcPr>
+          <w:p>
+            <w:pPr>
+              <w:spacing w:after="40"/>
+            </w:pPr>
+            <w:r>
+              <w:rPr>
+                <w:b/>
+                <w:sz w:val="18"/>
+              </w:rPr>
+            </w:r>
+            <w:r>
+              <w:rPr>
+                <w:b/>
+                <w:i w:val="0"/>
+                <w:sz w:val="18"/>
+              </w:rPr>
+              <w:t>OTOSCLEROSIS — demographics (he flagged it)</w:t>
+            </w:r>
+          </w:p>
+        </w:tc>
+        <w:tc>
+          <w:tcPr>
+            <w:tcW w:type="dxa" w:w="5112"/>
+          </w:tcPr>
+          <w:p>
+            <w:pPr>
+              <w:spacing w:after="40"/>
+            </w:pPr>
+            <w:r>
+              <w:rPr>
+                <w:sz w:val="18"/>
+              </w:rPr>
+            </w:r>
+            <w:r>
+              <w:rPr>
+                <w:b w:val="0"/>
+                <w:i w:val="0"/>
+                <w:sz w:val="18"/>
+              </w:rPr>
+              <w:t>Commonest in YOUNG-TO-MIDDLE-AGED FEMALES · ACCELERATED BY PREGNANCY · 50% AUTOSOMAL DOMINANT with VARIABLE PENETRANCE.</w:t>
+            </w:r>
+          </w:p>
+        </w:tc>
+      </w:tr>
+      <w:tr>
+        <w:tc>
+          <w:tcPr>
+            <w:tcW w:type="dxa" w:w="5112"/>
+            <w:shd w:val="clear" w:color="auto" w:fill="F1EEEF"/>
+          </w:tcPr>
+          <w:p>
+            <w:pPr>
+              <w:spacing w:after="40"/>
+            </w:pPr>
+            <w:r>
+              <w:rPr>
+                <w:b/>
+                <w:sz w:val="18"/>
+              </w:rPr>
+            </w:r>
+            <w:r>
+              <w:rPr>
+                <w:b/>
+                <w:i w:val="0"/>
+                <w:sz w:val="18"/>
+              </w:rPr>
+              <w:t>The sorting rule for ototoxicity</w:t>
+            </w:r>
+          </w:p>
+        </w:tc>
+        <w:tc>
+          <w:tcPr>
+            <w:tcW w:type="dxa" w:w="5112"/>
+          </w:tcPr>
+          <w:p>
+            <w:pPr>
+              <w:spacing w:after="40"/>
+            </w:pPr>
+            <w:r>
+              <w:rPr>
+                <w:sz w:val="18"/>
+              </w:rPr>
+            </w:r>
+            <w:r>
+              <w:rPr>
+                <w:b w:val="0"/>
+                <w:i w:val="0"/>
+                <w:sz w:val="18"/>
+              </w:rPr>
+              <w:t>“Ototoxic medications, ALMOST ALWAYS REVERSIBLE, EXCEPT FOR SOME LIKE PLATINUM CHEMOTHERAPY.”</w:t>
+            </w:r>
+          </w:p>
+        </w:tc>
+      </w:tr>
+      <w:tr>
+        <w:tc>
+          <w:tcPr>
+            <w:tcW w:type="dxa" w:w="5112"/>
+            <w:shd w:val="clear" w:color="auto" w:fill="F1EEEF"/>
+          </w:tcPr>
+          <w:p>
+            <w:pPr>
+              <w:spacing w:after="40"/>
+            </w:pPr>
+            <w:r>
+              <w:rPr>
+                <w:b/>
+                <w:sz w:val="18"/>
+              </w:rPr>
+            </w:r>
+            <w:r>
+              <w:rPr>
+                <w:b/>
+                <w:i w:val="0"/>
+                <w:sz w:val="18"/>
+              </w:rPr>
+              <w:t>AMINOGLYCOSIDES — gentamicin, tobramycin</w:t>
+            </w:r>
+          </w:p>
+        </w:tc>
+        <w:tc>
+          <w:tcPr>
+            <w:tcW w:type="dxa" w:w="5112"/>
+          </w:tcPr>
+          <w:p>
+            <w:pPr>
+              <w:spacing w:after="40"/>
+            </w:pPr>
+            <w:r>
+              <w:rPr>
+                <w:sz w:val="18"/>
+              </w:rPr>
+            </w:r>
+            <w:r>
+              <w:rPr>
+                <w:b w:val="0"/>
+                <w:i w:val="0"/>
+                <w:sz w:val="18"/>
+              </w:rPr>
+              <w:t>Induce REACTIVE OXYGEN SPECIES that selectively destroy OUTER HAIR CELLS starting at the COCHLEAR BASE → HIGH PITCH LOST FIRST. Permanent.</w:t>
+            </w:r>
+          </w:p>
+        </w:tc>
+      </w:tr>
+      <w:tr>
+        <w:tc>
+          <w:tcPr>
+            <w:tcW w:type="dxa" w:w="5112"/>
+            <w:shd w:val="clear" w:color="auto" w:fill="F1EEEF"/>
+          </w:tcPr>
+          <w:p>
+            <w:pPr>
+              <w:spacing w:after="40"/>
+            </w:pPr>
+            <w:r>
+              <w:rPr>
+                <w:b/>
+                <w:sz w:val="18"/>
+              </w:rPr>
+            </w:r>
+            <w:r>
+              <w:rPr>
+                <w:b/>
+                <w:i w:val="0"/>
+                <w:sz w:val="18"/>
+              </w:rPr>
+              <w:t>PLATINUM — cisplatin, carboplatin</w:t>
+            </w:r>
+          </w:p>
+        </w:tc>
+        <w:tc>
+          <w:tcPr>
+            <w:tcW w:type="dxa" w:w="5112"/>
+          </w:tcPr>
+          <w:p>
+            <w:pPr>
+              <w:spacing w:after="40"/>
+            </w:pPr>
+            <w:r>
+              <w:rPr>
+                <w:sz w:val="18"/>
+              </w:rPr>
+            </w:r>
+            <w:r>
+              <w:rPr>
+                <w:b w:val="0"/>
+                <w:i w:val="0"/>
+                <w:sz w:val="18"/>
+              </w:rPr>
+              <w:t>CROSS-LINKS DNA IN STRIA VASCULARIS CELLS → compromises ENDOLYMPH ION HOMEOSTASIS → BILATERAL PERMANENT sensorineural loss.</w:t>
+            </w:r>
+          </w:p>
+        </w:tc>
+      </w:tr>
+      <w:tr>
+        <w:tc>
+          <w:tcPr>
+            <w:tcW w:type="dxa" w:w="5112"/>
+            <w:shd w:val="clear" w:color="auto" w:fill="F1EEEF"/>
+          </w:tcPr>
+          <w:p>
+            <w:pPr>
+              <w:spacing w:after="40"/>
+            </w:pPr>
+            <w:r>
+              <w:rPr>
+                <w:b/>
+                <w:sz w:val="18"/>
+              </w:rPr>
+            </w:r>
+            <w:r>
+              <w:rPr>
+                <w:b/>
+                <w:i w:val="0"/>
+                <w:sz w:val="18"/>
+              </w:rPr>
+              <w:t>FUROSEMIDE</w:t>
+            </w:r>
+          </w:p>
+        </w:tc>
+        <w:tc>
+          <w:tcPr>
+            <w:tcW w:type="dxa" w:w="5112"/>
+          </w:tcPr>
+          <w:p>
+            <w:pPr>
+              <w:spacing w:after="40"/>
+            </w:pPr>
+            <w:r>
+              <w:rPr>
+                <w:sz w:val="18"/>
+              </w:rPr>
+            </w:r>
+            <w:r>
+              <w:rPr>
+                <w:b w:val="0"/>
+                <w:i w:val="0"/>
+                <w:sz w:val="18"/>
+              </w:rPr>
+              <w:t>Alters the STRIA VASCULARIS POTENTIAL → REVERSIBLE conductive/sensorineural loss.</w:t>
+            </w:r>
+          </w:p>
+        </w:tc>
+      </w:tr>
+      <w:tr>
+        <w:tc>
+          <w:tcPr>
+            <w:tcW w:type="dxa" w:w="5112"/>
+            <w:shd w:val="clear" w:color="auto" w:fill="F1EEEF"/>
+          </w:tcPr>
+          <w:p>
+            <w:pPr>
+              <w:spacing w:after="40"/>
+            </w:pPr>
+            <w:r>
+              <w:rPr>
+                <w:b/>
+                <w:sz w:val="18"/>
+              </w:rPr>
+            </w:r>
+            <w:r>
+              <w:rPr>
+                <w:b/>
+                <w:i w:val="0"/>
+                <w:sz w:val="18"/>
+              </w:rPr>
+              <w:t>SALICYLATES</w:t>
+            </w:r>
+          </w:p>
+        </w:tc>
+        <w:tc>
+          <w:tcPr>
+            <w:tcW w:type="dxa" w:w="5112"/>
+          </w:tcPr>
+          <w:p>
+            <w:pPr>
+              <w:spacing w:after="40"/>
+            </w:pPr>
+            <w:r>
+              <w:rPr>
+                <w:sz w:val="18"/>
+              </w:rPr>
+            </w:r>
+            <w:r>
+              <w:rPr>
+                <w:b w:val="0"/>
+                <w:i w:val="0"/>
+                <w:sz w:val="18"/>
+              </w:rPr>
+              <w:t>Inhibit the PRESTIN motor protein in OUTER HAIR CELLS → TINNITUS.</w:t>
+            </w:r>
+          </w:p>
+        </w:tc>
+      </w:tr>
+      <w:tr>
+        <w:tc>
+          <w:tcPr>
+            <w:tcW w:type="dxa" w:w="5112"/>
+            <w:shd w:val="clear" w:color="auto" w:fill="F1EEEF"/>
+          </w:tcPr>
+          <w:p>
+            <w:pPr>
+              <w:spacing w:after="40"/>
+            </w:pPr>
+            <w:r>
+              <w:rPr>
+                <w:b/>
+                <w:sz w:val="18"/>
+              </w:rPr>
+            </w:r>
+            <w:r>
+              <w:rPr>
+                <w:b/>
+                <w:i w:val="0"/>
+                <w:sz w:val="18"/>
+              </w:rPr>
+              <w:t>Cisplatin vs furosemide — same target</w:t>
+            </w:r>
+          </w:p>
+        </w:tc>
+        <w:tc>
+          <w:tcPr>
+            <w:tcW w:type="dxa" w:w="5112"/>
+          </w:tcPr>
+          <w:p>
+            <w:pPr>
+              <w:spacing w:after="40"/>
+            </w:pPr>
+            <w:r>
+              <w:rPr>
+                <w:sz w:val="18"/>
+              </w:rPr>
+            </w:r>
+            <w:r>
+              <w:rPr>
+                <w:b w:val="0"/>
+                <w:i w:val="0"/>
+                <w:sz w:val="18"/>
+              </w:rPr>
+              <w:t>BOTH hit the STRIA VASCULARIS. Cisplatin CROSS-LINKS ITS DNA and kills it (PERMANENT); furosemide only SHIFTS ITS POTENTIAL (REVERSIBLE). That is the whole difference.</w:t>
+            </w:r>
+          </w:p>
+        </w:tc>
+      </w:tr>
+      <w:tr>
+        <w:tc>
+          <w:tcPr>
+            <w:tcW w:type="dxa" w:w="5112"/>
+            <w:shd w:val="clear" w:color="auto" w:fill="F1EEEF"/>
+          </w:tcPr>
+          <w:p>
+            <w:pPr>
+              <w:spacing w:after="40"/>
+            </w:pPr>
+            <w:r>
+              <w:rPr>
+                <w:b/>
+                <w:sz w:val="18"/>
+              </w:rPr>
+            </w:r>
+            <w:r>
+              <w:rPr>
+                <w:b/>
+                <w:i w:val="0"/>
+                <w:sz w:val="18"/>
+              </w:rPr>
+              <w:t>Why high frequencies go first</w:t>
+            </w:r>
+          </w:p>
+        </w:tc>
+        <w:tc>
+          <w:tcPr>
+            <w:tcW w:type="dxa" w:w="5112"/>
+          </w:tcPr>
+          <w:p>
+            <w:pPr>
+              <w:spacing w:after="40"/>
+            </w:pPr>
+            <w:r>
+              <w:rPr>
+                <w:sz w:val="18"/>
+              </w:rPr>
+            </w:r>
+            <w:r>
+              <w:rPr>
+                <w:b w:val="0"/>
+                <w:i w:val="0"/>
+                <w:sz w:val="18"/>
+              </w:rPr>
+              <w:t>ANATOMICAL, not chemical: the COCHLEAR BASE encodes HIGH pitch, and the base is where the damage starts. Same geometry drives presbycusis.</w:t>
+            </w:r>
+          </w:p>
+        </w:tc>
+      </w:tr>
+      <w:tr>
+        <w:tc>
+          <w:tcPr>
+            <w:tcW w:type="dxa" w:w="5112"/>
+            <w:shd w:val="clear" w:color="auto" w:fill="F1EEEF"/>
+          </w:tcPr>
+          <w:p>
+            <w:pPr>
+              <w:spacing w:after="40"/>
+            </w:pPr>
+            <w:r>
+              <w:rPr>
+                <w:b/>
+                <w:sz w:val="18"/>
+              </w:rPr>
+            </w:r>
+            <w:r>
+              <w:rPr>
+                <w:b/>
+                <w:i w:val="0"/>
+                <w:sz w:val="18"/>
+              </w:rPr>
+              <w:t>NOISE — the number</w:t>
+            </w:r>
+          </w:p>
+        </w:tc>
+        <w:tc>
+          <w:tcPr>
+            <w:tcW w:type="dxa" w:w="5112"/>
+          </w:tcPr>
+          <w:p>
+            <w:pPr>
+              <w:spacing w:after="40"/>
+            </w:pPr>
+            <w:r>
+              <w:rPr>
+                <w:sz w:val="18"/>
+              </w:rPr>
+            </w:r>
+            <w:r>
+              <w:rPr>
+                <w:b w:val="0"/>
+                <w:i w:val="0"/>
+                <w:sz w:val="18"/>
+              </w:rPr>
+              <w:t>Long-term chronic exposure ABOVE 85 dB → IRREVERSIBLE STEREOCILIA DEGENERATION and HAIR CELL APOPTOSIS. 85 dB = occupational limit · 90 lawnmower/traffic · 120 ambulance siren = ACOUSTIC TRAUMA · 140 jet engine/blast = IMMEDIATE DAMAGE.</w:t>
+            </w:r>
+          </w:p>
+        </w:tc>
+      </w:tr>
+      <w:tr>
+        <w:tc>
+          <w:tcPr>
+            <w:tcW w:type="dxa" w:w="5112"/>
+            <w:shd w:val="clear" w:color="auto" w:fill="F1EEEF"/>
+          </w:tcPr>
+          <w:p>
+            <w:pPr>
+              <w:spacing w:after="40"/>
+            </w:pPr>
+            <w:r>
+              <w:rPr>
+                <w:b/>
+                <w:sz w:val="18"/>
+              </w:rPr>
+            </w:r>
+            <w:r>
+              <w:rPr>
+                <w:b/>
+                <w:i w:val="0"/>
+                <w:sz w:val="18"/>
+              </w:rPr>
+              <w:t>PRESBYCUSIS</w:t>
+            </w:r>
+          </w:p>
+        </w:tc>
+        <w:tc>
+          <w:tcPr>
+            <w:tcW w:type="dxa" w:w="5112"/>
+          </w:tcPr>
+          <w:p>
+            <w:pPr>
+              <w:spacing w:after="40"/>
+            </w:pPr>
+            <w:r>
+              <w:rPr>
+                <w:sz w:val="18"/>
+              </w:rPr>
+            </w:r>
+            <w:r>
+              <w:rPr>
+                <w:b w:val="0"/>
+                <w:i w:val="0"/>
+                <w:sz w:val="18"/>
+              </w:rPr>
+              <w:t>GRADUAL, SYMMETRICAL, BILATERAL sensorineural loss in older adults. Begins with HIGH-FREQUENCY tones — the speech CONSONANTS /s/, /f/, /t/. Complaint is never “I can’t hear”, it is “I CAN’T FOLLOW CONVERSATION IN A NOISY ROOM”: vowels carry volume, CONSONANTS CARRY MEANING.</w:t>
+            </w:r>
+          </w:p>
+        </w:tc>
+      </w:tr>
+    </w:tbl>
+    <w:p>
+      <w:pPr>
+        <w:spacing w:after="80"/>
+      </w:pPr>
+    </w:p>
+    <w:p>
+      <w:pPr>
+        <w:pStyle w:val="Heading1"/>
+        <w:spacing w:before="280" w:after="100"/>
+      </w:pPr>
+      <w:r>
+        <w:rPr>
+          <w:rFonts w:ascii="Georgia" w:hAnsi="Georgia"/>
+          <w:color w:val="17494B"/>
+        </w:rPr>
+        <w:t>Otitis Media &amp; Externa</w:t>
+      </w:r>
+    </w:p>
+    <w:tbl>
+      <w:tblPr>
+        <w:tblStyle w:val="TableGrid"/>
+        <w:tblW w:type="auto" w:w="0"/>
+        <w:jc w:val="center"/>
+        <w:tblLook w:firstColumn="1" w:firstRow="1" w:lastColumn="0" w:lastRow="0" w:noHBand="0" w:noVBand="1" w:val="04A0"/>
+        <w:tblBorders>
+          <w:top w:val="single" w:sz="4" w:space="0" w:color="D8D2D4"/>
+          <w:left w:val="single" w:sz="4" w:space="0" w:color="D8D2D4"/>
+          <w:bottom w:val="single" w:sz="4" w:space="0" w:color="D8D2D4"/>
+          <w:right w:val="single" w:sz="4" w:space="0" w:color="D8D2D4"/>
+          <w:insideH w:val="single" w:sz="4" w:space="0" w:color="D8D2D4"/>
+          <w:insideV w:val="single" w:sz="4" w:space="0" w:color="D8D2D4"/>
+        </w:tblBorders>
+      </w:tblPr>
+      <w:tblGrid>
+        <w:gridCol w:w="5112"/>
+        <w:gridCol w:w="5112"/>
+      </w:tblGrid>
+      <w:tr>
+        <w:tc>
+          <w:tcPr>
+            <w:tcW w:type="dxa" w:w="5112"/>
+            <w:shd w:val="clear" w:color="auto" w:fill="17494B"/>
+          </w:tcPr>
+          <w:p>
+            <w:pPr>
+              <w:spacing w:after="40"/>
+            </w:pPr>
+            <w:r>
+              <w:rPr>
+                <w:b/>
+                <w:color w:val="FFFFFF"/>
+                <w:sz w:val="18"/>
+              </w:rPr>
+            </w:r>
+            <w:r>
+              <w:rPr>
+                <w:b/>
+                <w:i w:val="0"/>
+                <w:color w:val="FFFFFF"/>
+                <w:sz w:val="18"/>
+              </w:rPr>
+              <w:t>Term</w:t>
+            </w:r>
+          </w:p>
+        </w:tc>
+        <w:tc>
+          <w:tcPr>
+            <w:tcW w:type="dxa" w:w="5112"/>
+            <w:shd w:val="clear" w:color="auto" w:fill="17494B"/>
+          </w:tcPr>
+          <w:p>
+            <w:pPr>
+              <w:spacing w:after="40"/>
+            </w:pPr>
+            <w:r>
+              <w:rPr>
+                <w:b/>
+                <w:color w:val="FFFFFF"/>
+                <w:sz w:val="18"/>
+              </w:rPr>
+            </w:r>
+            <w:r>
+              <w:rPr>
+                <w:b/>
+                <w:i w:val="0"/>
+                <w:color w:val="FFFFFF"/>
+                <w:sz w:val="18"/>
+              </w:rPr>
+              <w:t>What you need to know</w:t>
+            </w:r>
+          </w:p>
+        </w:tc>
+      </w:tr>
+      <w:tr>
+        <w:tc>
+          <w:tcPr>
+            <w:tcW w:type="dxa" w:w="5112"/>
+            <w:shd w:val="clear" w:color="auto" w:fill="F1EEEF"/>
+          </w:tcPr>
+          <w:p>
+            <w:pPr>
+              <w:spacing w:after="40"/>
+            </w:pPr>
+            <w:r>
+              <w:rPr>
+                <w:b/>
+                <w:sz w:val="18"/>
+              </w:rPr>
+            </w:r>
+            <w:r>
+              <w:rPr>
+                <w:b/>
+                <w:i w:val="0"/>
+                <w:sz w:val="18"/>
+              </w:rPr>
+              <w:t>Eustachian tube dysfunction — the sequence</w:t>
+            </w:r>
+          </w:p>
+        </w:tc>
+        <w:tc>
+          <w:tcPr>
+            <w:tcW w:type="dxa" w:w="5112"/>
+          </w:tcPr>
+          <w:p>
+            <w:pPr>
+              <w:spacing w:after="40"/>
+            </w:pPr>
+            <w:r>
+              <w:rPr>
+                <w:sz w:val="18"/>
+              </w:rPr>
+            </w:r>
+            <w:r>
+              <w:rPr>
+                <w:b w:val="0"/>
+                <w:i w:val="0"/>
+                <w:sz w:val="18"/>
+              </w:rPr>
+              <w:t>TUBE FAILS TO OPEN PERIODICALLY → OXYGEN AND NITROGEN ABSORBED INTO THE MIDDLE EAR MUCOSA → NEGATIVE MIDDLE EAR PRESSURE. The middle ear is a SEALED AIR-FILLED BOX whose only vent stopped working.</w:t>
+            </w:r>
+          </w:p>
+        </w:tc>
+      </w:tr>
+      <w:tr>
+        <w:tc>
+          <w:tcPr>
+            <w:tcW w:type="dxa" w:w="5112"/>
+            <w:shd w:val="clear" w:color="auto" w:fill="F1EEEF"/>
+          </w:tcPr>
+          <w:p>
+            <w:pPr>
+              <w:spacing w:after="40"/>
+            </w:pPr>
+            <w:r>
+              <w:rPr>
+                <w:b/>
+                <w:sz w:val="18"/>
+              </w:rPr>
+            </w:r>
+            <w:r>
+              <w:rPr>
+                <w:b/>
+                <w:i w:val="0"/>
+                <w:sz w:val="18"/>
+              </w:rPr>
+              <w:t>OTITIS MEDIA — bacterial</w:t>
+            </w:r>
+          </w:p>
+        </w:tc>
+        <w:tc>
+          <w:tcPr>
+            <w:tcW w:type="dxa" w:w="5112"/>
+          </w:tcPr>
+          <w:p>
+            <w:pPr>
+              <w:spacing w:after="40"/>
+            </w:pPr>
+            <w:r>
+              <w:rPr>
+                <w:sz w:val="18"/>
+              </w:rPr>
+            </w:r>
+            <w:r>
+              <w:rPr>
+                <w:b w:val="0"/>
+                <w:i w:val="0"/>
+                <w:sz w:val="18"/>
+              </w:rPr>
+              <w:t>STREPTOCOCCUS PNEUMONIAE · HAEMOPHILUS INFLUENZAE · MORAXELLA CATARRHALIS. He scoped these: “not really for my exam, BUT LIKE BOARD EXAMS.”</w:t>
+            </w:r>
+          </w:p>
+        </w:tc>
+      </w:tr>
+      <w:tr>
+        <w:tc>
+          <w:tcPr>
+            <w:tcW w:type="dxa" w:w="5112"/>
+            <w:shd w:val="clear" w:color="auto" w:fill="F1EEEF"/>
+          </w:tcPr>
+          <w:p>
+            <w:pPr>
+              <w:spacing w:after="40"/>
+            </w:pPr>
+            <w:r>
+              <w:rPr>
+                <w:b/>
+                <w:sz w:val="18"/>
+              </w:rPr>
+            </w:r>
+            <w:r>
+              <w:rPr>
+                <w:b/>
+                <w:i w:val="0"/>
+                <w:sz w:val="18"/>
+              </w:rPr>
+              <w:t>OTITIS MEDIA — viral</w:t>
+            </w:r>
+          </w:p>
+        </w:tc>
+        <w:tc>
+          <w:tcPr>
+            <w:tcW w:type="dxa" w:w="5112"/>
+          </w:tcPr>
+          <w:p>
+            <w:pPr>
+              <w:spacing w:after="40"/>
+            </w:pPr>
+            <w:r>
+              <w:rPr>
+                <w:sz w:val="18"/>
+              </w:rPr>
+            </w:r>
+            <w:r>
+              <w:rPr>
+                <w:b w:val="0"/>
+                <w:i w:val="0"/>
+                <w:sz w:val="18"/>
+              </w:rPr>
+              <w:t>RESPIRATORY SYNCYTIAL VIRUS · RHINOVIRUS · INFLUENZA · ADENOVIRUS. Typically after a URI.</w:t>
+            </w:r>
+          </w:p>
+        </w:tc>
+      </w:tr>
+      <w:tr>
+        <w:tc>
+          <w:tcPr>
+            <w:tcW w:type="dxa" w:w="5112"/>
+            <w:shd w:val="clear" w:color="auto" w:fill="F1EEEF"/>
+          </w:tcPr>
+          <w:p>
+            <w:pPr>
+              <w:spacing w:after="40"/>
+            </w:pPr>
+            <w:r>
+              <w:rPr>
+                <w:b/>
+                <w:sz w:val="18"/>
+              </w:rPr>
+            </w:r>
+            <w:r>
+              <w:rPr>
+                <w:b/>
+                <w:i w:val="0"/>
+                <w:sz w:val="18"/>
+              </w:rPr>
+              <w:t>OTITIS EXTERNA — bacterial (80–90%)</w:t>
+            </w:r>
+          </w:p>
+        </w:tc>
+        <w:tc>
+          <w:tcPr>
+            <w:tcW w:type="dxa" w:w="5112"/>
+          </w:tcPr>
+          <w:p>
+            <w:pPr>
+              <w:spacing w:after="40"/>
+            </w:pPr>
+            <w:r>
+              <w:rPr>
+                <w:sz w:val="18"/>
+              </w:rPr>
+            </w:r>
+            <w:r>
+              <w:rPr>
+                <w:b w:val="0"/>
+                <w:i w:val="0"/>
+                <w:sz w:val="18"/>
+              </w:rPr>
+              <w:t>PSEUDOMONAS AERUGINOSA and STAPHYLOCOCCUS AUREUS. “Swimmer’s ear”.</w:t>
+            </w:r>
+          </w:p>
+        </w:tc>
+      </w:tr>
+      <w:tr>
+        <w:tc>
+          <w:tcPr>
+            <w:tcW w:type="dxa" w:w="5112"/>
+            <w:shd w:val="clear" w:color="auto" w:fill="F1EEEF"/>
+          </w:tcPr>
+          <w:p>
+            <w:pPr>
+              <w:spacing w:after="40"/>
+            </w:pPr>
+            <w:r>
+              <w:rPr>
+                <w:b/>
+                <w:sz w:val="18"/>
+              </w:rPr>
+            </w:r>
+            <w:r>
+              <w:rPr>
+                <w:b/>
+                <w:i w:val="0"/>
+                <w:sz w:val="18"/>
+              </w:rPr>
+              <w:t>OTITIS EXTERNA — fungal</w:t>
+            </w:r>
+          </w:p>
+        </w:tc>
+        <w:tc>
+          <w:tcPr>
+            <w:tcW w:type="dxa" w:w="5112"/>
+          </w:tcPr>
+          <w:p>
+            <w:pPr>
+              <w:spacing w:after="40"/>
+            </w:pPr>
+            <w:r>
+              <w:rPr>
+                <w:sz w:val="18"/>
+              </w:rPr>
+            </w:r>
+            <w:r>
+              <w:rPr>
+                <w:b w:val="0"/>
+                <w:i w:val="0"/>
+                <w:sz w:val="18"/>
+              </w:rPr>
+              <w:t>ASPERGILLUS NIGER or CANDIDA ALBICANS, secondary to PROLONGED ANTIBIOTIC USE or HYPERHUMID CONDITIONS. Same logic as thrush: remove the competition or keep it wet.</w:t>
+            </w:r>
+          </w:p>
+        </w:tc>
+      </w:tr>
+    </w:tbl>
+    <w:p>
+      <w:pPr>
+        <w:spacing w:after="80"/>
+      </w:pPr>
+    </w:p>
+    <w:p>
+      <w:pPr>
+        <w:pStyle w:val="Heading1"/>
+        <w:spacing w:before="280" w:after="100"/>
+      </w:pPr>
+      <w:r>
+        <w:rPr>
+          <w:rFonts w:ascii="Georgia" w:hAnsi="Georgia"/>
+          <w:color w:val="17494B"/>
+        </w:rPr>
+        <w:t>Rhinology</w:t>
+      </w:r>
+    </w:p>
+    <w:tbl>
+      <w:tblPr>
+        <w:tblStyle w:val="TableGrid"/>
+        <w:tblW w:type="auto" w:w="0"/>
+        <w:jc w:val="center"/>
+        <w:tblLook w:firstColumn="1" w:firstRow="1" w:lastColumn="0" w:lastRow="0" w:noHBand="0" w:noVBand="1" w:val="04A0"/>
+        <w:tblBorders>
+          <w:top w:val="single" w:sz="4" w:space="0" w:color="D8D2D4"/>
+          <w:left w:val="single" w:sz="4" w:space="0" w:color="D8D2D4"/>
+          <w:bottom w:val="single" w:sz="4" w:space="0" w:color="D8D2D4"/>
+          <w:right w:val="single" w:sz="4" w:space="0" w:color="D8D2D4"/>
+          <w:insideH w:val="single" w:sz="4" w:space="0" w:color="D8D2D4"/>
+          <w:insideV w:val="single" w:sz="4" w:space="0" w:color="D8D2D4"/>
+        </w:tblBorders>
+      </w:tblPr>
+      <w:tblGrid>
+        <w:gridCol w:w="5112"/>
+        <w:gridCol w:w="5112"/>
+      </w:tblGrid>
+      <w:tr>
+        <w:tc>
+          <w:tcPr>
+            <w:tcW w:type="dxa" w:w="5112"/>
+            <w:shd w:val="clear" w:color="auto" w:fill="17494B"/>
+          </w:tcPr>
+          <w:p>
+            <w:pPr>
+              <w:spacing w:after="40"/>
+            </w:pPr>
+            <w:r>
+              <w:rPr>
+                <w:b/>
+                <w:color w:val="FFFFFF"/>
+                <w:sz w:val="18"/>
+              </w:rPr>
+            </w:r>
+            <w:r>
+              <w:rPr>
+                <w:b/>
+                <w:i w:val="0"/>
+                <w:color w:val="FFFFFF"/>
+                <w:sz w:val="18"/>
+              </w:rPr>
+              <w:t>Term</w:t>
+            </w:r>
+          </w:p>
+        </w:tc>
+        <w:tc>
+          <w:tcPr>
+            <w:tcW w:type="dxa" w:w="5112"/>
+            <w:shd w:val="clear" w:color="auto" w:fill="17494B"/>
+          </w:tcPr>
+          <w:p>
+            <w:pPr>
+              <w:spacing w:after="40"/>
+            </w:pPr>
+            <w:r>
+              <w:rPr>
+                <w:b/>
+                <w:color w:val="FFFFFF"/>
+                <w:sz w:val="18"/>
+              </w:rPr>
+            </w:r>
+            <w:r>
+              <w:rPr>
+                <w:b/>
+                <w:i w:val="0"/>
+                <w:color w:val="FFFFFF"/>
+                <w:sz w:val="18"/>
+              </w:rPr>
+              <w:t>What you need to know</w:t>
+            </w:r>
+          </w:p>
+        </w:tc>
+      </w:tr>
+      <w:tr>
+        <w:tc>
+          <w:tcPr>
+            <w:tcW w:type="dxa" w:w="5112"/>
+            <w:shd w:val="clear" w:color="auto" w:fill="F1EEEF"/>
+          </w:tcPr>
+          <w:p>
+            <w:pPr>
+              <w:spacing w:after="40"/>
+            </w:pPr>
+            <w:r>
+              <w:rPr>
+                <w:b/>
+                <w:sz w:val="18"/>
+              </w:rPr>
+            </w:r>
+            <w:r>
+              <w:rPr>
+                <w:b/>
+                <w:i w:val="0"/>
+                <w:sz w:val="18"/>
+              </w:rPr>
+              <w:t>Rhinitis vs rhinosinusitis</w:t>
+            </w:r>
+          </w:p>
+        </w:tc>
+        <w:tc>
+          <w:tcPr>
+            <w:tcW w:type="dxa" w:w="5112"/>
+          </w:tcPr>
+          <w:p>
+            <w:pPr>
+              <w:spacing w:after="40"/>
+            </w:pPr>
+            <w:r>
+              <w:rPr>
+                <w:sz w:val="18"/>
+              </w:rPr>
+            </w:r>
+            <w:r>
+              <w:rPr>
+                <w:b w:val="0"/>
+                <w:i w:val="0"/>
+                <w:sz w:val="18"/>
+              </w:rPr>
+              <w:t>RHINITIS = NOSE. RHINOSINUSITIS = NOSE AND SINUSES — which is why FACIAL PAIN belongs to rhinosinusitis.</w:t>
+            </w:r>
+          </w:p>
+        </w:tc>
+      </w:tr>
+      <w:tr>
+        <w:tc>
+          <w:tcPr>
+            <w:tcW w:type="dxa" w:w="5112"/>
+            <w:shd w:val="clear" w:color="auto" w:fill="F1EEEF"/>
+          </w:tcPr>
+          <w:p>
+            <w:pPr>
+              <w:spacing w:after="40"/>
+            </w:pPr>
+            <w:r>
+              <w:rPr>
+                <w:b/>
+                <w:sz w:val="18"/>
+              </w:rPr>
+            </w:r>
+            <w:r>
+              <w:rPr>
+                <w:b/>
+                <w:i w:val="0"/>
+                <w:sz w:val="18"/>
+              </w:rPr>
+              <w:t>ACUTE rhinosinusitis</w:t>
+            </w:r>
+          </w:p>
+        </w:tc>
+        <w:tc>
+          <w:tcPr>
+            <w:tcW w:type="dxa" w:w="5112"/>
+          </w:tcPr>
+          <w:p>
+            <w:pPr>
+              <w:spacing w:after="40"/>
+            </w:pPr>
+            <w:r>
+              <w:rPr>
+                <w:sz w:val="18"/>
+              </w:rPr>
+            </w:r>
+            <w:r>
+              <w:rPr>
+                <w:b w:val="0"/>
+                <w:i w:val="0"/>
+                <w:sz w:val="18"/>
+              </w:rPr>
+              <w:t>UNDER 4 WEEKS. Usually VIRAL (rhinovirus, influenza); secondary bacterial = STREP PNEUMONIAE or H. INFLUENZAE. PURULENT rhinorrhoea, facial pain, nasal congestion.</w:t>
+            </w:r>
+          </w:p>
+        </w:tc>
+      </w:tr>
+      <w:tr>
+        <w:tc>
+          <w:tcPr>
+            <w:tcW w:type="dxa" w:w="5112"/>
+            <w:shd w:val="clear" w:color="auto" w:fill="F1EEEF"/>
+          </w:tcPr>
+          <w:p>
+            <w:pPr>
+              <w:spacing w:after="40"/>
+            </w:pPr>
+            <w:r>
+              <w:rPr>
+                <w:b/>
+                <w:sz w:val="18"/>
+              </w:rPr>
+            </w:r>
+            <w:r>
+              <w:rPr>
+                <w:b/>
+                <w:i w:val="0"/>
+                <w:sz w:val="18"/>
+              </w:rPr>
+              <w:t>CHRONIC rhinosinusitis</w:t>
+            </w:r>
+          </w:p>
+        </w:tc>
+        <w:tc>
+          <w:tcPr>
+            <w:tcW w:type="dxa" w:w="5112"/>
+          </w:tcPr>
+          <w:p>
+            <w:pPr>
+              <w:spacing w:after="40"/>
+            </w:pPr>
+            <w:r>
+              <w:rPr>
+                <w:sz w:val="18"/>
+              </w:rPr>
+            </w:r>
+            <w:r>
+              <w:rPr>
+                <w:b w:val="0"/>
+                <w:i w:val="0"/>
+                <w:sz w:val="18"/>
+              </w:rPr>
+              <w:t>BEYOND 12 WEEKS DESPITE THERAPY, often WITH NASAL POLYPS. Usually a secondary infection layered on an allergic process.</w:t>
+            </w:r>
+          </w:p>
+        </w:tc>
+      </w:tr>
+      <w:tr>
+        <w:tc>
+          <w:tcPr>
+            <w:tcW w:type="dxa" w:w="5112"/>
+            <w:shd w:val="clear" w:color="auto" w:fill="F1EEEF"/>
+          </w:tcPr>
+          <w:p>
+            <w:pPr>
+              <w:spacing w:after="40"/>
+            </w:pPr>
+            <w:r>
+              <w:rPr>
+                <w:b/>
+                <w:sz w:val="18"/>
+              </w:rPr>
+            </w:r>
+            <w:r>
+              <w:rPr>
+                <w:b/>
+                <w:i w:val="0"/>
+                <w:sz w:val="18"/>
+              </w:rPr>
+              <w:t>ALLERGIC RHINITIS</w:t>
+            </w:r>
+          </w:p>
+        </w:tc>
+        <w:tc>
+          <w:tcPr>
+            <w:tcW w:type="dxa" w:w="5112"/>
+          </w:tcPr>
+          <w:p>
+            <w:pPr>
+              <w:spacing w:after="40"/>
+            </w:pPr>
+            <w:r>
+              <w:rPr>
+                <w:sz w:val="18"/>
+              </w:rPr>
+            </w:r>
+            <w:r>
+              <w:rPr>
+                <w:b w:val="0"/>
+                <w:i w:val="0"/>
+                <w:sz w:val="18"/>
+              </w:rPr>
+              <w:t>IgE-MEDIATED TYPE 1 HYPERSENSITIVITY of nasal mucosa to inhaled allergens. CLEAR rhinorrhoea, nasal itching, sneezing, BOGGY TURBINATES, allergic “shiners”. (He de-scoped it: “plain vanilla… I don’t wanna ask about this.”)</w:t>
+            </w:r>
+          </w:p>
+        </w:tc>
+      </w:tr>
+      <w:tr>
+        <w:tc>
+          <w:tcPr>
+            <w:tcW w:type="dxa" w:w="5112"/>
+            <w:shd w:val="clear" w:color="auto" w:fill="F1EEEF"/>
+          </w:tcPr>
+          <w:p>
+            <w:pPr>
+              <w:spacing w:after="40"/>
+            </w:pPr>
+            <w:r>
+              <w:rPr>
+                <w:b/>
+                <w:sz w:val="18"/>
+              </w:rPr>
+            </w:r>
+            <w:r>
+              <w:rPr>
+                <w:b/>
+                <w:i w:val="0"/>
+                <w:sz w:val="18"/>
+              </w:rPr>
+              <w:t>Discharge colour — fastest discriminator</w:t>
+            </w:r>
+          </w:p>
+        </w:tc>
+        <w:tc>
+          <w:tcPr>
+            <w:tcW w:type="dxa" w:w="5112"/>
+          </w:tcPr>
+          <w:p>
+            <w:pPr>
+              <w:spacing w:after="40"/>
+            </w:pPr>
+            <w:r>
+              <w:rPr>
+                <w:sz w:val="18"/>
+              </w:rPr>
+            </w:r>
+            <w:r>
+              <w:rPr>
+                <w:b w:val="0"/>
+                <w:i w:val="0"/>
+                <w:sz w:val="18"/>
+              </w:rPr>
+              <w:t>ALLERGIC = CLEAR. ACUTE BACTERIAL SINUSITIS = PURULENT.</w:t>
+            </w:r>
+          </w:p>
+        </w:tc>
+      </w:tr>
+      <w:tr>
+        <w:tc>
+          <w:tcPr>
+            <w:tcW w:type="dxa" w:w="5112"/>
+            <w:shd w:val="clear" w:color="auto" w:fill="F1EEEF"/>
+          </w:tcPr>
+          <w:p>
+            <w:pPr>
+              <w:spacing w:after="40"/>
+            </w:pPr>
+            <w:r>
+              <w:rPr>
+                <w:b/>
+                <w:sz w:val="18"/>
+              </w:rPr>
+            </w:r>
+            <w:r>
+              <w:rPr>
+                <w:b/>
+                <w:i w:val="0"/>
+                <w:sz w:val="18"/>
+              </w:rPr>
+              <w:t>NASAL POLYPS</w:t>
+            </w:r>
+          </w:p>
+        </w:tc>
+        <w:tc>
+          <w:tcPr>
+            <w:tcW w:type="dxa" w:w="5112"/>
+          </w:tcPr>
+          <w:p>
+            <w:pPr>
+              <w:spacing w:after="40"/>
+            </w:pPr>
+            <w:r>
+              <w:rPr>
+                <w:sz w:val="18"/>
+              </w:rPr>
+            </w:r>
+            <w:r>
+              <w:rPr>
+                <w:b w:val="0"/>
+                <w:i w:val="0"/>
+                <w:sz w:val="18"/>
+              </w:rPr>
+              <w:t>NON-NEOPLASTIC, benign OEDEMATOUS masses from mucous membranes of the SINUS OSTIA or ETHMOID AIR CELLS. Not new tissue — existing mucosa waterlogged.</w:t>
+            </w:r>
+          </w:p>
+        </w:tc>
+      </w:tr>
+      <w:tr>
+        <w:tc>
+          <w:tcPr>
+            <w:tcW w:type="dxa" w:w="5112"/>
+            <w:shd w:val="clear" w:color="auto" w:fill="F1EEEF"/>
+          </w:tcPr>
+          <w:p>
+            <w:pPr>
+              <w:spacing w:after="40"/>
+            </w:pPr>
+            <w:r>
+              <w:rPr>
+                <w:b/>
+                <w:sz w:val="18"/>
+              </w:rPr>
+            </w:r>
+            <w:r>
+              <w:rPr>
+                <w:b/>
+                <w:i w:val="0"/>
+                <w:sz w:val="18"/>
+              </w:rPr>
+              <w:t>POLYPS — molecular pathway</w:t>
+            </w:r>
+          </w:p>
+        </w:tc>
+        <w:tc>
+          <w:tcPr>
+            <w:tcW w:type="dxa" w:w="5112"/>
+          </w:tcPr>
+          <w:p>
+            <w:pPr>
+              <w:spacing w:after="40"/>
+            </w:pPr>
+            <w:r>
+              <w:rPr>
+                <w:sz w:val="18"/>
+              </w:rPr>
+            </w:r>
+            <w:r>
+              <w:rPr>
+                <w:b w:val="0"/>
+                <w:i w:val="0"/>
+                <w:sz w:val="18"/>
+              </w:rPr>
+              <w:t>Chronic TYPE 2 allergic response · cytokines IL-4, IL-5, IL-13 · TISSUE EOSINOPHIL INFLUX.</w:t>
+            </w:r>
+          </w:p>
+        </w:tc>
+      </w:tr>
+      <w:tr>
+        <w:tc>
+          <w:tcPr>
+            <w:tcW w:type="dxa" w:w="5112"/>
+            <w:shd w:val="clear" w:color="auto" w:fill="F1EEEF"/>
+          </w:tcPr>
+          <w:p>
+            <w:pPr>
+              <w:spacing w:after="40"/>
+            </w:pPr>
+            <w:r>
+              <w:rPr>
+                <w:b/>
+                <w:sz w:val="18"/>
+              </w:rPr>
+            </w:r>
+            <w:r>
+              <w:rPr>
+                <w:b/>
+                <w:i w:val="0"/>
+                <w:sz w:val="18"/>
+              </w:rPr>
+              <w:t>★ SLIDE 21 — he corrected the heading</w:t>
+            </w:r>
+          </w:p>
+        </w:tc>
+        <w:tc>
+          <w:tcPr>
+            <w:tcW w:type="dxa" w:w="5112"/>
+          </w:tcPr>
+          <w:p>
+            <w:pPr>
+              <w:spacing w:after="40"/>
+            </w:pPr>
+            <w:r>
+              <w:rPr>
+                <w:sz w:val="18"/>
+              </w:rPr>
+            </w:r>
+            <w:r>
+              <w:rPr>
+                <w:b w:val="0"/>
+                <w:i w:val="0"/>
+                <w:sz w:val="18"/>
+              </w:rPr>
+              <w:t>The slide says “Type 2 Inflammation”. He stopped to fix it: “I meant to put T HELPER CELL TYPE 2 allergic inflammation. VERY IMPORTANT.” Then: “I’m not gonna ask you about that, but just so you know.” Know what it means; don’t expect to be asked.</w:t>
+            </w:r>
+          </w:p>
+        </w:tc>
+      </w:tr>
+      <w:tr>
+        <w:tc>
+          <w:tcPr>
+            <w:tcW w:type="dxa" w:w="5112"/>
+            <w:shd w:val="clear" w:color="auto" w:fill="F1EEEF"/>
+          </w:tcPr>
+          <w:p>
+            <w:pPr>
+              <w:spacing w:after="40"/>
+            </w:pPr>
+            <w:r>
+              <w:rPr>
+                <w:b/>
+                <w:sz w:val="18"/>
+              </w:rPr>
+            </w:r>
+            <w:r>
+              <w:rPr>
+                <w:b/>
+                <w:i w:val="0"/>
+                <w:sz w:val="18"/>
+              </w:rPr>
+              <w:t>TURBINATE HYPERTROPHY</w:t>
+            </w:r>
+          </w:p>
+        </w:tc>
+        <w:tc>
+          <w:tcPr>
+            <w:tcW w:type="dxa" w:w="5112"/>
+          </w:tcPr>
+          <w:p>
+            <w:pPr>
+              <w:spacing w:after="40"/>
+            </w:pPr>
+            <w:r>
+              <w:rPr>
+                <w:sz w:val="18"/>
+              </w:rPr>
+            </w:r>
+            <w:r>
+              <w:rPr>
+                <w:b w:val="0"/>
+                <w:i w:val="0"/>
+                <w:sz w:val="18"/>
+              </w:rPr>
+              <w:t>Enlargement of the INFERIOR turbinates from VENOUS SINUSOID ENGORGEMENT, MUCOSAL OEDEMA or BONY HYPERTROPHY. Triggers: allergic rhinitis, vasomotor instability, and REBOUND HYPERAEMIA from topical decongestants.</w:t>
+            </w:r>
+          </w:p>
+        </w:tc>
+      </w:tr>
+      <w:tr>
+        <w:tc>
+          <w:tcPr>
+            <w:tcW w:type="dxa" w:w="5112"/>
+            <w:shd w:val="clear" w:color="auto" w:fill="F1EEEF"/>
+          </w:tcPr>
+          <w:p>
+            <w:pPr>
+              <w:spacing w:after="40"/>
+            </w:pPr>
+            <w:r>
+              <w:rPr>
+                <w:b/>
+                <w:sz w:val="18"/>
+              </w:rPr>
+            </w:r>
+            <w:r>
+              <w:rPr>
+                <w:b/>
+                <w:i w:val="0"/>
+                <w:sz w:val="18"/>
+              </w:rPr>
+              <w:t>RHINITIS MEDICAMENTOSA</w:t>
+            </w:r>
+          </w:p>
+        </w:tc>
+        <w:tc>
+          <w:tcPr>
+            <w:tcW w:type="dxa" w:w="5112"/>
+          </w:tcPr>
+          <w:p>
+            <w:pPr>
+              <w:spacing w:after="40"/>
+            </w:pPr>
+            <w:r>
+              <w:rPr>
+                <w:sz w:val="18"/>
+              </w:rPr>
+            </w:r>
+            <w:r>
+              <w:rPr>
+                <w:b w:val="0"/>
+                <w:i w:val="0"/>
+                <w:sz w:val="18"/>
+              </w:rPr>
+              <w:t>REBOUND HYPERAEMIA from OVERUSE OF TOPICAL DECONGESTANT SPRAYS — the spray produces the congestion it was bought to relieve.</w:t>
+            </w:r>
+          </w:p>
+        </w:tc>
+      </w:tr>
+      <w:tr>
+        <w:tc>
+          <w:tcPr>
+            <w:tcW w:type="dxa" w:w="5112"/>
+            <w:shd w:val="clear" w:color="auto" w:fill="F1EEEF"/>
+          </w:tcPr>
+          <w:p>
+            <w:pPr>
+              <w:spacing w:after="40"/>
+            </w:pPr>
+            <w:r>
+              <w:rPr>
+                <w:b/>
+                <w:sz w:val="18"/>
+              </w:rPr>
+            </w:r>
+            <w:r>
+              <w:rPr>
+                <w:b/>
+                <w:i w:val="0"/>
+                <w:sz w:val="18"/>
+              </w:rPr>
+              <w:t>DEVIATED SEPTUM — the physics</w:t>
+            </w:r>
+          </w:p>
+        </w:tc>
+        <w:tc>
+          <w:tcPr>
+            <w:tcW w:type="dxa" w:w="5112"/>
+          </w:tcPr>
+          <w:p>
+            <w:pPr>
+              <w:spacing w:after="40"/>
+            </w:pPr>
+            <w:r>
+              <w:rPr>
+                <w:sz w:val="18"/>
+              </w:rPr>
+            </w:r>
+            <w:r>
+              <w:rPr>
+                <w:b w:val="0"/>
+                <w:i w:val="0"/>
+                <w:sz w:val="18"/>
+              </w:rPr>
+              <w:t>POISEUILLE’S LAW — even small airway narrowing DRAMATICALLY increases resistance. He put the split at “97% of all air going through one side.”</w:t>
+            </w:r>
+          </w:p>
+        </w:tc>
+      </w:tr>
+      <w:tr>
+        <w:tc>
+          <w:tcPr>
+            <w:tcW w:type="dxa" w:w="5112"/>
+            <w:shd w:val="clear" w:color="auto" w:fill="F1EEEF"/>
+          </w:tcPr>
+          <w:p>
+            <w:pPr>
+              <w:spacing w:after="40"/>
+            </w:pPr>
+            <w:r>
+              <w:rPr>
+                <w:b/>
+                <w:sz w:val="18"/>
+              </w:rPr>
+            </w:r>
+            <w:r>
+              <w:rPr>
+                <w:b/>
+                <w:i w:val="0"/>
+                <w:sz w:val="18"/>
+              </w:rPr>
+              <w:t>DEVIATED SEPTUM — consequences</w:t>
+            </w:r>
+          </w:p>
+        </w:tc>
+        <w:tc>
+          <w:tcPr>
+            <w:tcW w:type="dxa" w:w="5112"/>
+          </w:tcPr>
+          <w:p>
+            <w:pPr>
+              <w:spacing w:after="40"/>
+            </w:pPr>
+            <w:r>
+              <w:rPr>
+                <w:sz w:val="18"/>
+              </w:rPr>
+            </w:r>
+            <w:r>
+              <w:rPr>
+                <w:b w:val="0"/>
+                <w:i w:val="0"/>
+                <w:sz w:val="18"/>
+              </w:rPr>
+              <w:t>CHRONIC OBSTRUCTION → mouth-breathing, aggravates SLEEP APNOEA · MUCOSAL DRYING + EPISTAXIS from TURBULENT airflow · OLFACTORY DYSFUNCTION because air FAILS TO REACH THE CRIBRIFORM PLATE · SINUS OSTIA BLOCKAGE → mucus stasis, hypoxia, secondary bacterial rhinosinusitis.</w:t>
+            </w:r>
+          </w:p>
+        </w:tc>
+      </w:tr>
+      <w:tr>
+        <w:tc>
+          <w:tcPr>
+            <w:tcW w:type="dxa" w:w="5112"/>
+            <w:shd w:val="clear" w:color="auto" w:fill="F1EEEF"/>
+          </w:tcPr>
+          <w:p>
+            <w:pPr>
+              <w:spacing w:after="40"/>
+            </w:pPr>
+            <w:r>
+              <w:rPr>
+                <w:b/>
+                <w:sz w:val="18"/>
+              </w:rPr>
+            </w:r>
+            <w:r>
+              <w:rPr>
+                <w:b/>
+                <w:i w:val="0"/>
+                <w:sz w:val="18"/>
+              </w:rPr>
+              <w:t>★ The compensation is CONTRALATERAL</w:t>
+            </w:r>
+          </w:p>
+        </w:tc>
+        <w:tc>
+          <w:tcPr>
+            <w:tcW w:type="dxa" w:w="5112"/>
+          </w:tcPr>
+          <w:p>
+            <w:pPr>
+              <w:spacing w:after="40"/>
+            </w:pPr>
+            <w:r>
+              <w:rPr>
+                <w:sz w:val="18"/>
+              </w:rPr>
+            </w:r>
+            <w:r>
+              <w:rPr>
+                <w:b w:val="0"/>
+                <w:i w:val="0"/>
+                <w:sz w:val="18"/>
+              </w:rPr>
+              <w:t>The WIDE cavity undergoes INFERIOR TURBINATE HYPERTROPHY to humidify the increased air volume — the hypertrophied turbinate is on the OPEN side, NOT the blocked one. So a ONE-SIDED deviation can obstruct BOTH sides. Reverse the inference: find big inferior turbinates → go looking for the deviation.</w:t>
+            </w:r>
+          </w:p>
+        </w:tc>
+      </w:tr>
+      <w:tr>
+        <w:tc>
+          <w:tcPr>
+            <w:tcW w:type="dxa" w:w="5112"/>
+            <w:shd w:val="clear" w:color="auto" w:fill="F1EEEF"/>
+          </w:tcPr>
+          <w:p>
+            <w:pPr>
+              <w:spacing w:after="40"/>
+            </w:pPr>
+            <w:r>
+              <w:rPr>
+                <w:b/>
+                <w:sz w:val="18"/>
+              </w:rPr>
+            </w:r>
+            <w:r>
+              <w:rPr>
+                <w:b/>
+                <w:i w:val="0"/>
+                <w:sz w:val="18"/>
+              </w:rPr>
+              <w:t>EPISTAXIS — ANTERIOR (90%)</w:t>
+            </w:r>
+          </w:p>
+        </w:tc>
+        <w:tc>
+          <w:tcPr>
+            <w:tcW w:type="dxa" w:w="5112"/>
+          </w:tcPr>
+          <w:p>
+            <w:pPr>
+              <w:spacing w:after="40"/>
+            </w:pPr>
+            <w:r>
+              <w:rPr>
+                <w:sz w:val="18"/>
+              </w:rPr>
+            </w:r>
+            <w:r>
+              <w:rPr>
+                <w:b w:val="0"/>
+                <w:i w:val="0"/>
+                <w:sz w:val="18"/>
+              </w:rPr>
+              <w:t>Source: KIESSELBACH’S PLEXUS, anterior septum. Aetiology all LOCAL: digital trauma, LOW HUMIDITY, localised mucosal erosion, mild rhinitis. Unilateral anterior bleeding.</w:t>
+            </w:r>
+          </w:p>
+        </w:tc>
+      </w:tr>
+      <w:tr>
+        <w:tc>
+          <w:tcPr>
+            <w:tcW w:type="dxa" w:w="5112"/>
+            <w:shd w:val="clear" w:color="auto" w:fill="F1EEEF"/>
+          </w:tcPr>
+          <w:p>
+            <w:pPr>
+              <w:spacing w:after="40"/>
+            </w:pPr>
+            <w:r>
+              <w:rPr>
+                <w:b/>
+                <w:sz w:val="18"/>
+              </w:rPr>
+            </w:r>
+            <w:r>
+              <w:rPr>
+                <w:b/>
+                <w:i w:val="0"/>
+                <w:sz w:val="18"/>
+              </w:rPr>
+              <w:t>EPISTAXIS — POSTERIOR (10%)</w:t>
+            </w:r>
+          </w:p>
+        </w:tc>
+        <w:tc>
+          <w:tcPr>
+            <w:tcW w:type="dxa" w:w="5112"/>
+          </w:tcPr>
+          <w:p>
+            <w:pPr>
+              <w:spacing w:after="40"/>
+            </w:pPr>
+            <w:r>
+              <w:rPr>
+                <w:sz w:val="18"/>
+              </w:rPr>
+            </w:r>
+            <w:r>
+              <w:rPr>
+                <w:b w:val="0"/>
+                <w:i w:val="0"/>
+                <w:sz w:val="18"/>
+              </w:rPr>
+              <w:t>Source: WOODRUFF’S PLEXUS, posterolateral wall. Aetiology all SYSTEMIC: HYPERTENSION, ATHEROSCLEROSIS, ANTICOAGULANT THERAPY, COAGULOPATHY. PROFUSE bleeding down the posterior pharynx, AIRWAY RISK.</w:t>
+            </w:r>
+          </w:p>
+        </w:tc>
+      </w:tr>
+      <w:tr>
+        <w:tc>
+          <w:tcPr>
+            <w:tcW w:type="dxa" w:w="5112"/>
+            <w:shd w:val="clear" w:color="auto" w:fill="F1EEEF"/>
+          </w:tcPr>
+          <w:p>
+            <w:pPr>
+              <w:spacing w:after="40"/>
+            </w:pPr>
+            <w:r>
+              <w:rPr>
+                <w:b/>
+                <w:sz w:val="18"/>
+              </w:rPr>
+            </w:r>
+            <w:r>
+              <w:rPr>
+                <w:b/>
+                <w:i w:val="0"/>
+                <w:sz w:val="18"/>
+              </w:rPr>
+              <w:t>Why posterior is the dangerous one</w:t>
+            </w:r>
+          </w:p>
+        </w:tc>
+        <w:tc>
+          <w:tcPr>
+            <w:tcW w:type="dxa" w:w="5112"/>
+          </w:tcPr>
+          <w:p>
+            <w:pPr>
+              <w:spacing w:after="40"/>
+            </w:pPr>
+            <w:r>
+              <w:rPr>
+                <w:sz w:val="18"/>
+              </w:rPr>
+            </w:r>
+            <w:r>
+              <w:rPr>
+                <w:b w:val="0"/>
+                <w:i w:val="0"/>
+                <w:sz w:val="18"/>
+              </w:rPr>
+              <w:t>WOODRUFF’S carries FAR MORE ARTERIAL SUPPLY than Kiesselbach’s, and it sits where you cannot compress. “That thing may not stop bleeding.” But “you will usually only see ANTERIOR epistaxis.”</w:t>
+            </w:r>
+          </w:p>
+        </w:tc>
+      </w:tr>
+    </w:tbl>
+    <w:p>
+      <w:pPr>
+        <w:spacing w:after="80"/>
+      </w:pPr>
+    </w:p>
+    <w:p>
+      <w:pPr>
+        <w:pStyle w:val="Heading1"/>
+        <w:spacing w:before="280" w:after="100"/>
+      </w:pPr>
+      <w:r>
+        <w:rPr>
+          <w:rFonts w:ascii="Georgia" w:hAnsi="Georgia"/>
+          <w:color w:val="17494B"/>
+        </w:rPr>
+        <w:t>Larynx &amp; Neck</w:t>
+      </w:r>
+    </w:p>
+    <w:tbl>
+      <w:tblPr>
+        <w:tblStyle w:val="TableGrid"/>
+        <w:tblW w:type="auto" w:w="0"/>
+        <w:jc w:val="center"/>
+        <w:tblLook w:firstColumn="1" w:firstRow="1" w:lastColumn="0" w:lastRow="0" w:noHBand="0" w:noVBand="1" w:val="04A0"/>
+        <w:tblBorders>
+          <w:top w:val="single" w:sz="4" w:space="0" w:color="D8D2D4"/>
+          <w:left w:val="single" w:sz="4" w:space="0" w:color="D8D2D4"/>
+          <w:bottom w:val="single" w:sz="4" w:space="0" w:color="D8D2D4"/>
+          <w:right w:val="single" w:sz="4" w:space="0" w:color="D8D2D4"/>
+          <w:insideH w:val="single" w:sz="4" w:space="0" w:color="D8D2D4"/>
+          <w:insideV w:val="single" w:sz="4" w:space="0" w:color="D8D2D4"/>
+        </w:tblBorders>
+      </w:tblPr>
+      <w:tblGrid>
+        <w:gridCol w:w="5112"/>
+        <w:gridCol w:w="5112"/>
+      </w:tblGrid>
+      <w:tr>
+        <w:tc>
+          <w:tcPr>
+            <w:tcW w:type="dxa" w:w="5112"/>
+            <w:shd w:val="clear" w:color="auto" w:fill="17494B"/>
+          </w:tcPr>
+          <w:p>
+            <w:pPr>
+              <w:spacing w:after="40"/>
+            </w:pPr>
+            <w:r>
+              <w:rPr>
+                <w:b/>
+                <w:color w:val="FFFFFF"/>
+                <w:sz w:val="18"/>
+              </w:rPr>
+            </w:r>
+            <w:r>
+              <w:rPr>
+                <w:b/>
+                <w:i w:val="0"/>
+                <w:color w:val="FFFFFF"/>
+                <w:sz w:val="18"/>
+              </w:rPr>
+              <w:t>Term</w:t>
+            </w:r>
+          </w:p>
+        </w:tc>
+        <w:tc>
+          <w:tcPr>
+            <w:tcW w:type="dxa" w:w="5112"/>
+            <w:shd w:val="clear" w:color="auto" w:fill="17494B"/>
+          </w:tcPr>
+          <w:p>
+            <w:pPr>
+              <w:spacing w:after="40"/>
+            </w:pPr>
+            <w:r>
+              <w:rPr>
+                <w:b/>
+                <w:color w:val="FFFFFF"/>
+                <w:sz w:val="18"/>
+              </w:rPr>
+            </w:r>
+            <w:r>
+              <w:rPr>
+                <w:b/>
+                <w:i w:val="0"/>
+                <w:color w:val="FFFFFF"/>
+                <w:sz w:val="18"/>
+              </w:rPr>
+              <w:t>What you need to know</w:t>
+            </w:r>
+          </w:p>
+        </w:tc>
+      </w:tr>
+      <w:tr>
+        <w:tc>
+          <w:tcPr>
+            <w:tcW w:type="dxa" w:w="5112"/>
+            <w:shd w:val="clear" w:color="auto" w:fill="F1EEEF"/>
+          </w:tcPr>
+          <w:p>
+            <w:pPr>
+              <w:spacing w:after="40"/>
+            </w:pPr>
+            <w:r>
+              <w:rPr>
+                <w:b/>
+                <w:sz w:val="18"/>
+              </w:rPr>
+            </w:r>
+            <w:r>
+              <w:rPr>
+                <w:b/>
+                <w:i w:val="0"/>
+                <w:sz w:val="18"/>
+              </w:rPr>
+              <w:t>VOCAL CORD NODULES</w:t>
+            </w:r>
+          </w:p>
+        </w:tc>
+        <w:tc>
+          <w:tcPr>
+            <w:tcW w:type="dxa" w:w="5112"/>
+          </w:tcPr>
+          <w:p>
+            <w:pPr>
+              <w:spacing w:after="40"/>
+            </w:pPr>
+            <w:r>
+              <w:rPr>
+                <w:sz w:val="18"/>
+              </w:rPr>
+            </w:r>
+            <w:r>
+              <w:rPr>
+                <w:b w:val="0"/>
+                <w:i w:val="0"/>
+                <w:sz w:val="18"/>
+              </w:rPr>
+              <w:t>BILATERAL, SYMMETRICAL fibrous CALLUSES at the junction of the ANTERIOR 1/3 and POSTERIOR 2/3. From CHRONIC mechanical PHONOTRAUMA (yelling, cheering) → BASEMENT MEMBRANE HYALINISATION. “Singer’s nodes”.</w:t>
+            </w:r>
+          </w:p>
+        </w:tc>
+      </w:tr>
+      <w:tr>
+        <w:tc>
+          <w:tcPr>
+            <w:tcW w:type="dxa" w:w="5112"/>
+            <w:shd w:val="clear" w:color="auto" w:fill="F1EEEF"/>
+          </w:tcPr>
+          <w:p>
+            <w:pPr>
+              <w:spacing w:after="40"/>
+            </w:pPr>
+            <w:r>
+              <w:rPr>
+                <w:b/>
+                <w:sz w:val="18"/>
+              </w:rPr>
+            </w:r>
+            <w:r>
+              <w:rPr>
+                <w:b/>
+                <w:i w:val="0"/>
+                <w:sz w:val="18"/>
+              </w:rPr>
+              <w:t>VOCAL CORD POLYPS</w:t>
+            </w:r>
+          </w:p>
+        </w:tc>
+        <w:tc>
+          <w:tcPr>
+            <w:tcW w:type="dxa" w:w="5112"/>
+          </w:tcPr>
+          <w:p>
+            <w:pPr>
+              <w:spacing w:after="40"/>
+            </w:pPr>
+            <w:r>
+              <w:rPr>
+                <w:sz w:val="18"/>
+              </w:rPr>
+            </w:r>
+            <w:r>
+              <w:rPr>
+                <w:b w:val="0"/>
+                <w:i w:val="0"/>
+                <w:sz w:val="18"/>
+              </w:rPr>
+              <w:t>UNILATERAL, soft/fluid-filled or vascular, PEDUNCULATED, on the MIDDLE THIRD of the true cord. From ACUTE SEVERE voice strain or VOCAL CORD HAEMORRHAGE → localised inflammatory healing response.</w:t>
+            </w:r>
+          </w:p>
+        </w:tc>
+      </w:tr>
+      <w:tr>
+        <w:tc>
+          <w:tcPr>
+            <w:tcW w:type="dxa" w:w="5112"/>
+            <w:shd w:val="clear" w:color="auto" w:fill="F1EEEF"/>
+          </w:tcPr>
+          <w:p>
+            <w:pPr>
+              <w:spacing w:after="40"/>
+            </w:pPr>
+            <w:r>
+              <w:rPr>
+                <w:b/>
+                <w:sz w:val="18"/>
+              </w:rPr>
+            </w:r>
+            <w:r>
+              <w:rPr>
+                <w:b/>
+                <w:i w:val="0"/>
+                <w:sz w:val="18"/>
+              </w:rPr>
+              <w:t>Nodules vs polyps, in one line</w:t>
+            </w:r>
+          </w:p>
+        </w:tc>
+        <w:tc>
+          <w:tcPr>
+            <w:tcW w:type="dxa" w:w="5112"/>
+          </w:tcPr>
+          <w:p>
+            <w:pPr>
+              <w:spacing w:after="40"/>
+            </w:pPr>
+            <w:r>
+              <w:rPr>
+                <w:sz w:val="18"/>
+              </w:rPr>
+            </w:r>
+            <w:r>
+              <w:rPr>
+                <w:b w:val="0"/>
+                <w:i w:val="0"/>
+                <w:sz w:val="18"/>
+              </w:rPr>
+              <w:t>CHRONIC + BILATERAL vs ACUTE + UNILATERAL. Repeated impact damages BOTH cords at the SAME POINT; one violent strain or bleed damages ONE. (He misspoke “bilateral” for polyps and corrected himself — the slide and its picture both say UNILATERAL.)</w:t>
+            </w:r>
+          </w:p>
+        </w:tc>
+      </w:tr>
+      <w:tr>
+        <w:tc>
+          <w:tcPr>
+            <w:tcW w:type="dxa" w:w="5112"/>
+            <w:shd w:val="clear" w:color="auto" w:fill="F1EEEF"/>
+          </w:tcPr>
+          <w:p>
+            <w:pPr>
+              <w:spacing w:after="40"/>
+            </w:pPr>
+            <w:r>
+              <w:rPr>
+                <w:b/>
+                <w:sz w:val="18"/>
+              </w:rPr>
+            </w:r>
+            <w:r>
+              <w:rPr>
+                <w:b/>
+                <w:i w:val="0"/>
+                <w:sz w:val="18"/>
+              </w:rPr>
+              <w:t>Hyalinisation vs callus</w:t>
+            </w:r>
+          </w:p>
+        </w:tc>
+        <w:tc>
+          <w:tcPr>
+            <w:tcW w:type="dxa" w:w="5112"/>
+          </w:tcPr>
+          <w:p>
+            <w:pPr>
+              <w:spacing w:after="40"/>
+            </w:pPr>
+            <w:r>
+              <w:rPr>
+                <w:sz w:val="18"/>
+              </w:rPr>
+            </w:r>
+            <w:r>
+              <w:rPr>
+                <w:b w:val="0"/>
+                <w:i w:val="0"/>
+                <w:sz w:val="18"/>
+              </w:rPr>
+              <w:t>“HYALINISATION IS NOT THE SAME AS CALLUS FORMATION. Hyalinisation is a PINK, EXCESSIVE MEMBRANE GROWTH. Callus is a FIBROUS MATERIAL FORMATION — but it can be EITHER OR in the nodules.”</w:t>
+            </w:r>
+          </w:p>
+        </w:tc>
+      </w:tr>
+      <w:tr>
+        <w:tc>
+          <w:tcPr>
+            <w:tcW w:type="dxa" w:w="5112"/>
+            <w:shd w:val="clear" w:color="auto" w:fill="F1EEEF"/>
+          </w:tcPr>
+          <w:p>
+            <w:pPr>
+              <w:spacing w:after="40"/>
+            </w:pPr>
+            <w:r>
+              <w:rPr>
+                <w:b/>
+                <w:sz w:val="18"/>
+              </w:rPr>
+            </w:r>
+            <w:r>
+              <w:rPr>
+                <w:b/>
+                <w:i w:val="0"/>
+                <w:sz w:val="18"/>
+              </w:rPr>
+              <w:t>TONSILLITIS</w:t>
+            </w:r>
+          </w:p>
+        </w:tc>
+        <w:tc>
+          <w:tcPr>
+            <w:tcW w:type="dxa" w:w="5112"/>
+          </w:tcPr>
+          <w:p>
+            <w:pPr>
+              <w:spacing w:after="40"/>
+            </w:pPr>
+            <w:r>
+              <w:rPr>
+                <w:sz w:val="18"/>
+              </w:rPr>
+            </w:r>
+            <w:r>
+              <w:rPr>
+                <w:b w:val="0"/>
+                <w:i w:val="0"/>
+                <w:sz w:val="18"/>
+              </w:rPr>
+              <w:t>Acute VIRAL or BACTERIAL inflammation of the PALATINE TONSILS and pharyngeal mucosa. Bacterial is usually GROUP A STREPTOCOCCUS.</w:t>
+            </w:r>
+          </w:p>
+        </w:tc>
+      </w:tr>
+      <w:tr>
+        <w:tc>
+          <w:tcPr>
+            <w:tcW w:type="dxa" w:w="5112"/>
+            <w:shd w:val="clear" w:color="auto" w:fill="F1EEEF"/>
+          </w:tcPr>
+          <w:p>
+            <w:pPr>
+              <w:spacing w:after="40"/>
+            </w:pPr>
+            <w:r>
+              <w:rPr>
+                <w:b/>
+                <w:sz w:val="18"/>
+              </w:rPr>
+            </w:r>
+            <w:r>
+              <w:rPr>
+                <w:b/>
+                <w:i w:val="0"/>
+                <w:sz w:val="18"/>
+              </w:rPr>
+              <w:t>TONSILLITIS — symptoms</w:t>
+            </w:r>
+          </w:p>
+        </w:tc>
+        <w:tc>
+          <w:tcPr>
+            <w:tcW w:type="dxa" w:w="5112"/>
+          </w:tcPr>
+          <w:p>
+            <w:pPr>
+              <w:spacing w:after="40"/>
+            </w:pPr>
+            <w:r>
+              <w:rPr>
+                <w:sz w:val="18"/>
+              </w:rPr>
+            </w:r>
+            <w:r>
+              <w:rPr>
+                <w:b w:val="0"/>
+                <w:i w:val="0"/>
+                <w:sz w:val="18"/>
+              </w:rPr>
+              <w:t>Sore throat · ODYNOPHAGIA (pain on swallowing) · fever · TONSILLAR EXUDATES · TRISMUS · ASYMMETRIC TONSILLAR DEVIATION IF COMPLICATED BY ABSCESS.</w:t>
+            </w:r>
+          </w:p>
+        </w:tc>
+      </w:tr>
+      <w:tr>
+        <w:tc>
+          <w:tcPr>
+            <w:tcW w:type="dxa" w:w="5112"/>
+            <w:shd w:val="clear" w:color="auto" w:fill="F1EEEF"/>
+          </w:tcPr>
+          <w:p>
+            <w:pPr>
+              <w:spacing w:after="40"/>
+            </w:pPr>
+            <w:r>
+              <w:rPr>
+                <w:b/>
+                <w:sz w:val="18"/>
+              </w:rPr>
+            </w:r>
+            <w:r>
+              <w:rPr>
+                <w:b/>
+                <w:i w:val="0"/>
+                <w:sz w:val="18"/>
+              </w:rPr>
+              <w:t>Asymmetry is the alarm</w:t>
+            </w:r>
+          </w:p>
+        </w:tc>
+        <w:tc>
+          <w:tcPr>
+            <w:tcW w:type="dxa" w:w="5112"/>
+          </w:tcPr>
+          <w:p>
+            <w:pPr>
+              <w:spacing w:after="40"/>
+            </w:pPr>
+            <w:r>
+              <w:rPr>
+                <w:sz w:val="18"/>
+              </w:rPr>
+            </w:r>
+            <w:r>
+              <w:rPr>
+                <w:b w:val="0"/>
+                <w:i w:val="0"/>
+                <w:sz w:val="18"/>
+              </w:rPr>
+              <w:t>Tonsillitis is SYMMETRICAL. An ABSCESS pushes ONE tonsil across the midline and CLAMPS THE JAW. Chronic swollen tonsils that OBSTRUCT THE AIRWAY are an emergency. Epiglottitis sits “a little inferior to the tonsillitis”.</w:t>
+            </w:r>
+          </w:p>
+        </w:tc>
+      </w:tr>
+      <w:tr>
+        <w:tc>
+          <w:tcPr>
+            <w:tcW w:type="dxa" w:w="5112"/>
+            <w:shd w:val="clear" w:color="auto" w:fill="F1EEEF"/>
+          </w:tcPr>
+          <w:p>
+            <w:pPr>
+              <w:spacing w:after="40"/>
+            </w:pPr>
+            <w:r>
+              <w:rPr>
+                <w:b/>
+                <w:sz w:val="18"/>
+              </w:rPr>
+            </w:r>
+            <w:r>
+              <w:rPr>
+                <w:b/>
+                <w:i w:val="0"/>
+                <w:sz w:val="18"/>
+              </w:rPr>
+              <w:t>Bacterial vs viral tonsils (from the picture)</w:t>
+            </w:r>
+          </w:p>
+        </w:tc>
+        <w:tc>
+          <w:tcPr>
+            <w:tcW w:type="dxa" w:w="5112"/>
+          </w:tcPr>
+          <w:p>
+            <w:pPr>
+              <w:spacing w:after="40"/>
+            </w:pPr>
+            <w:r>
+              <w:rPr>
+                <w:sz w:val="18"/>
+              </w:rPr>
+            </w:r>
+            <w:r>
+              <w:rPr>
+                <w:b w:val="0"/>
+                <w:i w:val="0"/>
+                <w:sz w:val="18"/>
+              </w:rPr>
+              <w:t>WHITE PATCHES or NODULES on red swollen tonsils → BACTERIAL. RED AND SWOLLEN WITH NO EXUDATE → VIRAL.</w:t>
+            </w:r>
+          </w:p>
+        </w:tc>
+      </w:tr>
+      <w:tr>
+        <w:tc>
+          <w:tcPr>
+            <w:tcW w:type="dxa" w:w="5112"/>
+            <w:shd w:val="clear" w:color="auto" w:fill="F1EEEF"/>
+          </w:tcPr>
+          <w:p>
+            <w:pPr>
+              <w:spacing w:after="40"/>
+            </w:pPr>
+            <w:r>
+              <w:rPr>
+                <w:b/>
+                <w:sz w:val="18"/>
+              </w:rPr>
+            </w:r>
+            <w:r>
+              <w:rPr>
+                <w:b/>
+                <w:i w:val="0"/>
+                <w:sz w:val="18"/>
+              </w:rPr>
+              <w:t>CERVICAL LYMPHADENOPATHY — reactive</w:t>
+            </w:r>
+          </w:p>
+        </w:tc>
+        <w:tc>
+          <w:tcPr>
+            <w:tcW w:type="dxa" w:w="5112"/>
+          </w:tcPr>
+          <w:p>
+            <w:pPr>
+              <w:spacing w:after="40"/>
+            </w:pPr>
+            <w:r>
+              <w:rPr>
+                <w:sz w:val="18"/>
+              </w:rPr>
+            </w:r>
+            <w:r>
+              <w:rPr>
+                <w:b w:val="0"/>
+                <w:i w:val="0"/>
+                <w:sz w:val="18"/>
+              </w:rPr>
+              <w:t>Usually BENIGN enlargement responding to regional head/neck infection (viral URI, OTITIS MEDIA, DENTAL DISEASE) or systemic inflammatory conditions. PALPABLE AND TENDER.</w:t>
+            </w:r>
+          </w:p>
+        </w:tc>
+      </w:tr>
+      <w:tr>
+        <w:tc>
+          <w:tcPr>
+            <w:tcW w:type="dxa" w:w="5112"/>
+            <w:shd w:val="clear" w:color="auto" w:fill="F1EEEF"/>
+          </w:tcPr>
+          <w:p>
+            <w:pPr>
+              <w:spacing w:after="40"/>
+            </w:pPr>
+            <w:r>
+              <w:rPr>
+                <w:b/>
+                <w:sz w:val="18"/>
+              </w:rPr>
+            </w:r>
+            <w:r>
+              <w:rPr>
+                <w:b/>
+                <w:i w:val="0"/>
+                <w:sz w:val="18"/>
+              </w:rPr>
+              <w:t>★ The red-flag COMBINATION</w:t>
+            </w:r>
+          </w:p>
+        </w:tc>
+        <w:tc>
+          <w:tcPr>
+            <w:tcW w:type="dxa" w:w="5112"/>
+          </w:tcPr>
+          <w:p>
+            <w:pPr>
+              <w:spacing w:after="40"/>
+            </w:pPr>
+            <w:r>
+              <w:rPr>
+                <w:sz w:val="18"/>
+              </w:rPr>
+            </w:r>
+            <w:r>
+              <w:rPr>
+                <w:b w:val="0"/>
+                <w:i w:val="0"/>
+                <w:sz w:val="18"/>
+              </w:rPr>
+              <w:t>PERSISTENT + RUBBERY OR MATTED + SUPRACLAVICULAR OR CERVICAL + OLDER ADULT → immediate assessment to rule out LYMPHOMA. Not any large node — the combination.</w:t>
+            </w:r>
+          </w:p>
+        </w:tc>
+      </w:tr>
+      <w:tr>
+        <w:tc>
+          <w:tcPr>
+            <w:tcW w:type="dxa" w:w="5112"/>
+            <w:shd w:val="clear" w:color="auto" w:fill="F1EEEF"/>
+          </w:tcPr>
+          <w:p>
+            <w:pPr>
+              <w:spacing w:after="40"/>
+            </w:pPr>
+            <w:r>
+              <w:rPr>
+                <w:b/>
+                <w:sz w:val="18"/>
+              </w:rPr>
+            </w:r>
+            <w:r>
+              <w:rPr>
+                <w:b/>
+                <w:i w:val="0"/>
+                <w:sz w:val="18"/>
+              </w:rPr>
+              <w:t>Tender vs matted</w:t>
+            </w:r>
+          </w:p>
+        </w:tc>
+        <w:tc>
+          <w:tcPr>
+            <w:tcW w:type="dxa" w:w="5112"/>
+          </w:tcPr>
+          <w:p>
+            <w:pPr>
+              <w:spacing w:after="40"/>
+            </w:pPr>
+            <w:r>
+              <w:rPr>
+                <w:sz w:val="18"/>
+              </w:rPr>
+            </w:r>
+            <w:r>
+              <w:rPr>
+                <w:b w:val="0"/>
+                <w:i w:val="0"/>
+                <w:sz w:val="18"/>
+              </w:rPr>
+              <w:t>TENDER AND SOFT = REACTIVE. PAINLESS, RUBBERY, MATTED = not. MATTED means the nodes have LOST THEIR INDIVIDUAL CAPSULES and move as one mass.</w:t>
             </w:r>
           </w:p>
         </w:tc>
